--- a/00-首页/题组Word/初赛模拟卷/初赛模拟卷I（非有机·答案版）.docx
+++ b/00-首页/题组Word/初赛模拟卷/初赛模拟卷I（非有机·答案版）.docx
@@ -55,6 +55,7 @@
     <w:p>
       <w:pPr>
         <w:pStyle w:val="BlockText"/>
+        <w:ind w:firstLine="420"/>
       </w:pPr>
       <w:r>
         <w:rPr>
@@ -799,6 +800,7 @@
     <w:p>
       <w:pPr>
         <w:pStyle w:val="BlockText"/>
+        <w:ind w:firstLine="420"/>
       </w:pPr>
       <w:r>
         <w:rPr>
@@ -894,6 +896,7 @@
     <w:p>
       <w:pPr>
         <w:pStyle w:val="FirstParagraph"/>
+        <w:ind w:firstLine="420"/>
       </w:pPr>
       <w:r>
         <w:rPr>
@@ -911,6 +914,7 @@
     <w:p>
       <w:pPr>
         <w:pStyle w:val="BodyText"/>
+        <w:ind w:firstLine="420"/>
       </w:pPr>
       <w:r>
         <w:rPr>
@@ -1021,6 +1025,7 @@
     <w:p>
       <w:pPr>
         <w:pStyle w:val="BodyText"/>
+        <w:ind w:firstLine="420"/>
       </w:pPr>
       <w:r>
         <w:rPr>
@@ -1144,6 +1149,7 @@
     <w:p>
       <w:pPr>
         <w:pStyle w:val="BodyText"/>
+        <w:ind w:firstLine="420"/>
       </w:pPr>
       <w:r>
         <w:rPr>
@@ -1220,6 +1226,7 @@
     <w:p>
       <w:pPr>
         <w:pStyle w:val="BodyText"/>
+        <w:ind w:firstLine="420"/>
       </w:pPr>
       <w:r>
         <w:rPr>
@@ -1363,6 +1370,7 @@
     <w:p>
       <w:pPr>
         <w:pStyle w:val="BodyText"/>
+        <w:ind w:firstLine="420"/>
       </w:pPr>
       <w:r>
         <w:rPr>
@@ -2376,6 +2384,7 @@
     <w:p>
       <w:pPr>
         <w:pStyle w:val="FirstParagraph"/>
+        <w:ind w:firstLine="420"/>
       </w:pPr>
       <w:r>
         <w:rPr>
@@ -3243,6 +3252,7 @@
     <w:p>
       <w:pPr>
         <w:pStyle w:val="BlockText"/>
+        <w:ind w:firstLine="420"/>
       </w:pPr>
       <w:r>
         <w:rPr>
@@ -3338,6 +3348,7 @@
     <w:p>
       <w:pPr>
         <w:pStyle w:val="FirstParagraph"/>
+        <w:ind w:firstLine="420"/>
       </w:pPr>
       <w:r>
         <w:rPr>
@@ -3361,6 +3372,7 @@
     <w:p>
       <w:pPr>
         <w:pStyle w:val="BodyText"/>
+        <w:ind w:firstLine="420"/>
       </w:pPr>
       <w:r>
         <w:rPr>
@@ -3585,6 +3597,7 @@
     <w:p>
       <w:pPr>
         <w:pStyle w:val="BodyText"/>
+        <w:ind w:firstLine="420"/>
       </w:pPr>
       <w:r>
         <w:rPr>
@@ -3632,6 +3645,7 @@
     <w:p>
       <w:pPr>
         <w:pStyle w:val="BodyText"/>
+        <w:ind w:firstLine="420"/>
       </w:pPr>
       <w:r>
         <w:rPr>
@@ -3787,6 +3801,7 @@
     <w:p>
       <w:pPr>
         <w:pStyle w:val="BodyText"/>
+        <w:ind w:firstLine="420"/>
       </w:pPr>
       <w:r>
         <w:rPr>
@@ -4184,6 +4199,7 @@
     <w:p>
       <w:pPr>
         <w:pStyle w:val="BlockText"/>
+        <w:ind w:firstLine="420"/>
       </w:pPr>
       <w:r>
         <w:rPr>
@@ -4346,6 +4362,7 @@
     <w:p>
       <w:pPr>
         <w:pStyle w:val="FirstParagraph"/>
+        <w:ind w:firstLine="420"/>
       </w:pPr>
       <w:r>
         <w:rPr>
@@ -4528,6 +4545,7 @@
     <w:p>
       <w:pPr>
         <w:pStyle w:val="FirstParagraph"/>
+        <w:ind w:firstLine="420"/>
       </w:pPr>
       <w:r>
         <w:rPr>
@@ -4604,6 +4622,7 @@
     <w:p>
       <w:pPr>
         <w:pStyle w:val="BodyText"/>
+        <w:ind w:firstLine="420"/>
       </w:pPr>
       <w:r>
         <w:rPr>
@@ -5112,6 +5131,7 @@
     <w:p>
       <w:pPr>
         <w:pStyle w:val="BodyText"/>
+        <w:ind w:firstLine="420"/>
       </w:pPr>
       <w:r>
         <w:rPr>
@@ -5305,6 +5325,7 @@
     <w:p>
       <w:pPr>
         <w:pStyle w:val="BodyText"/>
+        <w:ind w:firstLine="420"/>
       </w:pPr>
       <w:r>
         <w:rPr>
@@ -5328,6 +5349,7 @@
     <w:p>
       <w:pPr>
         <w:pStyle w:val="BodyText"/>
+        <w:ind w:firstLine="420"/>
       </w:pPr>
       <w:r>
         <w:rPr>
@@ -5562,6 +5584,7 @@
     <w:p>
       <w:pPr>
         <w:pStyle w:val="BodyText"/>
+        <w:ind w:firstLine="420"/>
       </w:pPr>
       <m:oMath>
         <m:oMathPr>
@@ -5673,6 +5696,7 @@
     <w:p>
       <w:pPr>
         <w:pStyle w:val="BodyText"/>
+        <w:ind w:firstLine="420"/>
       </w:pPr>
       <w:r>
         <w:rPr>
@@ -5921,6 +5945,7 @@
     <w:p>
       <w:pPr>
         <w:pStyle w:val="BlockText"/>
+        <w:ind w:firstLine="420"/>
       </w:pPr>
       <w:r>
         <w:rPr>
@@ -6016,6 +6041,7 @@
     <w:p>
       <w:pPr>
         <w:pStyle w:val="FirstParagraph"/>
+        <w:ind w:firstLine="420"/>
       </w:pPr>
       <w:r>
         <w:rPr>
@@ -6105,6 +6131,7 @@
     <w:p>
       <w:pPr>
         <w:pStyle w:val="BodyText"/>
+        <w:ind w:firstLine="420"/>
       </w:pPr>
       <w:r>
         <w:rPr>
@@ -6152,6 +6179,7 @@
     <w:p>
       <w:pPr>
         <w:pStyle w:val="BodyText"/>
+        <w:ind w:firstLine="420"/>
       </w:pPr>
       <w:r>
         <w:rPr>
@@ -6187,6 +6215,7 @@
     <w:p>
       <w:pPr>
         <w:pStyle w:val="BodyText"/>
+        <w:ind w:firstLine="420"/>
       </w:pPr>
       <w:r>
         <w:rPr>
@@ -6222,6 +6251,7 @@
     <w:p>
       <w:pPr>
         <w:pStyle w:val="BodyText"/>
+        <w:ind w:firstLine="420"/>
       </w:pPr>
       <w:r>
         <w:rPr>
@@ -6306,6 +6336,7 @@
     <w:p>
       <w:pPr>
         <w:pStyle w:val="FirstParagraph"/>
+        <w:ind w:firstLine="420"/>
       </w:pPr>
       <w:r>
         <w:rPr>
@@ -6540,6 +6571,7 @@
     <w:p>
       <w:pPr>
         <w:pStyle w:val="BodyText"/>
+        <w:ind w:firstLine="420"/>
       </w:pPr>
       <w:r>
         <w:rPr>
@@ -6563,6 +6595,7 @@
     <w:p>
       <w:pPr>
         <w:pStyle w:val="BodyText"/>
+        <w:ind w:firstLine="420"/>
       </w:pPr>
       <w:r>
         <w:rPr>
@@ -6748,6 +6781,7 @@
     <w:p>
       <w:pPr>
         <w:pStyle w:val="FirstParagraph"/>
+        <w:ind w:firstLine="420"/>
       </w:pPr>
       <w:r>
         <w:rPr>
@@ -6978,6 +7012,7 @@
     <w:p>
       <w:pPr>
         <w:pStyle w:val="FirstParagraph"/>
+        <w:ind w:firstLine="420"/>
       </w:pPr>
       <w:r>
         <w:rPr>
@@ -7001,6 +7036,7 @@
     <w:p>
       <w:pPr>
         <w:pStyle w:val="BodyText"/>
+        <w:ind w:firstLine="420"/>
       </w:pPr>
       <w:r>
         <w:rPr>
@@ -7088,6 +7124,7 @@
     <w:p>
       <w:pPr>
         <w:pStyle w:val="BodyText"/>
+        <w:ind w:firstLine="420"/>
       </w:pPr>
       <w:r>
         <w:rPr>
@@ -7111,6 +7148,7 @@
     <w:p>
       <w:pPr>
         <w:pStyle w:val="BodyText"/>
+        <w:ind w:firstLine="420"/>
       </w:pPr>
       <w:r>
         <w:rPr>
@@ -7205,6 +7243,7 @@
     <w:p>
       <w:pPr>
         <w:pStyle w:val="BodyText"/>
+        <w:ind w:firstLine="420"/>
       </w:pPr>
       <w:r>
         <w:rPr>
@@ -7228,6 +7267,7 @@
     <w:p>
       <w:pPr>
         <w:pStyle w:val="BodyText"/>
+        <w:ind w:firstLine="420"/>
       </w:pPr>
       <w:r>
         <w:rPr>
@@ -7601,6 +7641,7 @@
     <w:p>
       <w:pPr>
         <w:pStyle w:val="FirstParagraph"/>
+        <w:ind w:firstLine="420"/>
       </w:pPr>
       <w:r>
         <w:rPr>
@@ -7865,6 +7906,7 @@
     <w:p>
       <w:pPr>
         <w:pStyle w:val="BlockText"/>
+        <w:ind w:firstLine="420"/>
       </w:pPr>
       <w:r>
         <w:rPr>
@@ -7960,6 +8002,7 @@
     <w:p>
       <w:pPr>
         <w:pStyle w:val="FirstParagraph"/>
+        <w:ind w:firstLine="420"/>
       </w:pPr>
       <w:r>
         <w:rPr>
@@ -8103,6 +8146,7 @@
     <w:p>
       <w:pPr>
         <w:pStyle w:val="BodyText"/>
+        <w:ind w:firstLine="420"/>
       </w:pPr>
       <w:r>
         <w:rPr>
@@ -8296,6 +8340,7 @@
     <w:p>
       <w:pPr>
         <w:pStyle w:val="BodyText"/>
+        <w:ind w:firstLine="420"/>
       </w:pPr>
       <w:r>
         <w:rPr>
@@ -8313,6 +8358,7 @@
     <w:p>
       <w:pPr>
         <w:pStyle w:val="BodyText"/>
+        <w:ind w:firstLine="420"/>
       </w:pPr>
       <w:r>
         <w:rPr>
@@ -8497,6 +8543,7 @@
     <w:p>
       <w:pPr>
         <w:pStyle w:val="BodyText"/>
+        <w:ind w:firstLine="420"/>
       </w:pPr>
       <w:r>
         <w:rPr>
@@ -8648,6 +8695,7 @@
     <w:p>
       <w:pPr>
         <w:pStyle w:val="BodyText"/>
+        <w:ind w:firstLine="420"/>
       </w:pPr>
       <w:r>
         <w:rPr>
@@ -8830,6 +8878,7 @@
     <w:p>
       <w:pPr>
         <w:pStyle w:val="BodyText"/>
+        <w:ind w:firstLine="420"/>
       </w:pPr>
       <w:r>
         <w:rPr>
@@ -8935,6 +8984,7 @@
     <w:p>
       <w:pPr>
         <w:pStyle w:val="BodyText"/>
+        <w:ind w:firstLine="420"/>
       </w:pPr>
       <w:r>
         <w:rPr>
@@ -9243,6 +9293,7 @@
     <w:p>
       <w:pPr>
         <w:pStyle w:val="FirstParagraph"/>
+        <w:ind w:firstLine="420"/>
       </w:pPr>
       <w:r>
         <w:rPr>
@@ -9564,6 +9615,7 @@
     <w:p>
       <w:pPr>
         <w:pStyle w:val="BodyText"/>
+        <w:ind w:firstLine="420"/>
       </w:pPr>
       <w:r>
         <w:rPr>
@@ -10379,6 +10431,7 @@
     <w:p>
       <w:pPr>
         <w:pStyle w:val="FirstParagraph"/>
+        <w:ind w:firstLine="420"/>
       </w:pPr>
       <w:r>
         <w:rPr>
@@ -10439,6 +10492,114 @@
           <w:rFonts w:hint="eastAsia" w:ascii="Times New Roman" w:hAnsi="Times New Roman" w:eastAsia="Times New Roman" w:cs="Times New Roman"/>
         </w:rPr>
         <w:t>。</w:t>
+      </w:r>
+    </w:p>
+    <w:p>
+      <w:pPr>
+        <w:pStyle w:val="BodyText"/>
+        <w:ind w:firstLine="420"/>
+      </w:pPr>
+      <w:r>
+        <w:rPr>
+          <w:rFonts w:hint="eastAsia" w:ascii="Times New Roman" w:hAnsi="Times New Roman" w:eastAsia="Times New Roman" w:cs="Times New Roman"/>
+        </w:rPr>
+        <w:t>（</w:t>
+      </w:r>
+      <w:r>
+        <w:rPr>
+          <w:rFonts w:hint="eastAsia" w:ascii="Times New Roman" w:hAnsi="Times New Roman" w:eastAsia="FangSong" w:cs="Times New Roman"/>
+        </w:rPr>
+        <w:t>注</w:t>
+      </w:r>
+      <w:r>
+        <w:rPr>
+          <w:rFonts w:hint="eastAsia" w:ascii="Times New Roman" w:hAnsi="Times New Roman" w:eastAsia="Times New Roman" w:cs="Times New Roman"/>
+        </w:rPr>
+        <w:t>：</w:t>
+      </w:r>
+      <w:r>
+        <w:rPr>
+          <w:rFonts w:hint="eastAsia" w:ascii="Times New Roman" w:hAnsi="Times New Roman" w:eastAsia="FangSong" w:cs="Times New Roman"/>
+        </w:rPr>
+        <w:t>此处并没有讨论碳酸氢根与</w:t>
+      </w:r>
+      <w:r>
+        <w:rPr>
+          <w:rFonts w:ascii="Times New Roman" w:hAnsi="Times New Roman" w:eastAsia="Times New Roman" w:cs="Times New Roman"/>
+        </w:rPr>
+        <w:t xml:space="preserve"> VFA </w:t>
+      </w:r>
+      <w:r>
+        <w:rPr>
+          <w:rFonts w:hint="eastAsia" w:ascii="Times New Roman" w:hAnsi="Times New Roman" w:eastAsia="FangSong" w:cs="Times New Roman"/>
+        </w:rPr>
+        <w:t>的相对浓度关系</w:t>
+      </w:r>
+      <w:r>
+        <w:rPr>
+          <w:rFonts w:hint="eastAsia" w:ascii="Times New Roman" w:hAnsi="Times New Roman" w:eastAsia="Times New Roman" w:cs="Times New Roman"/>
+        </w:rPr>
+        <w:t>。</w:t>
+      </w:r>
+      <w:r>
+        <w:rPr>
+          <w:rFonts w:hint="eastAsia" w:ascii="Times New Roman" w:hAnsi="Times New Roman" w:eastAsia="FangSong" w:cs="Times New Roman"/>
+        </w:rPr>
+        <w:t>为简化计算</w:t>
+      </w:r>
+      <w:r>
+        <w:rPr>
+          <w:rFonts w:hint="eastAsia" w:ascii="Times New Roman" w:hAnsi="Times New Roman" w:eastAsia="Times New Roman" w:cs="Times New Roman"/>
+        </w:rPr>
+        <w:t>，</w:t>
+      </w:r>
+      <w:r>
+        <w:rPr>
+          <w:rFonts w:hint="eastAsia" w:ascii="Times New Roman" w:hAnsi="Times New Roman" w:eastAsia="FangSong" w:cs="Times New Roman"/>
+        </w:rPr>
+        <w:t>在</w:t>
+      </w:r>
+      <w:r>
+        <w:rPr>
+          <w:rFonts w:ascii="Times New Roman" w:hAnsi="Times New Roman" w:eastAsia="Times New Roman" w:cs="Times New Roman"/>
+        </w:rPr>
+        <w:t xml:space="preserve"> 4-1 </w:t>
+      </w:r>
+      <w:r>
+        <w:rPr>
+          <w:rFonts w:hint="eastAsia" w:ascii="Times New Roman" w:hAnsi="Times New Roman" w:eastAsia="FangSong" w:cs="Times New Roman"/>
+        </w:rPr>
+        <w:t>中指出为少量杂质离子</w:t>
+      </w:r>
+      <w:r>
+        <w:rPr>
+          <w:rFonts w:hint="eastAsia" w:ascii="Times New Roman" w:hAnsi="Times New Roman" w:eastAsia="Times New Roman" w:cs="Times New Roman"/>
+        </w:rPr>
+        <w:t>，</w:t>
+      </w:r>
+      <w:r>
+        <w:rPr>
+          <w:rFonts w:hint="eastAsia" w:ascii="Times New Roman" w:hAnsi="Times New Roman" w:eastAsia="FangSong" w:cs="Times New Roman"/>
+        </w:rPr>
+        <w:t>但实际分析时能否忽略</w:t>
+      </w:r>
+      <w:r>
+        <w:rPr>
+          <w:rFonts w:hint="eastAsia" w:ascii="Times New Roman" w:hAnsi="Times New Roman" w:eastAsia="Times New Roman" w:cs="Times New Roman"/>
+        </w:rPr>
+        <w:t>，</w:t>
+      </w:r>
+      <w:r>
+        <w:rPr>
+          <w:rFonts w:hint="eastAsia" w:ascii="Times New Roman" w:hAnsi="Times New Roman" w:eastAsia="FangSong" w:cs="Times New Roman"/>
+        </w:rPr>
+        <w:t>还需进一步分析</w:t>
+      </w:r>
+      <w:r>
+        <w:rPr>
+          <w:rFonts w:hint="eastAsia" w:ascii="Times New Roman" w:hAnsi="Times New Roman" w:eastAsia="Times New Roman" w:cs="Times New Roman"/>
+        </w:rPr>
+        <w:t>。）</w:t>
       </w:r>
     </w:p>
     <w:p>
@@ -10447,123 +10608,17 @@
       </w:pPr>
       <w:r>
         <w:rPr>
-          <w:rFonts w:hint="eastAsia" w:ascii="Times New Roman" w:hAnsi="Times New Roman" w:eastAsia="Times New Roman" w:cs="Times New Roman"/>
-        </w:rPr>
-        <w:t>（</w:t>
-      </w:r>
-      <w:r>
-        <w:rPr>
-          <w:rFonts w:hint="eastAsia" w:ascii="Times New Roman" w:hAnsi="Times New Roman" w:eastAsia="FangSong" w:cs="Times New Roman"/>
-        </w:rPr>
-        <w:t>注</w:t>
-      </w:r>
-      <w:r>
-        <w:rPr>
-          <w:rFonts w:hint="eastAsia" w:ascii="Times New Roman" w:hAnsi="Times New Roman" w:eastAsia="Times New Roman" w:cs="Times New Roman"/>
-        </w:rPr>
-        <w:t>：</w:t>
-      </w:r>
-      <w:r>
-        <w:rPr>
-          <w:rFonts w:hint="eastAsia" w:ascii="Times New Roman" w:hAnsi="Times New Roman" w:eastAsia="FangSong" w:cs="Times New Roman"/>
-        </w:rPr>
-        <w:t>此处并没有讨论碳酸氢根与</w:t>
-      </w:r>
-      <w:r>
-        <w:rPr>
-          <w:rFonts w:ascii="Times New Roman" w:hAnsi="Times New Roman" w:eastAsia="Times New Roman" w:cs="Times New Roman"/>
-        </w:rPr>
-        <w:t xml:space="preserve"> VFA </w:t>
-      </w:r>
-      <w:r>
-        <w:rPr>
-          <w:rFonts w:hint="eastAsia" w:ascii="Times New Roman" w:hAnsi="Times New Roman" w:eastAsia="FangSong" w:cs="Times New Roman"/>
-        </w:rPr>
-        <w:t>的相对浓度关系</w:t>
-      </w:r>
-      <w:r>
-        <w:rPr>
-          <w:rFonts w:hint="eastAsia" w:ascii="Times New Roman" w:hAnsi="Times New Roman" w:eastAsia="Times New Roman" w:cs="Times New Roman"/>
-        </w:rPr>
-        <w:t>。</w:t>
-      </w:r>
-      <w:r>
-        <w:rPr>
-          <w:rFonts w:hint="eastAsia" w:ascii="Times New Roman" w:hAnsi="Times New Roman" w:eastAsia="FangSong" w:cs="Times New Roman"/>
-        </w:rPr>
-        <w:t>为简化计算</w:t>
-      </w:r>
-      <w:r>
-        <w:rPr>
-          <w:rFonts w:hint="eastAsia" w:ascii="Times New Roman" w:hAnsi="Times New Roman" w:eastAsia="Times New Roman" w:cs="Times New Roman"/>
-        </w:rPr>
-        <w:t>，</w:t>
-      </w:r>
-      <w:r>
-        <w:rPr>
-          <w:rFonts w:hint="eastAsia" w:ascii="Times New Roman" w:hAnsi="Times New Roman" w:eastAsia="FangSong" w:cs="Times New Roman"/>
-        </w:rPr>
-        <w:t>在</w:t>
-      </w:r>
-      <w:r>
-        <w:rPr>
-          <w:rFonts w:ascii="Times New Roman" w:hAnsi="Times New Roman" w:eastAsia="Times New Roman" w:cs="Times New Roman"/>
-        </w:rPr>
-        <w:t xml:space="preserve"> 4-1 </w:t>
-      </w:r>
-      <w:r>
-        <w:rPr>
-          <w:rFonts w:hint="eastAsia" w:ascii="Times New Roman" w:hAnsi="Times New Roman" w:eastAsia="FangSong" w:cs="Times New Roman"/>
-        </w:rPr>
-        <w:t>中指出为少量杂质离子</w:t>
-      </w:r>
-      <w:r>
-        <w:rPr>
-          <w:rFonts w:hint="eastAsia" w:ascii="Times New Roman" w:hAnsi="Times New Roman" w:eastAsia="Times New Roman" w:cs="Times New Roman"/>
-        </w:rPr>
-        <w:t>，</w:t>
-      </w:r>
-      <w:r>
-        <w:rPr>
-          <w:rFonts w:hint="eastAsia" w:ascii="Times New Roman" w:hAnsi="Times New Roman" w:eastAsia="FangSong" w:cs="Times New Roman"/>
-        </w:rPr>
-        <w:t>但实际分析时能否忽略</w:t>
-      </w:r>
-      <w:r>
-        <w:rPr>
-          <w:rFonts w:hint="eastAsia" w:ascii="Times New Roman" w:hAnsi="Times New Roman" w:eastAsia="Times New Roman" w:cs="Times New Roman"/>
-        </w:rPr>
-        <w:t>，</w:t>
-      </w:r>
-      <w:r>
-        <w:rPr>
-          <w:rFonts w:hint="eastAsia" w:ascii="Times New Roman" w:hAnsi="Times New Roman" w:eastAsia="FangSong" w:cs="Times New Roman"/>
-        </w:rPr>
-        <w:t>还需进一步分析</w:t>
-      </w:r>
-      <w:r>
-        <w:rPr>
-          <w:rFonts w:hint="eastAsia" w:ascii="Times New Roman" w:hAnsi="Times New Roman" w:eastAsia="Times New Roman" w:cs="Times New Roman"/>
-        </w:rPr>
-        <w:t>。）</w:t>
+          <w:rFonts w:ascii="Times New Roman" w:hAnsi="Times New Roman" w:eastAsia="Times New Roman" w:cs="Times New Roman"/>
+          <w:b/>
+          <w:bCs/>
+        </w:rPr>
+        <w:t xml:space="preserve">4-3</w:t>
       </w:r>
     </w:p>
     <w:p>
       <w:pPr>
         <w:pStyle w:val="BodyText"/>
-      </w:pPr>
-      <w:r>
-        <w:rPr>
-          <w:rFonts w:ascii="Times New Roman" w:hAnsi="Times New Roman" w:eastAsia="Times New Roman" w:cs="Times New Roman"/>
-          <w:b/>
-          <w:bCs/>
-        </w:rPr>
-        <w:t xml:space="preserve">4-3</w:t>
-      </w:r>
-    </w:p>
-    <w:p>
-      <w:pPr>
-        <w:pStyle w:val="BodyText"/>
+        <w:ind w:firstLine="420"/>
       </w:pPr>
       <w:r>
         <w:rPr>
@@ -10816,6 +10871,7 @@
     <w:p>
       <w:pPr>
         <w:pStyle w:val="FirstParagraph"/>
+        <w:ind w:firstLine="420"/>
       </w:pPr>
       <w:r>
         <w:rPr>
@@ -11010,6 +11066,7 @@
     <w:p>
       <w:pPr>
         <w:pStyle w:val="FirstParagraph"/>
+        <w:ind w:firstLine="420"/>
       </w:pPr>
       <w:r>
         <w:rPr>
@@ -11500,6 +11557,7 @@
     <w:p>
       <w:pPr>
         <w:pStyle w:val="FirstParagraph"/>
+        <w:ind w:firstLine="420"/>
       </w:pPr>
       <w:r>
         <w:rPr>
@@ -11904,6 +11962,7 @@
     <w:p>
       <w:pPr>
         <w:pStyle w:val="FirstParagraph"/>
+        <w:ind w:firstLine="420"/>
       </w:pPr>
       <w:r>
         <w:rPr>
@@ -12485,6 +12544,7 @@
     <w:p>
       <w:pPr>
         <w:pStyle w:val="FirstParagraph"/>
+        <w:ind w:firstLine="420"/>
       </w:pPr>
       <w:r>
         <w:rPr>
@@ -13103,6 +13163,7 @@
     <w:p>
       <w:pPr>
         <w:pStyle w:val="BodyText"/>
+        <w:ind w:firstLine="420"/>
       </w:pPr>
       <w:r>
         <w:rPr>
@@ -13277,6 +13338,7 @@
     <w:p>
       <w:pPr>
         <w:pStyle w:val="BlockText"/>
+        <w:ind w:firstLine="420"/>
       </w:pPr>
       <w:r>
         <w:rPr>
@@ -13372,6 +13434,7 @@
     <w:p>
       <w:pPr>
         <w:pStyle w:val="FirstParagraph"/>
+        <w:ind w:firstLine="420"/>
       </w:pPr>
       <w:r>
         <w:rPr>
@@ -13389,6 +13452,7 @@
     <w:p>
       <w:pPr>
         <w:pStyle w:val="BodyText"/>
+        <w:ind w:firstLine="420"/>
       </w:pPr>
       <w:r>
         <w:rPr>
@@ -13538,6 +13602,7 @@
     <w:p>
       <w:pPr>
         <w:pStyle w:val="BodyText"/>
+        <w:ind w:firstLine="420"/>
       </w:pPr>
       <w:r>
         <w:rPr>
@@ -13760,6 +13825,7 @@
     <w:p>
       <w:pPr>
         <w:pStyle w:val="BodyText"/>
+        <w:ind w:firstLine="420"/>
       </w:pPr>
       <w:r>
         <w:rPr>
@@ -14021,6 +14087,7 @@
     <w:p>
       <w:pPr>
         <w:pStyle w:val="BodyText"/>
+        <w:ind w:firstLine="420"/>
       </w:pPr>
       <w:r>
         <w:rPr>
@@ -14052,6 +14119,7 @@
     <w:p>
       <w:pPr>
         <w:pStyle w:val="BodyText"/>
+        <w:ind w:firstLine="420"/>
       </w:pPr>
       <w:r>
         <w:rPr>
@@ -14107,6 +14175,7 @@
     <w:p>
       <w:pPr>
         <w:pStyle w:val="BodyText"/>
+        <w:ind w:firstLine="420"/>
       </w:pPr>
       <w:r>
         <w:rPr>
@@ -14407,6 +14476,7 @@
     <w:p>
       <w:pPr>
         <w:pStyle w:val="FirstParagraph"/>
+        <w:ind w:firstLine="420"/>
       </w:pPr>
       <w:r>
         <w:rPr>
@@ -15175,6 +15245,7 @@
     <w:p>
       <w:pPr>
         <w:pStyle w:val="BodyText"/>
+        <w:ind w:firstLine="420"/>
       </w:pPr>
       <w:r>
         <w:rPr>
@@ -15435,6 +15506,7 @@
     <w:p>
       <w:pPr>
         <w:pStyle w:val="FirstParagraph"/>
+        <w:ind w:firstLine="420"/>
       </w:pPr>
       <w:r>
         <w:rPr>
@@ -15678,6 +15750,7 @@
     <w:p>
       <w:pPr>
         <w:pStyle w:val="FirstParagraph"/>
+        <w:ind w:firstLine="420"/>
       </w:pPr>
       <w:r>
         <w:rPr>
@@ -16112,6 +16185,7 @@
     <w:p>
       <w:pPr>
         <w:pStyle w:val="BlockText"/>
+        <w:ind w:firstLine="420"/>
       </w:pPr>
       <w:r>
         <w:rPr>
@@ -16259,6 +16333,7 @@
     <w:p>
       <w:pPr>
         <w:pStyle w:val="BodyText"/>
+        <w:ind w:firstLine="420"/>
       </w:pPr>
       <w:r>
         <w:rPr>
@@ -16452,6 +16527,7 @@
     <w:p>
       <w:pPr>
         <w:pStyle w:val="BlockText"/>
+        <w:ind w:firstLine="420"/>
       </w:pPr>
       <w:r>
         <w:rPr>
@@ -16547,6 +16623,7 @@
     <w:p>
       <w:pPr>
         <w:pStyle w:val="FirstParagraph"/>
+        <w:ind w:firstLine="420"/>
       </w:pPr>
       <w:r>
         <w:rPr>
@@ -16948,6 +17025,7 @@
     <w:p>
       <w:pPr>
         <w:pStyle w:val="BodyText"/>
+        <w:ind w:firstLine="420"/>
       </w:pPr>
       <w:r>
         <w:rPr>
@@ -17015,6 +17093,7 @@
     <w:p>
       <w:pPr>
         <w:pStyle w:val="BodyText"/>
+        <w:ind w:firstLine="420"/>
       </w:pPr>
       <w:r>
         <w:rPr>
@@ -17088,6 +17167,7 @@
     <w:p>
       <w:pPr>
         <w:pStyle w:val="BodyText"/>
+        <w:ind w:firstLine="420"/>
       </w:pPr>
       <w:r>
         <w:rPr>
@@ -17814,6 +17894,7 @@
     <w:p>
       <w:pPr>
         <w:pStyle w:val="FirstParagraph"/>
+        <w:ind w:firstLine="420"/>
       </w:pPr>
       <w:r>
         <w:rPr>
@@ -18128,6 +18209,7 @@
     <w:p>
       <w:pPr>
         <w:pStyle w:val="BodyText"/>
+        <w:ind w:firstLine="420"/>
       </w:pPr>
       <w:r>
         <w:rPr>
@@ -18571,6 +18653,7 @@
     <w:p>
       <w:pPr>
         <w:pStyle w:val="FirstParagraph"/>
+        <w:ind w:firstLine="420"/>
       </w:pPr>
       <w:r>
         <w:rPr>
@@ -18831,6 +18914,7 @@
     <w:p>
       <w:pPr>
         <w:pStyle w:val="BlockText"/>
+        <w:ind w:firstLine="420"/>
       </w:pPr>
       <w:r>
         <w:rPr>
@@ -18926,6 +19010,7 @@
     <w:p>
       <w:pPr>
         <w:pStyle w:val="FirstParagraph"/>
+        <w:ind w:firstLine="420"/>
       </w:pPr>
       <w:r>
         <w:rPr>
@@ -19352,6 +19437,7 @@
     <w:p>
       <w:pPr>
         <w:pStyle w:val="BodyText"/>
+        <w:ind w:firstLine="420"/>
       </w:pPr>
       <w:r>
         <w:rPr>
@@ -19523,6 +19609,7 @@
     <w:p>
       <w:pPr>
         <w:pStyle w:val="BodyText"/>
+        <w:ind w:firstLine="420"/>
       </w:pPr>
       <w:r>
         <w:rPr>
@@ -19583,6 +19670,7 @@
     <w:p>
       <w:pPr>
         <w:pStyle w:val="FirstParagraph"/>
+        <w:ind w:firstLine="420"/>
       </w:pPr>
       <w:r>
         <w:rPr>
@@ -19774,6 +19862,7 @@
     <w:p>
       <w:pPr>
         <w:pStyle w:val="BodyText"/>
+        <w:ind w:firstLine="420"/>
       </w:pPr>
       <w:r>
         <w:rPr>
@@ -19949,6 +20038,7 @@
     <w:p>
       <w:pPr>
         <w:pStyle w:val="BodyText"/>
+        <w:ind w:firstLine="420"/>
       </w:pPr>
       <w:r>
         <w:rPr>
@@ -19990,6 +20080,7 @@
     <w:p>
       <w:pPr>
         <w:pStyle w:val="BodyText"/>
+        <w:ind w:firstLine="420"/>
       </w:pPr>
       <w:r>
         <w:rPr>
@@ -20197,6 +20288,7 @@
     <w:p>
       <w:pPr>
         <w:pStyle w:val="BodyText"/>
+        <w:ind w:firstLine="420"/>
       </w:pPr>
       <w:r>
         <w:rPr>
@@ -20359,6 +20451,7 @@
     <w:p>
       <w:pPr>
         <w:pStyle w:val="BodyText"/>
+        <w:ind w:firstLine="420"/>
       </w:pPr>
       <w:r>
         <w:rPr>
@@ -20400,6 +20493,7 @@
     <w:p>
       <w:pPr>
         <w:pStyle w:val="BodyText"/>
+        <w:ind w:firstLine="420"/>
       </w:pPr>
       <w:r>
         <w:rPr>
@@ -20447,6 +20541,7 @@
     <w:p>
       <w:pPr>
         <w:pStyle w:val="BodyText"/>
+        <w:ind w:firstLine="420"/>
       </w:pPr>
       <w:r>
         <w:rPr>
@@ -20959,6 +21054,7 @@
     <w:p>
       <w:pPr>
         <w:pStyle w:val="BlockText"/>
+        <w:ind w:firstLine="420"/>
       </w:pPr>
       <w:r>
         <w:rPr>
@@ -21054,6 +21150,7 @@
     <w:p>
       <w:pPr>
         <w:pStyle w:val="FirstParagraph"/>
+        <w:ind w:firstLine="420"/>
       </w:pPr>
       <w:r>
         <w:rPr>
@@ -21127,6 +21224,7 @@
     <w:p>
       <w:pPr>
         <w:pStyle w:val="BodyText"/>
+        <w:ind w:firstLine="420"/>
       </w:pPr>
       <w:r>
         <w:rPr>
@@ -21232,6 +21330,7 @@
     <w:p>
       <w:pPr>
         <w:pStyle w:val="BodyText"/>
+        <w:ind w:firstLine="420"/>
       </w:pPr>
       <w:r>
         <w:rPr>
@@ -21324,6 +21423,7 @@
     <w:p>
       <w:pPr>
         <w:pStyle w:val="BodyText"/>
+        <w:ind w:firstLine="420"/>
       </w:pPr>
       <w:r>
         <w:rPr>
@@ -21418,6 +21518,7 @@
     <w:p>
       <w:pPr>
         <w:pStyle w:val="BodyText"/>
+        <w:ind w:firstLine="420"/>
       </w:pPr>
       <w:r>
         <w:rPr>
@@ -21603,6 +21704,7 @@
     <w:p>
       <w:pPr>
         <w:pStyle w:val="BodyText"/>
+        <w:ind w:firstLine="420"/>
       </w:pPr>
       <w:r>
         <w:rPr>
@@ -21675,6 +21777,7 @@
     <w:p>
       <w:pPr>
         <w:pStyle w:val="BodyText"/>
+        <w:ind w:firstLine="420"/>
       </w:pPr>
       <w:r>
         <w:rPr>
@@ -21925,6 +22028,7 @@
     <w:p>
       <w:pPr>
         <w:pStyle w:val="BodyText"/>
+        <w:ind w:firstLine="420"/>
       </w:pPr>
       <w:r>
         <w:rPr>
@@ -21997,6 +22101,7 @@
     <w:p>
       <w:pPr>
         <w:pStyle w:val="BodyText"/>
+        <w:ind w:firstLine="420"/>
       </w:pPr>
       <w:r>
         <w:rPr>
@@ -22259,6 +22364,7 @@
     <w:p>
       <w:pPr>
         <w:pStyle w:val="BlockText"/>
+        <w:ind w:firstLine="420"/>
       </w:pPr>
       <w:r>
         <w:rPr>
@@ -22354,6 +22460,7 @@
     <w:p>
       <w:pPr>
         <w:pStyle w:val="FirstParagraph"/>
+        <w:ind w:firstLine="420"/>
       </w:pPr>
       <w:r>
         <w:rPr>
@@ -22755,6 +22862,7 @@
     <w:p>
       <w:pPr>
         <w:pStyle w:val="BodyText"/>
+        <w:ind w:firstLine="420"/>
       </w:pPr>
       <w:r>
         <w:rPr>
@@ -22826,6 +22934,7 @@
     <w:p>
       <w:pPr>
         <w:pStyle w:val="BodyText"/>
+        <w:ind w:firstLine="420"/>
       </w:pPr>
       <w:r>
         <w:rPr>
@@ -23084,6 +23193,7 @@
     <w:p>
       <w:pPr>
         <w:pStyle w:val="BodyText"/>
+        <w:ind w:firstLine="420"/>
       </w:pPr>
       <w:r>
         <w:rPr>
@@ -23216,6 +23326,7 @@
     <w:p>
       <w:pPr>
         <w:pStyle w:val="FirstParagraph"/>
+        <w:ind w:firstLine="420"/>
       </w:pPr>
       <w:r>
         <w:rPr>
@@ -23351,6 +23462,7 @@
     <w:p>
       <w:pPr>
         <w:pStyle w:val="BodyText"/>
+        <w:ind w:firstLine="420"/>
       </w:pPr>
       <w:r>
         <w:rPr>
@@ -23380,6 +23492,7 @@
     <w:p>
       <w:pPr>
         <w:pStyle w:val="BodyText"/>
+        <w:ind w:firstLine="420"/>
       </w:pPr>
       <w:r>
         <w:rPr>
@@ -23855,6 +23968,7 @@
     <w:p>
       <w:pPr>
         <w:pStyle w:val="BodyText"/>
+        <w:ind w:firstLine="420"/>
       </w:pPr>
       <w:r>
         <w:rPr>
@@ -23908,6 +24022,7 @@
     <w:p>
       <w:pPr>
         <w:pStyle w:val="BodyText"/>
+        <w:ind w:firstLine="420"/>
       </w:pPr>
       <w:r>
         <w:rPr>
@@ -23931,6 +24046,7 @@
     <w:p>
       <w:pPr>
         <w:pStyle w:val="BodyText"/>
+        <w:ind w:firstLine="420"/>
       </w:pPr>
       <w:r>
         <w:rPr>
@@ -24205,6 +24321,7 @@
     <w:p>
       <w:pPr>
         <w:pStyle w:val="FirstParagraph"/>
+        <w:ind w:firstLine="420"/>
       </w:pPr>
       <w:r>
         <w:rPr>
@@ -24234,6 +24351,7 @@
     <w:p>
       <w:pPr>
         <w:pStyle w:val="BodyText"/>
+        <w:ind w:firstLine="420"/>
       </w:pPr>
       <m:oMath>
         <m:r>
@@ -24655,6 +24773,7 @@
     <w:p>
       <w:pPr>
         <w:pStyle w:val="FirstParagraph"/>
+        <w:ind w:firstLine="420"/>
       </w:pPr>
       <w:r>
         <w:rPr>
@@ -24720,6 +24839,7 @@
     <w:p>
       <w:pPr>
         <w:pStyle w:val="BodyText"/>
+        <w:ind w:firstLine="420"/>
       </w:pPr>
       <w:r>
         <w:rPr>
@@ -24998,6 +25118,7 @@
     <w:p>
       <w:pPr>
         <w:pStyle w:val="FirstParagraph"/>
+        <w:ind w:firstLine="420"/>
       </w:pPr>
       <w:r>
         <w:rPr>
@@ -25069,6 +25190,7 @@
     <w:p>
       <w:pPr>
         <w:pStyle w:val="BodyText"/>
+        <w:ind w:firstLine="420"/>
       </w:pPr>
       <w:r>
         <w:rPr>
@@ -25321,6 +25443,7 @@
     <w:p>
       <w:pPr>
         <w:pStyle w:val="BodyText"/>
+        <w:ind w:firstLine="420"/>
       </w:pPr>
       <w:r>
         <w:rPr>
@@ -25344,6 +25467,7 @@
     <w:p>
       <w:pPr>
         <w:pStyle w:val="BodyText"/>
+        <w:ind w:firstLine="420"/>
       </w:pPr>
       <m:oMath>
         <m:r>
@@ -25451,6 +25575,7 @@
     <w:p>
       <w:pPr>
         <w:pStyle w:val="BodyText"/>
+        <w:ind w:firstLine="420"/>
       </w:pPr>
       <m:oMath>
         <m:r>
@@ -25625,6 +25750,7 @@
     <w:p>
       <w:pPr>
         <w:pStyle w:val="BlockText"/>
+        <w:ind w:firstLine="420"/>
       </w:pPr>
       <w:r>
         <w:rPr>
@@ -25720,6 +25846,7 @@
     <w:p>
       <w:pPr>
         <w:pStyle w:val="FirstParagraph"/>
+        <w:ind w:firstLine="420"/>
       </w:pPr>
       <w:r>
         <w:rPr>
@@ -26027,6 +26154,7 @@
     <w:p>
       <w:pPr>
         <w:pStyle w:val="BodyText"/>
+        <w:ind w:firstLine="420"/>
       </w:pPr>
       <w:r>
         <w:rPr>
@@ -26120,6 +26248,7 @@
     <w:p>
       <w:pPr>
         <w:pStyle w:val="BodyText"/>
+        <w:ind w:firstLine="420"/>
       </w:pPr>
       <w:r>
         <w:rPr>
@@ -26231,6 +26360,7 @@
     <w:p>
       <w:pPr>
         <w:pStyle w:val="BodyText"/>
+        <w:ind w:firstLine="420"/>
       </w:pPr>
       <w:r>
         <w:rPr>
@@ -26334,6 +26464,7 @@
     <w:p>
       <w:pPr>
         <w:pStyle w:val="BodyText"/>
+        <w:ind w:firstLine="420"/>
       </w:pPr>
       <w:r>
         <w:rPr>
@@ -26377,6 +26508,7 @@
     <w:p>
       <w:pPr>
         <w:pStyle w:val="BodyText"/>
+        <w:ind w:firstLine="420"/>
       </w:pPr>
       <w:r>
         <w:rPr>
@@ -26518,6 +26650,7 @@
     <w:p>
       <w:pPr>
         <w:pStyle w:val="BodyText"/>
+        <w:ind w:firstLine="420"/>
       </w:pPr>
       <w:r>
         <w:rPr>
@@ -26744,6 +26877,7 @@
     <w:p>
       <w:pPr>
         <w:pStyle w:val="FirstParagraph"/>
+        <w:ind w:firstLine="420"/>
       </w:pPr>
       <w:r>
         <w:rPr>
@@ -26912,6 +27046,7 @@
     <w:p>
       <w:pPr>
         <w:pStyle w:val="BodyText"/>
+        <w:ind w:firstLine="420"/>
       </w:pPr>
       <w:r>
         <w:rPr>
@@ -27120,6 +27255,7 @@
     <w:p>
       <w:pPr>
         <w:pStyle w:val="BodyText"/>
+        <w:ind w:firstLine="420"/>
       </w:pPr>
       <w:r>
         <w:rPr>
@@ -27813,6 +27949,7 @@
     <w:p>
       <w:pPr>
         <w:pStyle w:val="FirstParagraph"/>
+        <w:ind w:firstLine="420"/>
       </w:pPr>
       <w:r>
         <w:rPr>
@@ -27911,6 +28048,7 @@
     <w:p>
       <w:pPr>
         <w:pStyle w:val="BodyText"/>
+        <w:ind w:firstLine="420"/>
       </w:pPr>
       <w:r>
         <w:rPr>
@@ -28043,6 +28181,7 @@
     <w:p>
       <w:pPr>
         <w:pStyle w:val="BodyText"/>
+        <w:ind w:firstLine="420"/>
       </w:pPr>
       <w:r>
         <w:rPr>
@@ -28328,6 +28467,7 @@
     <w:p>
       <w:pPr>
         <w:pStyle w:val="FirstParagraph"/>
+        <w:ind w:firstLine="420"/>
       </w:pPr>
       <w:r>
         <w:rPr>
@@ -28357,6 +28497,7 @@
     <w:p>
       <w:pPr>
         <w:pStyle w:val="BodyText"/>
+        <w:ind w:firstLine="420"/>
       </w:pPr>
       <w:r>
         <w:rPr>
@@ -28626,6 +28767,7 @@
     <w:p>
       <w:pPr>
         <w:pStyle w:val="FirstParagraph"/>
+        <w:ind w:firstLine="420"/>
       </w:pPr>
       <w:r>
         <w:rPr>
@@ -28734,6 +28876,7 @@
     <w:p>
       <w:pPr>
         <w:pStyle w:val="BlockText"/>
+        <w:ind w:firstLine="420"/>
       </w:pPr>
       <w:r>
         <w:rPr>
@@ -28829,6 +28972,7 @@
     <w:p>
       <w:pPr>
         <w:pStyle w:val="FirstParagraph"/>
+        <w:ind w:firstLine="420"/>
       </w:pPr>
       <w:r>
         <w:rPr>
@@ -28894,6 +29038,7 @@
     <w:p>
       <w:pPr>
         <w:pStyle w:val="BodyText"/>
+        <w:ind w:firstLine="420"/>
       </w:pPr>
       <w:r>
         <w:rPr>
@@ -28949,6 +29094,7 @@
     <w:p>
       <w:pPr>
         <w:pStyle w:val="BodyText"/>
+        <w:ind w:firstLine="420"/>
       </w:pPr>
       <w:r>
         <w:rPr>
@@ -28992,6 +29138,7 @@
     <w:p>
       <w:pPr>
         <w:pStyle w:val="BodyText"/>
+        <w:ind w:firstLine="420"/>
       </w:pPr>
       <w:r>
         <w:rPr>
@@ -29079,6 +29226,7 @@
     <w:p>
       <w:pPr>
         <w:pStyle w:val="BodyText"/>
+        <w:ind w:firstLine="420"/>
       </w:pPr>
       <w:r>
         <w:rPr>
@@ -29217,6 +29365,7 @@
     <w:p>
       <w:pPr>
         <w:pStyle w:val="BodyText"/>
+        <w:ind w:firstLine="420"/>
       </w:pPr>
       <w:r>
         <w:rPr>
@@ -29307,6 +29456,7 @@
     <w:p>
       <w:pPr>
         <w:pStyle w:val="BodyText"/>
+        <w:ind w:firstLine="420"/>
       </w:pPr>
       <w:r>
         <w:rPr>
@@ -29603,6 +29753,7 @@
     <w:p>
       <w:pPr>
         <w:pStyle w:val="BlockText"/>
+        <w:ind w:firstLine="420"/>
       </w:pPr>
       <w:r>
         <w:rPr>
@@ -29646,6 +29797,7 @@
     <w:p>
       <w:pPr>
         <w:pStyle w:val="FirstParagraph"/>
+        <w:ind w:firstLine="420"/>
       </w:pPr>
       <w:r>
         <w:rPr>
@@ -29792,6 +29944,7 @@
     <w:p>
       <w:pPr>
         <w:pStyle w:val="BodyText"/>
+        <w:ind w:firstLine="420"/>
       </w:pPr>
       <w:r>
         <w:rPr>
@@ -30049,6 +30202,7 @@
     <w:p>
       <w:pPr>
         <w:pStyle w:val="BlockText"/>
+        <w:ind w:firstLine="420"/>
       </w:pPr>
       <w:r>
         <w:rPr>
@@ -30144,6 +30298,7 @@
     <w:p>
       <w:pPr>
         <w:pStyle w:val="FirstParagraph"/>
+        <w:ind w:firstLine="420"/>
       </w:pPr>
       <w:r>
         <w:rPr>
@@ -30273,6 +30428,7 @@
     <w:p>
       <w:pPr>
         <w:pStyle w:val="BodyText"/>
+        <w:ind w:firstLine="420"/>
       </w:pPr>
       <w:r>
         <w:rPr>
@@ -30328,6 +30484,7 @@
     <w:p>
       <w:pPr>
         <w:pStyle w:val="BodyText"/>
+        <w:ind w:firstLine="420"/>
       </w:pPr>
       <w:r>
         <w:rPr>
@@ -30401,6 +30558,7 @@
     <w:p>
       <w:pPr>
         <w:pStyle w:val="BodyText"/>
+        <w:ind w:firstLine="420"/>
       </w:pPr>
       <w:r>
         <w:rPr>
@@ -30561,6 +30719,7 @@
     <w:p>
       <w:pPr>
         <w:pStyle w:val="BodyText"/>
+        <w:ind w:firstLine="420"/>
       </w:pPr>
       <w:r>
         <w:rPr>
@@ -30699,6 +30858,7 @@
     <w:p>
       <w:pPr>
         <w:pStyle w:val="BodyText"/>
+        <w:ind w:firstLine="420"/>
       </w:pPr>
       <w:r>
         <w:rPr>
@@ -30869,6 +31029,7 @@
     <w:p>
       <w:pPr>
         <w:pStyle w:val="BlockText"/>
+        <w:ind w:firstLine="420"/>
       </w:pPr>
       <w:r>
         <w:rPr>
@@ -30965,6 +31126,7 @@
       <w:pPr>
         <w:pStyle w:val="FirstParagraph"/>
         <w:spacing w:after="80"/>
+        <w:ind w:firstLine="420"/>
       </w:pPr>
       <w:r>
         <w:rPr>
@@ -30984,6 +31146,15 @@
         <w:tblStyle w:val="Table"/>
         <w:tblW w:type="auto" w:w="0"/>
         <w:tblLook w:firstRow="1" w:lastRow="0" w:firstColumn="0" w:lastColumn="0" w:noHBand="0" w:noVBand="0" w:val="0020"/>
+        <w:jc w:val="center"/>
+        <w:tblBorders>
+          <w:top w:val="single" w:sz="12" w:space="0" w:color="333333"/>
+          <w:bottom w:val="single" w:sz="12" w:space="0" w:color="333333"/>
+          <w:left w:val="none"/>
+          <w:right w:val="none"/>
+          <w:insideH w:val="none"/>
+          <w:insideV w:val="none"/>
+        </w:tblBorders>
       </w:tblPr>
       <w:tblGrid>
         <w:gridCol w:w="2640"/>
@@ -30995,7 +31166,11 @@
           <w:tblHeader w:val="on"/>
         </w:trPr>
         <w:tc>
-          <w:tcPr/>
+          <w:tcPr>
+            <w:tcBorders>
+              <w:bottom w:val="single" w:sz="6" w:space="0" w:color="333333"/>
+            </w:tcBorders>
+          </w:tcPr>
           <w:p>
             <w:pPr>
               <w:pStyle w:val="Compact"/>
@@ -31004,7 +31179,11 @@
           </w:p>
         </w:tc>
         <w:tc>
-          <w:tcPr/>
+          <w:tcPr>
+            <w:tcBorders>
+              <w:bottom w:val="single" w:sz="6" w:space="0" w:color="333333"/>
+            </w:tcBorders>
+          </w:tcPr>
           <w:p>
             <w:pPr>
               <w:pStyle w:val="Compact"/>
@@ -31052,7 +31231,11 @@
           </w:p>
         </w:tc>
         <w:tc>
-          <w:tcPr/>
+          <w:tcPr>
+            <w:tcBorders>
+              <w:bottom w:val="single" w:sz="6" w:space="0" w:color="333333"/>
+            </w:tcBorders>
+          </w:tcPr>
           <w:p>
             <w:pPr>
               <w:pStyle w:val="Compact"/>
@@ -31300,6 +31483,7 @@
       <w:pPr>
         <w:pStyle w:val="BodyText"/>
         <w:spacing w:before="120"/>
+        <w:ind w:firstLine="420"/>
       </w:pPr>
       <w:r>
         <w:rPr>
@@ -31461,6 +31645,7 @@
     <w:p>
       <w:pPr>
         <w:pStyle w:val="BodyText"/>
+        <w:ind w:firstLine="420"/>
       </w:pPr>
       <w:r>
         <w:rPr>
@@ -31768,6 +31953,7 @@
     <w:p>
       <w:pPr>
         <w:pStyle w:val="FirstParagraph"/>
+        <w:ind w:firstLine="420"/>
       </w:pPr>
       <w:r>
         <w:rPr>
@@ -32861,6 +33047,7 @@
     <w:p>
       <w:pPr>
         <w:pStyle w:val="FirstParagraph"/>
+        <w:ind w:firstLine="420"/>
       </w:pPr>
       <w:r>
         <w:rPr>
@@ -32902,6 +33089,7 @@
     <w:p>
       <w:pPr>
         <w:pStyle w:val="BlockText"/>
+        <w:ind w:firstLine="420"/>
       </w:pPr>
       <w:r>
         <w:rPr>
@@ -33047,6 +33235,7 @@
     <w:p>
       <w:pPr>
         <w:pStyle w:val="FirstParagraph"/>
+        <w:ind w:firstLine="420"/>
       </w:pPr>
       <w:r>
         <w:rPr>
@@ -33070,6 +33259,7 @@
     <w:p>
       <w:pPr>
         <w:pStyle w:val="BodyText"/>
+        <w:ind w:firstLine="420"/>
       </w:pPr>
       <w:r>
         <w:rPr>
@@ -33256,6 +33446,7 @@
     <w:p>
       <w:pPr>
         <w:pStyle w:val="FirstParagraph"/>
+        <w:ind w:firstLine="420"/>
       </w:pPr>
       <w:r>
         <w:rPr>
@@ -33285,6 +33476,7 @@
     <w:p>
       <w:pPr>
         <w:pStyle w:val="BodyText"/>
+        <w:ind w:firstLine="420"/>
       </w:pPr>
       <w:r>
         <w:rPr>
@@ -33543,6 +33735,7 @@
     <w:p>
       <w:pPr>
         <w:pStyle w:val="FirstParagraph"/>
+        <w:ind w:firstLine="420"/>
       </w:pPr>
       <w:r>
         <w:rPr>
@@ -33572,6 +33765,7 @@
     <w:p>
       <w:pPr>
         <w:pStyle w:val="BodyText"/>
+        <w:ind w:firstLine="420"/>
       </w:pPr>
       <w:r>
         <w:rPr>
@@ -33826,6 +34020,7 @@
     <w:p>
       <w:pPr>
         <w:pStyle w:val="FirstParagraph"/>
+        <w:ind w:firstLine="420"/>
       </w:pPr>
       <w:r>
         <w:rPr>
@@ -33855,6 +34050,7 @@
     <w:p>
       <w:pPr>
         <w:pStyle w:val="BodyText"/>
+        <w:ind w:firstLine="420"/>
       </w:pPr>
       <w:r>
         <w:rPr>
@@ -33918,6 +34114,7 @@
     <w:p>
       <w:pPr>
         <w:pStyle w:val="BodyText"/>
+        <w:ind w:firstLine="420"/>
       </w:pPr>
       <w:r>
         <w:rPr>
@@ -34106,6 +34303,7 @@
     <w:p>
       <w:pPr>
         <w:pStyle w:val="BodyText"/>
+        <w:ind w:firstLine="420"/>
       </w:pPr>
       <w:r>
         <w:rPr>
@@ -34267,6 +34465,7 @@
     <w:p>
       <w:pPr>
         <w:pStyle w:val="FirstParagraph"/>
+        <w:ind w:firstLine="420"/>
       </w:pPr>
       <w:r>
         <w:rPr>
@@ -34363,6 +34562,7 @@
     <w:p>
       <w:pPr>
         <w:pStyle w:val="BlockText"/>
+        <w:ind w:firstLine="420"/>
       </w:pPr>
       <w:r>
         <w:rPr>
@@ -34458,6 +34658,7 @@
     <w:p>
       <w:pPr>
         <w:pStyle w:val="FirstParagraph"/>
+        <w:ind w:firstLine="420"/>
       </w:pPr>
       <w:r>
         <w:rPr>
@@ -34690,6 +34891,7 @@
     <w:p>
       <w:pPr>
         <w:pStyle w:val="BodyText"/>
+        <w:ind w:firstLine="420"/>
       </w:pPr>
       <w:r>
         <w:rPr>
@@ -34757,6 +34959,7 @@
     <w:p>
       <w:pPr>
         <w:pStyle w:val="BodyText"/>
+        <w:ind w:firstLine="420"/>
       </w:pPr>
       <w:r>
         <w:rPr>
@@ -34887,6 +35090,7 @@
     <w:p>
       <w:pPr>
         <w:pStyle w:val="BodyText"/>
+        <w:ind w:firstLine="420"/>
       </w:pPr>
       <w:r>
         <w:rPr>
@@ -34968,6 +35172,7 @@
     <w:p>
       <w:pPr>
         <w:pStyle w:val="BodyText"/>
+        <w:ind w:firstLine="420"/>
       </w:pPr>
       <w:r>
         <w:rPr>
@@ -35055,6 +35260,104 @@
           <w:rFonts w:ascii="Times New Roman" w:hAnsi="Times New Roman" w:eastAsia="Times New Roman" w:cs="Times New Roman"/>
         </w:rPr>
         <w:t xml:space="preserve">。</w:t>
+      </w:r>
+    </w:p>
+    <w:p>
+      <w:pPr>
+        <w:pStyle w:val="BodyText"/>
+        <w:ind w:firstLine="420"/>
+      </w:pPr>
+      <w:r>
+        <w:rPr>
+          <w:rFonts w:hint="eastAsia" w:ascii="Times New Roman" w:hAnsi="Times New Roman" w:eastAsia="FangSong" w:cs="Times New Roman"/>
+        </w:rPr>
+        <w:t>由燃烧产物</w:t>
+      </w:r>
+      <w:r>
+        <w:rPr>
+          <w:rFonts w:hint="eastAsia" w:ascii="Times New Roman" w:hAnsi="Times New Roman" w:eastAsia="Times New Roman" w:cs="Times New Roman"/>
+        </w:rPr>
+        <w:t>：n(CO</w:t>
+      </w:r>
+      <w:r>
+        <w:rPr>
+          <w:rFonts w:hint="eastAsia" w:ascii="Times New Roman" w:hAnsi="Times New Roman" w:eastAsia="Times New Roman" w:cs="Times New Roman"/>
+          <w:vertAlign w:val="subscript"/>
+        </w:rPr>
+        <w:t>2</w:t>
+      </w:r>
+      <w:r>
+        <w:rPr>
+          <w:rFonts w:hint="eastAsia" w:ascii="Times New Roman" w:hAnsi="Times New Roman" w:eastAsia="Times New Roman" w:cs="Times New Roman"/>
+        </w:rPr>
+        <w:t>)</w:t>
+      </w:r>
+      <w:r>
+        <w:rPr>
+          <w:rFonts w:ascii="Times New Roman" w:hAnsi="Times New Roman" w:eastAsia="Times New Roman" w:cs="Times New Roman"/>
+        </w:rPr>
+        <w:t xml:space="preserve"> = 2.524/44.01 = 0.05736 </w:t>
+      </w:r>
+      <w:r>
+        <w:rPr>
+          <w:rFonts w:hint="eastAsia" w:ascii="Times New Roman" w:hAnsi="Times New Roman" w:eastAsia="Times New Roman" w:cs="Times New Roman"/>
+        </w:rPr>
+        <w:t xml:space="preserve">mol（C</w:t>
+      </w:r>
+      <w:r>
+        <w:rPr>
+          <w:rFonts w:ascii="Times New Roman" w:hAnsi="Times New Roman" w:eastAsia="Times New Roman" w:cs="Times New Roman"/>
+        </w:rPr>
+        <w:t xml:space="preserve"> 0.6888 </w:t>
+      </w:r>
+      <w:r>
+        <w:rPr>
+          <w:rFonts w:hint="eastAsia" w:ascii="Times New Roman" w:hAnsi="Times New Roman" w:eastAsia="Times New Roman" w:cs="Times New Roman"/>
+        </w:rPr>
+        <w:t>g）；n(H</w:t>
+      </w:r>
+      <w:r>
+        <w:rPr>
+          <w:rFonts w:hint="eastAsia" w:ascii="Times New Roman" w:hAnsi="Times New Roman" w:eastAsia="Times New Roman" w:cs="Times New Roman"/>
+          <w:vertAlign w:val="subscript"/>
+        </w:rPr>
+        <w:t>2</w:t>
+      </w:r>
+      <w:r>
+        <w:rPr>
+          <w:rFonts w:hint="eastAsia" w:ascii="Times New Roman" w:hAnsi="Times New Roman" w:eastAsia="Times New Roman" w:cs="Times New Roman"/>
+        </w:rPr>
+        <w:t>O)</w:t>
+      </w:r>
+      <w:r>
+        <w:rPr>
+          <w:rFonts w:ascii="Times New Roman" w:hAnsi="Times New Roman" w:eastAsia="Times New Roman" w:cs="Times New Roman"/>
+        </w:rPr>
+        <w:t xml:space="preserve"> = 0.4427/18.015 = 0.02457 </w:t>
+      </w:r>
+      <w:r>
+        <w:rPr>
+          <w:rFonts w:hint="eastAsia" w:ascii="Times New Roman" w:hAnsi="Times New Roman" w:eastAsia="Times New Roman" w:cs="Times New Roman"/>
+        </w:rPr>
+        <w:t xml:space="preserve">mol（H</w:t>
+      </w:r>
+      <w:r>
+        <w:rPr>
+          <w:rFonts w:ascii="Times New Roman" w:hAnsi="Times New Roman" w:eastAsia="Times New Roman" w:cs="Times New Roman"/>
+        </w:rPr>
+        <w:t xml:space="preserve"> 0.0495 </w:t>
+      </w:r>
+      <w:r>
+        <w:rPr>
+          <w:rFonts w:hint="eastAsia" w:ascii="Times New Roman" w:hAnsi="Times New Roman" w:eastAsia="Times New Roman" w:cs="Times New Roman"/>
+        </w:rPr>
+        <w:t xml:space="preserve">g）；O</w:t>
+      </w:r>
+      <w:r>
+        <w:rPr>
+          <w:rFonts w:ascii="Times New Roman" w:hAnsi="Times New Roman" w:eastAsia="Times New Roman" w:cs="Times New Roman"/>
+        </w:rPr>
+        <w:t xml:space="preserve"> = 1.0000 − 0.6888 − 0.0495 = 0.262 g = 0.0164 mol。</w:t>
       </w:r>
     </w:p>
     <w:p>
@@ -35063,111 +35366,15 @@
       </w:pPr>
       <w:r>
         <w:rPr>
-          <w:rFonts w:hint="eastAsia" w:ascii="Times New Roman" w:hAnsi="Times New Roman" w:eastAsia="FangSong" w:cs="Times New Roman"/>
-        </w:rPr>
-        <w:t>由燃烧产物</w:t>
-      </w:r>
-      <w:r>
-        <w:rPr>
-          <w:rFonts w:hint="eastAsia" w:ascii="Times New Roman" w:hAnsi="Times New Roman" w:eastAsia="Times New Roman" w:cs="Times New Roman"/>
-        </w:rPr>
-        <w:t>：n(CO</w:t>
-      </w:r>
-      <w:r>
-        <w:rPr>
-          <w:rFonts w:hint="eastAsia" w:ascii="Times New Roman" w:hAnsi="Times New Roman" w:eastAsia="Times New Roman" w:cs="Times New Roman"/>
-          <w:vertAlign w:val="subscript"/>
-        </w:rPr>
-        <w:t>2</w:t>
-      </w:r>
-      <w:r>
-        <w:rPr>
-          <w:rFonts w:hint="eastAsia" w:ascii="Times New Roman" w:hAnsi="Times New Roman" w:eastAsia="Times New Roman" w:cs="Times New Roman"/>
-        </w:rPr>
-        <w:t>)</w:t>
-      </w:r>
-      <w:r>
-        <w:rPr>
-          <w:rFonts w:ascii="Times New Roman" w:hAnsi="Times New Roman" w:eastAsia="Times New Roman" w:cs="Times New Roman"/>
-        </w:rPr>
-        <w:t xml:space="preserve"> = 2.524/44.01 = 0.05736 </w:t>
-      </w:r>
-      <w:r>
-        <w:rPr>
-          <w:rFonts w:hint="eastAsia" w:ascii="Times New Roman" w:hAnsi="Times New Roman" w:eastAsia="Times New Roman" w:cs="Times New Roman"/>
-        </w:rPr>
-        <w:t xml:space="preserve">mol（C</w:t>
-      </w:r>
-      <w:r>
-        <w:rPr>
-          <w:rFonts w:ascii="Times New Roman" w:hAnsi="Times New Roman" w:eastAsia="Times New Roman" w:cs="Times New Roman"/>
-        </w:rPr>
-        <w:t xml:space="preserve"> 0.6888 </w:t>
-      </w:r>
-      <w:r>
-        <w:rPr>
-          <w:rFonts w:hint="eastAsia" w:ascii="Times New Roman" w:hAnsi="Times New Roman" w:eastAsia="Times New Roman" w:cs="Times New Roman"/>
-        </w:rPr>
-        <w:t>g）；n(H</w:t>
-      </w:r>
-      <w:r>
-        <w:rPr>
-          <w:rFonts w:hint="eastAsia" w:ascii="Times New Roman" w:hAnsi="Times New Roman" w:eastAsia="Times New Roman" w:cs="Times New Roman"/>
-          <w:vertAlign w:val="subscript"/>
-        </w:rPr>
-        <w:t>2</w:t>
-      </w:r>
-      <w:r>
-        <w:rPr>
-          <w:rFonts w:hint="eastAsia" w:ascii="Times New Roman" w:hAnsi="Times New Roman" w:eastAsia="Times New Roman" w:cs="Times New Roman"/>
-        </w:rPr>
-        <w:t>O)</w:t>
-      </w:r>
-      <w:r>
-        <w:rPr>
-          <w:rFonts w:ascii="Times New Roman" w:hAnsi="Times New Roman" w:eastAsia="Times New Roman" w:cs="Times New Roman"/>
-        </w:rPr>
-        <w:t xml:space="preserve"> = 0.4427/18.015 = 0.02457 </w:t>
-      </w:r>
-      <w:r>
-        <w:rPr>
-          <w:rFonts w:hint="eastAsia" w:ascii="Times New Roman" w:hAnsi="Times New Roman" w:eastAsia="Times New Roman" w:cs="Times New Roman"/>
-        </w:rPr>
-        <w:t xml:space="preserve">mol（H</w:t>
-      </w:r>
-      <w:r>
-        <w:rPr>
-          <w:rFonts w:ascii="Times New Roman" w:hAnsi="Times New Roman" w:eastAsia="Times New Roman" w:cs="Times New Roman"/>
-        </w:rPr>
-        <w:t xml:space="preserve"> 0.0495 </w:t>
-      </w:r>
-      <w:r>
-        <w:rPr>
-          <w:rFonts w:hint="eastAsia" w:ascii="Times New Roman" w:hAnsi="Times New Roman" w:eastAsia="Times New Roman" w:cs="Times New Roman"/>
-        </w:rPr>
-        <w:t xml:space="preserve">g）；O</w:t>
-      </w:r>
-      <w:r>
-        <w:rPr>
-          <w:rFonts w:ascii="Times New Roman" w:hAnsi="Times New Roman" w:eastAsia="Times New Roman" w:cs="Times New Roman"/>
-        </w:rPr>
-        <w:t xml:space="preserve"> = 1.0000 − 0.6888 − 0.0495 = 0.262 g = 0.0164 mol。</w:t>
+          <w:rFonts w:ascii="Times New Roman" w:hAnsi="Times New Roman" w:eastAsia="Times New Roman" w:cs="Times New Roman"/>
+        </w:rPr>
+        <w:t xml:space="preserve">n(C) : n(H) : n(O) = 0.05736 : 0.04914 : 0.0164 ≈ 7 : 6 : 2 ✓</w:t>
       </w:r>
     </w:p>
     <w:p>
       <w:pPr>
         <w:pStyle w:val="BodyText"/>
-      </w:pPr>
-      <w:r>
-        <w:rPr>
-          <w:rFonts w:ascii="Times New Roman" w:hAnsi="Times New Roman" w:eastAsia="Times New Roman" w:cs="Times New Roman"/>
-        </w:rPr>
-        <w:t xml:space="preserve">n(C) : n(H) : n(O) = 0.05736 : 0.04914 : 0.0164 ≈ 7 : 6 : 2 ✓</w:t>
-      </w:r>
-    </w:p>
-    <w:p>
-      <w:pPr>
-        <w:pStyle w:val="BodyText"/>
+        <w:ind w:firstLine="420"/>
       </w:pPr>
       <w:r>
         <w:rPr>
@@ -36225,6 +36432,7 @@
     <w:p>
       <w:pPr>
         <w:pStyle w:val="FirstParagraph"/>
+        <w:ind w:firstLine="420"/>
       </w:pPr>
       <w:r>
         <w:rPr>
@@ -36819,6 +37027,7 @@
     <w:p>
       <w:pPr>
         <w:pStyle w:val="BlockText"/>
+        <w:ind w:firstLine="420"/>
       </w:pPr>
       <w:r>
         <w:rPr>
@@ -37039,6 +37248,7 @@
     <w:p>
       <w:pPr>
         <w:pStyle w:val="BlockText"/>
+        <w:ind w:firstLine="420"/>
       </w:pPr>
       <w:r>
         <w:rPr>
@@ -37134,6 +37344,7 @@
     <w:p>
       <w:pPr>
         <w:pStyle w:val="FirstParagraph"/>
+        <w:ind w:firstLine="420"/>
       </w:pPr>
       <w:r>
         <w:rPr>
@@ -37217,6 +37428,7 @@
     <w:p>
       <w:pPr>
         <w:pStyle w:val="BodyText"/>
+        <w:ind w:firstLine="420"/>
       </w:pPr>
       <w:r>
         <w:rPr>
@@ -37309,6 +37521,7 @@
       <w:pPr>
         <w:pStyle w:val="BodyText"/>
         <w:spacing w:after="80"/>
+        <w:ind w:firstLine="420"/>
       </w:pPr>
       <w:r>
         <w:rPr>
@@ -37366,6 +37579,15 @@
         <w:tblStyle w:val="Table"/>
         <w:tblW w:type="auto" w:w="0"/>
         <w:tblLook w:firstRow="1" w:lastRow="0" w:firstColumn="0" w:lastColumn="0" w:noHBand="0" w:noVBand="0" w:val="0020"/>
+        <w:jc w:val="center"/>
+        <w:tblBorders>
+          <w:top w:val="single" w:sz="12" w:space="0" w:color="333333"/>
+          <w:bottom w:val="single" w:sz="12" w:space="0" w:color="333333"/>
+          <w:left w:val="none"/>
+          <w:right w:val="none"/>
+          <w:insideH w:val="none"/>
+          <w:insideV w:val="none"/>
+        </w:tblBorders>
       </w:tblPr>
       <w:tblGrid>
         <w:gridCol w:w="2640"/>
@@ -37377,7 +37599,11 @@
           <w:tblHeader w:val="on"/>
         </w:trPr>
         <w:tc>
-          <w:tcPr/>
+          <w:tcPr>
+            <w:tcBorders>
+              <w:bottom w:val="single" w:sz="6" w:space="0" w:color="333333"/>
+            </w:tcBorders>
+          </w:tcPr>
           <w:p>
             <w:pPr>
               <w:pStyle w:val="Compact"/>
@@ -37400,7 +37626,11 @@
           </w:p>
         </w:tc>
         <w:tc>
-          <w:tcPr/>
+          <w:tcPr>
+            <w:tcBorders>
+              <w:bottom w:val="single" w:sz="6" w:space="0" w:color="333333"/>
+            </w:tcBorders>
+          </w:tcPr>
           <w:p>
             <w:pPr>
               <w:pStyle w:val="Compact"/>
@@ -37416,7 +37646,11 @@
           </w:p>
         </w:tc>
         <w:tc>
-          <w:tcPr/>
+          <w:tcPr>
+            <w:tcBorders>
+              <w:bottom w:val="single" w:sz="6" w:space="0" w:color="333333"/>
+            </w:tcBorders>
+          </w:tcPr>
           <w:p>
             <w:pPr>
               <w:pStyle w:val="Compact"/>
@@ -37579,6 +37813,7 @@
       <w:pPr>
         <w:pStyle w:val="BodyText"/>
         <w:spacing w:before="120"/>
+        <w:ind w:firstLine="420"/>
       </w:pPr>
       <w:r>
         <w:rPr>
@@ -37731,6 +37966,7 @@
     <w:p>
       <w:pPr>
         <w:pStyle w:val="BodyText"/>
+        <w:ind w:firstLine="420"/>
       </w:pPr>
       <w:r>
         <w:rPr>
@@ -38026,6 +38262,7 @@
     <w:p>
       <w:pPr>
         <w:pStyle w:val="BodyText"/>
+        <w:ind w:firstLine="420"/>
       </w:pPr>
       <w:r>
         <w:rPr>
@@ -38294,6 +38531,24 @@
           <w:rFonts w:ascii="Times New Roman" w:hAnsi="Times New Roman" w:eastAsia="Times New Roman" w:cs="Times New Roman"/>
         </w:rPr>
         <w:t>)。</w:t>
+      </w:r>
+    </w:p>
+    <w:p>
+      <w:pPr>
+        <w:pStyle w:val="BodyText"/>
+        <w:ind w:firstLine="420"/>
+      </w:pPr>
+      <w:r>
+        <w:rPr>
+          <w:rFonts w:hint="eastAsia" w:ascii="Times New Roman" w:hAnsi="Times New Roman" w:eastAsia="FangSong" w:cs="Times New Roman"/>
+        </w:rPr>
+        <w:t>诱导期</w:t>
+      </w:r>
+      <w:r>
+        <w:rPr>
+          <w:rFonts w:hint="eastAsia" w:ascii="Times New Roman" w:hAnsi="Times New Roman" w:eastAsia="Times New Roman" w:cs="Times New Roman"/>
+        </w:rPr>
+        <w:t>：</w:t>
       </w:r>
     </w:p>
     <w:p>
@@ -38302,9 +38557,215 @@
       </w:pPr>
       <w:r>
         <w:rPr>
-          <w:rFonts w:hint="eastAsia" w:ascii="Times New Roman" w:hAnsi="Times New Roman" w:eastAsia="FangSong" w:cs="Times New Roman"/>
-        </w:rPr>
-        <w:t>诱导期</w:t>
+          <w:rFonts w:ascii="Times New Roman" w:hAnsi="Times New Roman" w:eastAsia="Times New Roman" w:cs="Times New Roman"/>
+        </w:rPr>
+        <w:t xml:space="preserve">E/R </w:t>
+      </w:r>
+      <w:r>
+        <w:rPr>
+          <w:rFonts w:hint="eastAsia" w:ascii="Times New Roman" w:hAnsi="Times New Roman" w:eastAsia="Times New Roman" w:cs="Times New Roman"/>
+        </w:rPr>
+        <w:t xml:space="preserve">＝</w:t>
+      </w:r>
+      <w:r>
+        <w:rPr>
+          <w:rFonts w:ascii="Times New Roman" w:hAnsi="Times New Roman" w:eastAsia="Times New Roman" w:cs="Times New Roman"/>
+        </w:rPr>
+        <w:t xml:space="preserve"> ln(t</w:t>
+      </w:r>
+      <w:r>
+        <w:rPr>
+          <w:rFonts w:ascii="Times New Roman" w:hAnsi="Times New Roman" w:eastAsia="Times New Roman" w:cs="Times New Roman"/>
+          <w:vertAlign w:val="subscript"/>
+        </w:rPr>
+        <w:t>1</w:t>
+      </w:r>
+      <w:r>
+        <w:rPr>
+          <w:rFonts w:ascii="Times New Roman" w:hAnsi="Times New Roman" w:eastAsia="Times New Roman" w:cs="Times New Roman"/>
+        </w:rPr>
+        <w:t>/t</w:t>
+      </w:r>
+      <w:r>
+        <w:rPr>
+          <w:rFonts w:ascii="Times New Roman" w:hAnsi="Times New Roman" w:eastAsia="Times New Roman" w:cs="Times New Roman"/>
+          <w:vertAlign w:val="subscript"/>
+        </w:rPr>
+        <w:t>2</w:t>
+      </w:r>
+      <w:r>
+        <w:rPr>
+          <w:rFonts w:ascii="Times New Roman" w:hAnsi="Times New Roman" w:eastAsia="Times New Roman" w:cs="Times New Roman"/>
+        </w:rPr>
+        <w:t>)/(1/T</w:t>
+      </w:r>
+      <w:r>
+        <w:rPr>
+          <w:rFonts w:ascii="Times New Roman" w:hAnsi="Times New Roman" w:eastAsia="Times New Roman" w:cs="Times New Roman"/>
+          <w:vertAlign w:val="subscript"/>
+        </w:rPr>
+        <w:t>1</w:t>
+      </w:r>
+      <w:r>
+        <w:rPr>
+          <w:rFonts w:ascii="Times New Roman" w:hAnsi="Times New Roman" w:eastAsia="Times New Roman" w:cs="Times New Roman"/>
+        </w:rPr>
+        <w:t xml:space="preserve"> − 1/T</w:t>
+      </w:r>
+      <w:r>
+        <w:rPr>
+          <w:rFonts w:ascii="Times New Roman" w:hAnsi="Times New Roman" w:eastAsia="Times New Roman" w:cs="Times New Roman"/>
+          <w:vertAlign w:val="subscript"/>
+        </w:rPr>
+        <w:t>2</w:t>
+      </w:r>
+      <w:r>
+        <w:rPr>
+          <w:rFonts w:ascii="Times New Roman" w:hAnsi="Times New Roman" w:eastAsia="Times New Roman" w:cs="Times New Roman"/>
+        </w:rPr>
+        <w:t xml:space="preserve">) </w:t>
+      </w:r>
+      <w:r>
+        <w:rPr>
+          <w:rFonts w:hint="eastAsia" w:ascii="Times New Roman" w:hAnsi="Times New Roman" w:eastAsia="Times New Roman" w:cs="Times New Roman"/>
+        </w:rPr>
+        <w:t xml:space="preserve">＝</w:t>
+      </w:r>
+      <w:r>
+        <w:rPr>
+          <w:rFonts w:ascii="Times New Roman" w:hAnsi="Times New Roman" w:eastAsia="Times New Roman" w:cs="Times New Roman"/>
+        </w:rPr>
+        <w:t xml:space="preserve"> ln(511.987/244.672)/(1/297.15 − 1/308.15) </w:t>
+      </w:r>
+      <w:r>
+        <w:rPr>
+          <w:rFonts w:hint="eastAsia" w:ascii="Times New Roman" w:hAnsi="Times New Roman" w:eastAsia="Times New Roman" w:cs="Times New Roman"/>
+        </w:rPr>
+        <w:t xml:space="preserve">＝</w:t>
+      </w:r>
+      <w:r>
+        <w:rPr>
+          <w:rFonts w:ascii="Times New Roman" w:hAnsi="Times New Roman" w:eastAsia="Times New Roman" w:cs="Times New Roman"/>
+        </w:rPr>
+        <w:t xml:space="preserve"> 0.7384/1.201×10</w:t>
+      </w:r>
+      <w:r>
+        <w:rPr>
+          <w:rFonts w:ascii="Times New Roman" w:hAnsi="Times New Roman" w:eastAsia="Times New Roman" w:cs="Times New Roman"/>
+          <w:vertAlign w:val="superscript"/>
+        </w:rPr>
+        <w:t>-4</w:t>
+      </w:r>
+      <w:r>
+        <w:rPr>
+          <w:rFonts w:ascii="Times New Roman" w:hAnsi="Times New Roman" w:eastAsia="Times New Roman" w:cs="Times New Roman"/>
+        </w:rPr>
+        <w:t xml:space="preserve"> ≈ 6146 K</w:t>
+      </w:r>
+    </w:p>
+    <w:p>
+      <w:pPr>
+        <w:pStyle w:val="BodyText"/>
+        <w:ind w:firstLine="420"/>
+      </w:pPr>
+      <w:r>
+        <w:rPr>
+          <w:rFonts w:hint="eastAsia" w:ascii="Times New Roman" w:hAnsi="Times New Roman" w:eastAsia="Times New Roman" w:cs="Times New Roman"/>
+        </w:rPr>
+        <w:t>E</w:t>
+      </w:r>
+      <w:r>
+        <w:rPr>
+          <w:rFonts w:hint="eastAsia" w:ascii="Times New Roman" w:hAnsi="Times New Roman" w:eastAsia="FangSong" w:cs="Times New Roman"/>
+        </w:rPr>
+        <w:t>诱</w:t>
+      </w:r>
+      <w:r>
+        <w:rPr>
+          <w:rFonts w:ascii="Times New Roman" w:hAnsi="Times New Roman" w:eastAsia="Times New Roman" w:cs="Times New Roman"/>
+        </w:rPr>
+        <w:t xml:space="preserve"> </w:t>
+      </w:r>
+      <w:r>
+        <w:rPr>
+          <w:rFonts w:hint="eastAsia" w:ascii="Times New Roman" w:hAnsi="Times New Roman" w:eastAsia="Times New Roman" w:cs="Times New Roman"/>
+        </w:rPr>
+        <w:t xml:space="preserve">＝</w:t>
+      </w:r>
+      <w:r>
+        <w:rPr>
+          <w:rFonts w:ascii="Times New Roman" w:hAnsi="Times New Roman" w:eastAsia="Times New Roman" w:cs="Times New Roman"/>
+        </w:rPr>
+        <w:t xml:space="preserve"> 6146 K × 8.314 J·mol</w:t>
+      </w:r>
+      <w:r>
+        <w:rPr>
+          <w:rFonts w:ascii="Times New Roman" w:hAnsi="Times New Roman" w:eastAsia="Times New Roman" w:cs="Times New Roman"/>
+          <w:vertAlign w:val="superscript"/>
+        </w:rPr>
+        <w:t>-1</w:t>
+      </w:r>
+      <w:r>
+        <w:rPr>
+          <w:rFonts w:ascii="Times New Roman" w:hAnsi="Times New Roman" w:eastAsia="Times New Roman" w:cs="Times New Roman"/>
+        </w:rPr>
+        <w:t>·K</w:t>
+      </w:r>
+      <w:r>
+        <w:rPr>
+          <w:rFonts w:ascii="Times New Roman" w:hAnsi="Times New Roman" w:eastAsia="Times New Roman" w:cs="Times New Roman"/>
+          <w:vertAlign w:val="superscript"/>
+        </w:rPr>
+        <w:t>-1</w:t>
+      </w:r>
+      <w:r>
+        <w:rPr>
+          <w:rFonts w:ascii="Times New Roman" w:hAnsi="Times New Roman" w:eastAsia="Times New Roman" w:cs="Times New Roman"/>
+        </w:rPr>
+        <w:t xml:space="preserve"> </w:t>
+      </w:r>
+      <w:r>
+        <w:rPr>
+          <w:rFonts w:hint="eastAsia" w:ascii="Times New Roman" w:hAnsi="Times New Roman" w:eastAsia="Times New Roman" w:cs="Times New Roman"/>
+        </w:rPr>
+        <w:t xml:space="preserve">＝</w:t>
+      </w:r>
+      <w:r>
+        <w:rPr>
+          <w:rFonts w:ascii="Times New Roman" w:hAnsi="Times New Roman" w:eastAsia="Times New Roman" w:cs="Times New Roman"/>
+        </w:rPr>
+        <w:t xml:space="preserve"> 51.10 kJ·mol</w:t>
+      </w:r>
+      <w:r>
+        <w:rPr>
+          <w:rFonts w:ascii="Times New Roman" w:hAnsi="Times New Roman" w:eastAsia="Times New Roman" w:cs="Times New Roman"/>
+          <w:vertAlign w:val="superscript"/>
+        </w:rPr>
+        <w:t>-1</w:t>
+      </w:r>
+    </w:p>
+    <w:p>
+      <w:pPr>
+        <w:pStyle w:val="BodyText"/>
+        <w:ind w:firstLine="420"/>
+      </w:pPr>
+      <w:r>
+        <w:rPr>
+          <w:rFonts w:hint="eastAsia" w:ascii="Times New Roman" w:hAnsi="Times New Roman" w:eastAsia="FangSong" w:cs="Times New Roman"/>
+        </w:rPr>
+        <w:t>同理</w:t>
+      </w:r>
+      <w:r>
+        <w:rPr>
+          <w:rFonts w:hint="eastAsia" w:ascii="Times New Roman" w:hAnsi="Times New Roman" w:eastAsia="Times New Roman" w:cs="Times New Roman"/>
+        </w:rPr>
+        <w:t>，</w:t>
+      </w:r>
+      <w:r>
+        <w:rPr>
+          <w:rFonts w:hint="eastAsia" w:ascii="Times New Roman" w:hAnsi="Times New Roman" w:eastAsia="FangSong" w:cs="Times New Roman"/>
+        </w:rPr>
+        <w:t>振荡期</w:t>
       </w:r>
       <w:r>
         <w:rPr>
@@ -38333,83 +38794,7 @@
         <w:rPr>
           <w:rFonts w:ascii="Times New Roman" w:hAnsi="Times New Roman" w:eastAsia="Times New Roman" w:cs="Times New Roman"/>
         </w:rPr>
-        <w:t xml:space="preserve"> ln(t</w:t>
-      </w:r>
-      <w:r>
-        <w:rPr>
-          <w:rFonts w:ascii="Times New Roman" w:hAnsi="Times New Roman" w:eastAsia="Times New Roman" w:cs="Times New Roman"/>
-          <w:vertAlign w:val="subscript"/>
-        </w:rPr>
-        <w:t>1</w:t>
-      </w:r>
-      <w:r>
-        <w:rPr>
-          <w:rFonts w:ascii="Times New Roman" w:hAnsi="Times New Roman" w:eastAsia="Times New Roman" w:cs="Times New Roman"/>
-        </w:rPr>
-        <w:t>/t</w:t>
-      </w:r>
-      <w:r>
-        <w:rPr>
-          <w:rFonts w:ascii="Times New Roman" w:hAnsi="Times New Roman" w:eastAsia="Times New Roman" w:cs="Times New Roman"/>
-          <w:vertAlign w:val="subscript"/>
-        </w:rPr>
-        <w:t>2</w:t>
-      </w:r>
-      <w:r>
-        <w:rPr>
-          <w:rFonts w:ascii="Times New Roman" w:hAnsi="Times New Roman" w:eastAsia="Times New Roman" w:cs="Times New Roman"/>
-        </w:rPr>
-        <w:t>)/(1/T</w:t>
-      </w:r>
-      <w:r>
-        <w:rPr>
-          <w:rFonts w:ascii="Times New Roman" w:hAnsi="Times New Roman" w:eastAsia="Times New Roman" w:cs="Times New Roman"/>
-          <w:vertAlign w:val="subscript"/>
-        </w:rPr>
-        <w:t>1</w:t>
-      </w:r>
-      <w:r>
-        <w:rPr>
-          <w:rFonts w:ascii="Times New Roman" w:hAnsi="Times New Roman" w:eastAsia="Times New Roman" w:cs="Times New Roman"/>
-        </w:rPr>
-        <w:t xml:space="preserve"> − 1/T</w:t>
-      </w:r>
-      <w:r>
-        <w:rPr>
-          <w:rFonts w:ascii="Times New Roman" w:hAnsi="Times New Roman" w:eastAsia="Times New Roman" w:cs="Times New Roman"/>
-          <w:vertAlign w:val="subscript"/>
-        </w:rPr>
-        <w:t>2</w:t>
-      </w:r>
-      <w:r>
-        <w:rPr>
-          <w:rFonts w:ascii="Times New Roman" w:hAnsi="Times New Roman" w:eastAsia="Times New Roman" w:cs="Times New Roman"/>
-        </w:rPr>
-        <w:t xml:space="preserve">) </w:t>
-      </w:r>
-      <w:r>
-        <w:rPr>
-          <w:rFonts w:hint="eastAsia" w:ascii="Times New Roman" w:hAnsi="Times New Roman" w:eastAsia="Times New Roman" w:cs="Times New Roman"/>
-        </w:rPr>
-        <w:t xml:space="preserve">＝</w:t>
-      </w:r>
-      <w:r>
-        <w:rPr>
-          <w:rFonts w:ascii="Times New Roman" w:hAnsi="Times New Roman" w:eastAsia="Times New Roman" w:cs="Times New Roman"/>
-        </w:rPr>
-        <w:t xml:space="preserve"> ln(511.987/244.672)/(1/297.15 − 1/308.15) </w:t>
-      </w:r>
-      <w:r>
-        <w:rPr>
-          <w:rFonts w:hint="eastAsia" w:ascii="Times New Roman" w:hAnsi="Times New Roman" w:eastAsia="Times New Roman" w:cs="Times New Roman"/>
-        </w:rPr>
-        <w:t xml:space="preserve">＝</w:t>
-      </w:r>
-      <w:r>
-        <w:rPr>
-          <w:rFonts w:ascii="Times New Roman" w:hAnsi="Times New Roman" w:eastAsia="Times New Roman" w:cs="Times New Roman"/>
-        </w:rPr>
-        <w:t xml:space="preserve"> 0.7384/1.201×10</w:t>
+        <w:t xml:space="preserve"> ln(86.463/36.184)/1.201×10</w:t>
       </w:r>
       <w:r>
         <w:rPr>
@@ -38422,12 +38807,13 @@
         <w:rPr>
           <w:rFonts w:ascii="Times New Roman" w:hAnsi="Times New Roman" w:eastAsia="Times New Roman" w:cs="Times New Roman"/>
         </w:rPr>
-        <w:t xml:space="preserve"> ≈ 6146 K</w:t>
+        <w:t xml:space="preserve"> ≈ 7253 K</w:t>
       </w:r>
     </w:p>
     <w:p>
       <w:pPr>
         <w:pStyle w:val="BodyText"/>
+        <w:ind w:firstLine="420"/>
       </w:pPr>
       <w:r>
         <w:rPr>
@@ -38439,7 +38825,7 @@
         <w:rPr>
           <w:rFonts w:hint="eastAsia" w:ascii="Times New Roman" w:hAnsi="Times New Roman" w:eastAsia="FangSong" w:cs="Times New Roman"/>
         </w:rPr>
-        <w:t>诱</w:t>
+        <w:t>振</w:t>
       </w:r>
       <w:r>
         <w:rPr>
@@ -38457,45 +38843,7 @@
         <w:rPr>
           <w:rFonts w:ascii="Times New Roman" w:hAnsi="Times New Roman" w:eastAsia="Times New Roman" w:cs="Times New Roman"/>
         </w:rPr>
-        <w:t xml:space="preserve"> 6146 K × 8.314 J·mol</w:t>
-      </w:r>
-      <w:r>
-        <w:rPr>
-          <w:rFonts w:ascii="Times New Roman" w:hAnsi="Times New Roman" w:eastAsia="Times New Roman" w:cs="Times New Roman"/>
-          <w:vertAlign w:val="superscript"/>
-        </w:rPr>
-        <w:t>-1</w:t>
-      </w:r>
-      <w:r>
-        <w:rPr>
-          <w:rFonts w:ascii="Times New Roman" w:hAnsi="Times New Roman" w:eastAsia="Times New Roman" w:cs="Times New Roman"/>
-        </w:rPr>
-        <w:t>·K</w:t>
-      </w:r>
-      <w:r>
-        <w:rPr>
-          <w:rFonts w:ascii="Times New Roman" w:hAnsi="Times New Roman" w:eastAsia="Times New Roman" w:cs="Times New Roman"/>
-          <w:vertAlign w:val="superscript"/>
-        </w:rPr>
-        <w:t>-1</w:t>
-      </w:r>
-      <w:r>
-        <w:rPr>
-          <w:rFonts w:ascii="Times New Roman" w:hAnsi="Times New Roman" w:eastAsia="Times New Roman" w:cs="Times New Roman"/>
-        </w:rPr>
-        <w:t xml:space="preserve"> </w:t>
-      </w:r>
-      <w:r>
-        <w:rPr>
-          <w:rFonts w:hint="eastAsia" w:ascii="Times New Roman" w:hAnsi="Times New Roman" w:eastAsia="Times New Roman" w:cs="Times New Roman"/>
-        </w:rPr>
-        <w:t xml:space="preserve">＝</w:t>
-      </w:r>
-      <w:r>
-        <w:rPr>
-          <w:rFonts w:ascii="Times New Roman" w:hAnsi="Times New Roman" w:eastAsia="Times New Roman" w:cs="Times New Roman"/>
-        </w:rPr>
-        <w:t xml:space="preserve"> 51.10 kJ·mol</w:t>
+        <w:t xml:space="preserve"> 7253 × 8.314 ≈ 60.29 kJ·mol</w:t>
       </w:r>
       <w:r>
         <w:rPr>
@@ -38508,113 +38856,7 @@
     <w:p>
       <w:pPr>
         <w:pStyle w:val="BodyText"/>
-      </w:pPr>
-      <w:r>
-        <w:rPr>
-          <w:rFonts w:hint="eastAsia" w:ascii="Times New Roman" w:hAnsi="Times New Roman" w:eastAsia="FangSong" w:cs="Times New Roman"/>
-        </w:rPr>
-        <w:t>同理</w:t>
-      </w:r>
-      <w:r>
-        <w:rPr>
-          <w:rFonts w:hint="eastAsia" w:ascii="Times New Roman" w:hAnsi="Times New Roman" w:eastAsia="Times New Roman" w:cs="Times New Roman"/>
-        </w:rPr>
-        <w:t>，</w:t>
-      </w:r>
-      <w:r>
-        <w:rPr>
-          <w:rFonts w:hint="eastAsia" w:ascii="Times New Roman" w:hAnsi="Times New Roman" w:eastAsia="FangSong" w:cs="Times New Roman"/>
-        </w:rPr>
-        <w:t>振荡期</w:t>
-      </w:r>
-      <w:r>
-        <w:rPr>
-          <w:rFonts w:hint="eastAsia" w:ascii="Times New Roman" w:hAnsi="Times New Roman" w:eastAsia="Times New Roman" w:cs="Times New Roman"/>
-        </w:rPr>
-        <w:t>：</w:t>
-      </w:r>
-    </w:p>
-    <w:p>
-      <w:pPr>
-        <w:pStyle w:val="BodyText"/>
-      </w:pPr>
-      <w:r>
-        <w:rPr>
-          <w:rFonts w:ascii="Times New Roman" w:hAnsi="Times New Roman" w:eastAsia="Times New Roman" w:cs="Times New Roman"/>
-        </w:rPr>
-        <w:t xml:space="preserve">E/R </w:t>
-      </w:r>
-      <w:r>
-        <w:rPr>
-          <w:rFonts w:hint="eastAsia" w:ascii="Times New Roman" w:hAnsi="Times New Roman" w:eastAsia="Times New Roman" w:cs="Times New Roman"/>
-        </w:rPr>
-        <w:t xml:space="preserve">＝</w:t>
-      </w:r>
-      <w:r>
-        <w:rPr>
-          <w:rFonts w:ascii="Times New Roman" w:hAnsi="Times New Roman" w:eastAsia="Times New Roman" w:cs="Times New Roman"/>
-        </w:rPr>
-        <w:t xml:space="preserve"> ln(86.463/36.184)/1.201×10</w:t>
-      </w:r>
-      <w:r>
-        <w:rPr>
-          <w:rFonts w:ascii="Times New Roman" w:hAnsi="Times New Roman" w:eastAsia="Times New Roman" w:cs="Times New Roman"/>
-          <w:vertAlign w:val="superscript"/>
-        </w:rPr>
-        <w:t>-4</w:t>
-      </w:r>
-      <w:r>
-        <w:rPr>
-          <w:rFonts w:ascii="Times New Roman" w:hAnsi="Times New Roman" w:eastAsia="Times New Roman" w:cs="Times New Roman"/>
-        </w:rPr>
-        <w:t xml:space="preserve"> ≈ 7253 K</w:t>
-      </w:r>
-    </w:p>
-    <w:p>
-      <w:pPr>
-        <w:pStyle w:val="BodyText"/>
-      </w:pPr>
-      <w:r>
-        <w:rPr>
-          <w:rFonts w:hint="eastAsia" w:ascii="Times New Roman" w:hAnsi="Times New Roman" w:eastAsia="Times New Roman" w:cs="Times New Roman"/>
-        </w:rPr>
-        <w:t>E</w:t>
-      </w:r>
-      <w:r>
-        <w:rPr>
-          <w:rFonts w:hint="eastAsia" w:ascii="Times New Roman" w:hAnsi="Times New Roman" w:eastAsia="FangSong" w:cs="Times New Roman"/>
-        </w:rPr>
-        <w:t>振</w:t>
-      </w:r>
-      <w:r>
-        <w:rPr>
-          <w:rFonts w:ascii="Times New Roman" w:hAnsi="Times New Roman" w:eastAsia="Times New Roman" w:cs="Times New Roman"/>
-        </w:rPr>
-        <w:t xml:space="preserve"> </w:t>
-      </w:r>
-      <w:r>
-        <w:rPr>
-          <w:rFonts w:hint="eastAsia" w:ascii="Times New Roman" w:hAnsi="Times New Roman" w:eastAsia="Times New Roman" w:cs="Times New Roman"/>
-        </w:rPr>
-        <w:t xml:space="preserve">＝</w:t>
-      </w:r>
-      <w:r>
-        <w:rPr>
-          <w:rFonts w:ascii="Times New Roman" w:hAnsi="Times New Roman" w:eastAsia="Times New Roman" w:cs="Times New Roman"/>
-        </w:rPr>
-        <w:t xml:space="preserve"> 7253 × 8.314 ≈ 60.29 kJ·mol</w:t>
-      </w:r>
-      <w:r>
-        <w:rPr>
-          <w:rFonts w:ascii="Times New Roman" w:hAnsi="Times New Roman" w:eastAsia="Times New Roman" w:cs="Times New Roman"/>
-          <w:vertAlign w:val="superscript"/>
-        </w:rPr>
-        <w:t>-1</w:t>
-      </w:r>
-    </w:p>
-    <w:p>
-      <w:pPr>
-        <w:pStyle w:val="BodyText"/>
+        <w:ind w:firstLine="420"/>
       </w:pPr>
       <w:r>
         <w:rPr>
@@ -38946,6 +39188,7 @@
     <w:p>
       <w:pPr>
         <w:pStyle w:val="BlockText"/>
+        <w:ind w:firstLine="420"/>
       </w:pPr>
       <w:r>
         <w:rPr>
@@ -39041,6 +39284,7 @@
     <w:p>
       <w:pPr>
         <w:pStyle w:val="FirstParagraph"/>
+        <w:ind w:firstLine="420"/>
       </w:pPr>
       <w:r>
         <w:rPr>
@@ -39307,6 +39551,7 @@
     <w:p>
       <w:pPr>
         <w:pStyle w:val="FirstParagraph"/>
+        <w:ind w:firstLine="420"/>
       </w:pPr>
       <w:r>
         <w:rPr>
@@ -39350,6 +39595,7 @@
     <w:p>
       <w:pPr>
         <w:pStyle w:val="BodyText"/>
+        <w:ind w:firstLine="420"/>
       </w:pPr>
       <w:r>
         <w:rPr>
@@ -39591,6 +39837,7 @@
     <w:p>
       <w:pPr>
         <w:pStyle w:val="BodyText"/>
+        <w:ind w:firstLine="420"/>
       </w:pPr>
       <w:r>
         <w:rPr>
@@ -39814,6 +40061,7 @@
     <w:p>
       <w:pPr>
         <w:pStyle w:val="BodyText"/>
+        <w:ind w:firstLine="420"/>
       </w:pPr>
       <w:r>
         <w:rPr>
@@ -39933,6 +40181,137 @@
           <w:rFonts w:hint="eastAsia" w:ascii="Times New Roman" w:hAnsi="Times New Roman" w:eastAsia="Times New Roman" w:cs="Times New Roman"/>
         </w:rPr>
         <w:t>）</w:t>
+      </w:r>
+    </w:p>
+    <w:p>
+      <w:pPr>
+        <w:pStyle w:val="BodyText"/>
+        <w:ind w:firstLine="420"/>
+      </w:pPr>
+      <w:r>
+        <w:rPr>
+          <w:rFonts w:hint="eastAsia" w:ascii="Times New Roman" w:hAnsi="Times New Roman" w:eastAsia="FangSong" w:cs="Times New Roman"/>
+        </w:rPr>
+        <w:t xml:space="preserve">由</w:t>
+      </w:r>
+      <w:r>
+        <w:rPr>
+          <w:rFonts w:ascii="Times New Roman" w:hAnsi="Times New Roman" w:eastAsia="Times New Roman" w:cs="Times New Roman"/>
+        </w:rPr>
+        <w:t xml:space="preserve"> 3 </w:t>
+      </w:r>
+      <w:r>
+        <w:rPr>
+          <w:rFonts w:hint="eastAsia" w:ascii="Times New Roman" w:hAnsi="Times New Roman" w:eastAsia="FangSong" w:cs="Times New Roman"/>
+        </w:rPr>
+        <w:t xml:space="preserve">式得</w:t>
+      </w:r>
+      <w:r>
+        <w:rPr>
+          <w:rFonts w:ascii="Times New Roman" w:hAnsi="Times New Roman" w:eastAsia="Times New Roman" w:cs="Times New Roman"/>
+        </w:rPr>
+        <w:t xml:space="preserve"> [A·] </w:t>
+      </w:r>
+      <w:r>
+        <w:rPr>
+          <w:rFonts w:hint="eastAsia" w:ascii="Times New Roman" w:hAnsi="Times New Roman" w:eastAsia="Times New Roman" w:cs="Times New Roman"/>
+        </w:rPr>
+        <w:t xml:space="preserve">＝</w:t>
+      </w:r>
+      <w:r>
+        <w:rPr>
+          <w:rFonts w:ascii="Times New Roman" w:hAnsi="Times New Roman" w:eastAsia="Times New Roman" w:cs="Times New Roman"/>
+        </w:rPr>
+        <w:t xml:space="preserve"> </w:t>
+      </w:r>
+      <w:r>
+        <w:rPr>
+          <w:rFonts w:hint="eastAsia" w:ascii="Times New Roman" w:hAnsi="Times New Roman" w:eastAsia="Times New Roman" w:cs="Times New Roman"/>
+        </w:rPr>
+        <w:t>k</w:t>
+      </w:r>
+      <w:r>
+        <w:rPr>
+          <w:rFonts w:hint="eastAsia" w:ascii="Times New Roman" w:hAnsi="Times New Roman" w:eastAsia="Times New Roman" w:cs="Times New Roman"/>
+          <w:vertAlign w:val="subscript"/>
+        </w:rPr>
+        <w:t>2</w:t>
+      </w:r>
+      <w:r>
+        <w:rPr>
+          <w:rFonts w:hint="eastAsia" w:ascii="Times New Roman" w:hAnsi="Times New Roman" w:eastAsia="Times New Roman" w:cs="Times New Roman"/>
+        </w:rPr>
+        <w:t>[B·][A</w:t>
+      </w:r>
+      <w:r>
+        <w:rPr>
+          <w:rFonts w:hint="eastAsia" w:ascii="Times New Roman" w:hAnsi="Times New Roman" w:eastAsia="Times New Roman" w:cs="Times New Roman"/>
+          <w:vertAlign w:val="subscript"/>
+        </w:rPr>
+        <w:t>2</w:t>
+      </w:r>
+      <w:r>
+        <w:rPr>
+          <w:rFonts w:hint="eastAsia" w:ascii="Times New Roman" w:hAnsi="Times New Roman" w:eastAsia="Times New Roman" w:cs="Times New Roman"/>
+        </w:rPr>
+        <w:t>]/(k</w:t>
+      </w:r>
+      <w:r>
+        <w:rPr>
+          <w:rFonts w:hint="eastAsia" w:ascii="Times New Roman" w:hAnsi="Times New Roman" w:eastAsia="Times New Roman" w:cs="Times New Roman"/>
+          <w:vertAlign w:val="subscript"/>
+        </w:rPr>
+        <w:t>3</w:t>
+      </w:r>
+      <w:r>
+        <w:rPr>
+          <w:rFonts w:hint="eastAsia" w:ascii="Times New Roman" w:hAnsi="Times New Roman" w:eastAsia="Times New Roman" w:cs="Times New Roman"/>
+        </w:rPr>
+        <w:t>[B</w:t>
+      </w:r>
+      <w:r>
+        <w:rPr>
+          <w:rFonts w:hint="eastAsia" w:ascii="Times New Roman" w:hAnsi="Times New Roman" w:eastAsia="Times New Roman" w:cs="Times New Roman"/>
+          <w:vertAlign w:val="subscript"/>
+        </w:rPr>
+        <w:t>2</w:t>
+      </w:r>
+      <w:r>
+        <w:rPr>
+          <w:rFonts w:hint="eastAsia" w:ascii="Times New Roman" w:hAnsi="Times New Roman" w:eastAsia="Times New Roman" w:cs="Times New Roman"/>
+        </w:rPr>
+        <w:t>]＋k</w:t>
+      </w:r>
+      <w:r>
+        <w:rPr>
+          <w:rFonts w:hint="eastAsia" w:ascii="Times New Roman" w:hAnsi="Times New Roman" w:eastAsia="Times New Roman" w:cs="Times New Roman"/>
+          <w:vertAlign w:val="subscript"/>
+        </w:rPr>
+        <w:t>4</w:t>
+      </w:r>
+      <w:r>
+        <w:rPr>
+          <w:rFonts w:hint="eastAsia" w:ascii="Times New Roman" w:hAnsi="Times New Roman" w:eastAsia="Times New Roman" w:cs="Times New Roman"/>
+        </w:rPr>
+        <w:t>[AB])，</w:t>
+      </w:r>
+      <w:r>
+        <w:rPr>
+          <w:rFonts w:hint="eastAsia" w:ascii="Times New Roman" w:hAnsi="Times New Roman" w:eastAsia="FangSong" w:cs="Times New Roman"/>
+        </w:rPr>
+        <w:t>代入</w:t>
+      </w:r>
+      <w:r>
+        <w:rPr>
+          <w:rFonts w:ascii="Times New Roman" w:hAnsi="Times New Roman" w:eastAsia="Times New Roman" w:cs="Times New Roman"/>
+        </w:rPr>
+        <w:t xml:space="preserve"> 2 </w:t>
+      </w:r>
+      <w:r>
+        <w:rPr>
+          <w:rFonts w:hint="eastAsia" w:ascii="Times New Roman" w:hAnsi="Times New Roman" w:eastAsia="FangSong" w:cs="Times New Roman"/>
+        </w:rPr>
+        <w:t xml:space="preserve">式得</w:t>
       </w:r>
     </w:p>
     <w:p>
@@ -39941,21 +40320,72 @@
       </w:pPr>
       <w:r>
         <w:rPr>
-          <w:rFonts w:hint="eastAsia" w:ascii="Times New Roman" w:hAnsi="Times New Roman" w:eastAsia="FangSong" w:cs="Times New Roman"/>
-        </w:rPr>
-        <w:t xml:space="preserve">由</w:t>
-      </w:r>
-      <w:r>
-        <w:rPr>
-          <w:rFonts w:ascii="Times New Roman" w:hAnsi="Times New Roman" w:eastAsia="Times New Roman" w:cs="Times New Roman"/>
-        </w:rPr>
-        <w:t xml:space="preserve"> 3 </w:t>
-      </w:r>
-      <w:r>
-        <w:rPr>
-          <w:rFonts w:hint="eastAsia" w:ascii="Times New Roman" w:hAnsi="Times New Roman" w:eastAsia="FangSong" w:cs="Times New Roman"/>
-        </w:rPr>
-        <w:t xml:space="preserve">式得</w:t>
+          <w:rFonts w:ascii="Times New Roman" w:hAnsi="Times New Roman" w:eastAsia="Times New Roman" w:cs="Times New Roman"/>
+        </w:rPr>
+        <w:t xml:space="preserve">[B·] </w:t>
+      </w:r>
+      <w:r>
+        <w:rPr>
+          <w:rFonts w:hint="eastAsia" w:ascii="Times New Roman" w:hAnsi="Times New Roman" w:eastAsia="Times New Roman" w:cs="Times New Roman"/>
+        </w:rPr>
+        <w:t xml:space="preserve">＝</w:t>
+      </w:r>
+      <w:r>
+        <w:rPr>
+          <w:rFonts w:ascii="Times New Roman" w:hAnsi="Times New Roman" w:eastAsia="Times New Roman" w:cs="Times New Roman"/>
+        </w:rPr>
+        <w:t xml:space="preserve"> (k</w:t>
+      </w:r>
+      <w:r>
+        <w:rPr>
+          <w:rFonts w:ascii="Times New Roman" w:hAnsi="Times New Roman" w:eastAsia="Times New Roman" w:cs="Times New Roman"/>
+          <w:vertAlign w:val="subscript"/>
+        </w:rPr>
+        <w:t>1</w:t>
+      </w:r>
+      <w:r>
+        <w:rPr>
+          <w:rFonts w:ascii="Times New Roman" w:hAnsi="Times New Roman" w:eastAsia="Times New Roman" w:cs="Times New Roman"/>
+        </w:rPr>
+        <w:t>/k</w:t>
+      </w:r>
+      <w:r>
+        <w:rPr>
+          <w:rFonts w:ascii="Times New Roman" w:hAnsi="Times New Roman" w:eastAsia="Times New Roman" w:cs="Times New Roman"/>
+          <w:vertAlign w:val="subscript"/>
+        </w:rPr>
+        <w:t>5</w:t>
+      </w:r>
+      <w:r>
+        <w:rPr>
+          <w:rFonts w:ascii="Times New Roman" w:hAnsi="Times New Roman" w:eastAsia="Times New Roman" w:cs="Times New Roman"/>
+        </w:rPr>
+        <w:t>)^(1/2)·[B</w:t>
+      </w:r>
+      <w:r>
+        <w:rPr>
+          <w:rFonts w:ascii="Times New Roman" w:hAnsi="Times New Roman" w:eastAsia="Times New Roman" w:cs="Times New Roman"/>
+          <w:vertAlign w:val="subscript"/>
+        </w:rPr>
+        <w:t>2</w:t>
+      </w:r>
+      <w:r>
+        <w:rPr>
+          <w:rFonts w:ascii="Times New Roman" w:hAnsi="Times New Roman" w:eastAsia="Times New Roman" w:cs="Times New Roman"/>
+        </w:rPr>
+        <w:t>]^(1/2)</w:t>
+      </w:r>
+    </w:p>
+    <w:p>
+      <w:pPr>
+        <w:pStyle w:val="BodyText"/>
+        <w:ind w:firstLine="420"/>
+      </w:pPr>
+      <w:r>
+        <w:rPr>
+          <w:rFonts w:hint="eastAsia" w:ascii="Times New Roman" w:hAnsi="Times New Roman" w:eastAsia="FangSong" w:cs="Times New Roman"/>
+        </w:rPr>
+        <w:t xml:space="preserve">进而</w:t>
       </w:r>
       <w:r>
         <w:rPr>
@@ -39992,19 +40422,58 @@
         <w:rPr>
           <w:rFonts w:hint="eastAsia" w:ascii="Times New Roman" w:hAnsi="Times New Roman" w:eastAsia="Times New Roman" w:cs="Times New Roman"/>
         </w:rPr>
-        <w:t>[B·][A</w:t>
+        <w:t>(k</w:t>
       </w:r>
       <w:r>
         <w:rPr>
           <w:rFonts w:hint="eastAsia" w:ascii="Times New Roman" w:hAnsi="Times New Roman" w:eastAsia="Times New Roman" w:cs="Times New Roman"/>
           <w:vertAlign w:val="subscript"/>
         </w:rPr>
+        <w:t>1</w:t>
+      </w:r>
+      <w:r>
+        <w:rPr>
+          <w:rFonts w:hint="eastAsia" w:ascii="Times New Roman" w:hAnsi="Times New Roman" w:eastAsia="Times New Roman" w:cs="Times New Roman"/>
+        </w:rPr>
+        <w:t>/k</w:t>
+      </w:r>
+      <w:r>
+        <w:rPr>
+          <w:rFonts w:hint="eastAsia" w:ascii="Times New Roman" w:hAnsi="Times New Roman" w:eastAsia="Times New Roman" w:cs="Times New Roman"/>
+          <w:vertAlign w:val="subscript"/>
+        </w:rPr>
+        <w:t>5</w:t>
+      </w:r>
+      <w:r>
+        <w:rPr>
+          <w:rFonts w:hint="eastAsia" w:ascii="Times New Roman" w:hAnsi="Times New Roman" w:eastAsia="Times New Roman" w:cs="Times New Roman"/>
+        </w:rPr>
+        <w:t>)^(1/2)[B</w:t>
+      </w:r>
+      <w:r>
+        <w:rPr>
+          <w:rFonts w:hint="eastAsia" w:ascii="Times New Roman" w:hAnsi="Times New Roman" w:eastAsia="Times New Roman" w:cs="Times New Roman"/>
+          <w:vertAlign w:val="subscript"/>
+        </w:rPr>
         <w:t>2</w:t>
       </w:r>
       <w:r>
         <w:rPr>
           <w:rFonts w:hint="eastAsia" w:ascii="Times New Roman" w:hAnsi="Times New Roman" w:eastAsia="Times New Roman" w:cs="Times New Roman"/>
         </w:rPr>
+        <w:t>]^(1/2)[A</w:t>
+      </w:r>
+      <w:r>
+        <w:rPr>
+          <w:rFonts w:hint="eastAsia" w:ascii="Times New Roman" w:hAnsi="Times New Roman" w:eastAsia="Times New Roman" w:cs="Times New Roman"/>
+          <w:vertAlign w:val="subscript"/>
+        </w:rPr>
+        <w:t>2</w:t>
+      </w:r>
+      <w:r>
+        <w:rPr>
+          <w:rFonts w:hint="eastAsia" w:ascii="Times New Roman" w:hAnsi="Times New Roman" w:eastAsia="Times New Roman" w:cs="Times New Roman"/>
+        </w:rPr>
         <w:t>]/(k</w:t>
       </w:r>
       <w:r>
@@ -40044,25 +40513,200 @@
         <w:rPr>
           <w:rFonts w:hint="eastAsia" w:ascii="Times New Roman" w:hAnsi="Times New Roman" w:eastAsia="Times New Roman" w:cs="Times New Roman"/>
         </w:rPr>
-        <w:t>[AB])，</w:t>
-      </w:r>
-      <w:r>
-        <w:rPr>
-          <w:rFonts w:hint="eastAsia" w:ascii="Times New Roman" w:hAnsi="Times New Roman" w:eastAsia="FangSong" w:cs="Times New Roman"/>
-        </w:rPr>
-        <w:t>代入</w:t>
-      </w:r>
-      <w:r>
-        <w:rPr>
-          <w:rFonts w:ascii="Times New Roman" w:hAnsi="Times New Roman" w:eastAsia="Times New Roman" w:cs="Times New Roman"/>
-        </w:rPr>
-        <w:t xml:space="preserve"> 2 </w:t>
-      </w:r>
-      <w:r>
-        <w:rPr>
-          <w:rFonts w:hint="eastAsia" w:ascii="Times New Roman" w:hAnsi="Times New Roman" w:eastAsia="FangSong" w:cs="Times New Roman"/>
-        </w:rPr>
-        <w:t xml:space="preserve">式得</w:t>
+        <w:t>[AB])（2</w:t>
+      </w:r>
+      <w:r>
+        <w:rPr>
+          <w:rFonts w:ascii="Times New Roman" w:hAnsi="Times New Roman" w:eastAsia="Times New Roman" w:cs="Times New Roman"/>
+        </w:rPr>
+        <w:t xml:space="preserve"> </w:t>
+      </w:r>
+      <w:r>
+        <w:rPr>
+          <w:rFonts w:hint="eastAsia" w:ascii="Times New Roman" w:hAnsi="Times New Roman" w:eastAsia="FangSong" w:cs="Times New Roman"/>
+        </w:rPr>
+        <w:t>分</w:t>
+      </w:r>
+      <w:r>
+        <w:rPr>
+          <w:rFonts w:hint="eastAsia" w:ascii="Times New Roman" w:hAnsi="Times New Roman" w:eastAsia="Times New Roman" w:cs="Times New Roman"/>
+        </w:rPr>
+        <w:t>）</w:t>
+      </w:r>
+    </w:p>
+    <w:p>
+      <w:pPr>
+        <w:pStyle w:val="BodyText"/>
+        <w:ind w:firstLine="420"/>
+      </w:pPr>
+      <w:r>
+        <w:rPr>
+          <w:rFonts w:hint="eastAsia" w:ascii="Times New Roman" w:hAnsi="Times New Roman" w:eastAsia="FangSong" w:cs="Times New Roman"/>
+        </w:rPr>
+        <w:t xml:space="preserve">将结果代入</w:t>
+      </w:r>
+      <w:r>
+        <w:rPr>
+          <w:rFonts w:ascii="Times New Roman" w:hAnsi="Times New Roman" w:eastAsia="Times New Roman" w:cs="Times New Roman"/>
+        </w:rPr>
+        <w:t xml:space="preserve"> 1 </w:t>
+      </w:r>
+      <w:r>
+        <w:rPr>
+          <w:rFonts w:hint="eastAsia" w:ascii="Times New Roman" w:hAnsi="Times New Roman" w:eastAsia="FangSong" w:cs="Times New Roman"/>
+        </w:rPr>
+        <w:t>式</w:t>
+      </w:r>
+      <w:r>
+        <w:rPr>
+          <w:rFonts w:hint="eastAsia" w:ascii="Times New Roman" w:hAnsi="Times New Roman" w:eastAsia="Times New Roman" w:cs="Times New Roman"/>
+        </w:rPr>
+        <w:t>，</w:t>
+      </w:r>
+      <w:r>
+        <w:rPr>
+          <w:rFonts w:hint="eastAsia" w:ascii="Times New Roman" w:hAnsi="Times New Roman" w:eastAsia="FangSong" w:cs="Times New Roman"/>
+        </w:rPr>
+        <w:t>得</w:t>
+      </w:r>
+    </w:p>
+    <w:p>
+      <w:pPr>
+        <w:pStyle w:val="BodyText"/>
+        <w:ind w:firstLine="420"/>
+      </w:pPr>
+      <w:r>
+        <w:rPr>
+          <w:rFonts w:ascii="Times New Roman" w:hAnsi="Times New Roman" w:eastAsia="Times New Roman" w:cs="Times New Roman"/>
+        </w:rPr>
+        <w:t xml:space="preserve">d[AB]/dt </w:t>
+      </w:r>
+      <w:r>
+        <w:rPr>
+          <w:rFonts w:hint="eastAsia" w:ascii="Times New Roman" w:hAnsi="Times New Roman" w:eastAsia="Times New Roman" w:cs="Times New Roman"/>
+        </w:rPr>
+        <w:t xml:space="preserve">＝</w:t>
+      </w:r>
+      <w:r>
+        <w:rPr>
+          <w:rFonts w:ascii="Times New Roman" w:hAnsi="Times New Roman" w:eastAsia="Times New Roman" w:cs="Times New Roman"/>
+        </w:rPr>
+        <w:t xml:space="preserve"> </w:t>
+      </w:r>
+      <w:r>
+        <w:rPr>
+          <w:rFonts w:hint="eastAsia" w:ascii="Times New Roman" w:hAnsi="Times New Roman" w:eastAsia="Times New Roman" w:cs="Times New Roman"/>
+        </w:rPr>
+        <w:t>2k</w:t>
+      </w:r>
+      <w:r>
+        <w:rPr>
+          <w:rFonts w:hint="eastAsia" w:ascii="Times New Roman" w:hAnsi="Times New Roman" w:eastAsia="Times New Roman" w:cs="Times New Roman"/>
+          <w:vertAlign w:val="subscript"/>
+        </w:rPr>
+        <w:t>2</w:t>
+      </w:r>
+      <w:r>
+        <w:rPr>
+          <w:rFonts w:hint="eastAsia" w:ascii="Times New Roman" w:hAnsi="Times New Roman" w:eastAsia="Times New Roman" w:cs="Times New Roman"/>
+        </w:rPr>
+        <w:t>(k</w:t>
+      </w:r>
+      <w:r>
+        <w:rPr>
+          <w:rFonts w:hint="eastAsia" w:ascii="Times New Roman" w:hAnsi="Times New Roman" w:eastAsia="Times New Roman" w:cs="Times New Roman"/>
+          <w:vertAlign w:val="subscript"/>
+        </w:rPr>
+        <w:t>1</w:t>
+      </w:r>
+      <w:r>
+        <w:rPr>
+          <w:rFonts w:hint="eastAsia" w:ascii="Times New Roman" w:hAnsi="Times New Roman" w:eastAsia="Times New Roman" w:cs="Times New Roman"/>
+        </w:rPr>
+        <w:t>/k</w:t>
+      </w:r>
+      <w:r>
+        <w:rPr>
+          <w:rFonts w:hint="eastAsia" w:ascii="Times New Roman" w:hAnsi="Times New Roman" w:eastAsia="Times New Roman" w:cs="Times New Roman"/>
+          <w:vertAlign w:val="subscript"/>
+        </w:rPr>
+        <w:t>5</w:t>
+      </w:r>
+      <w:r>
+        <w:rPr>
+          <w:rFonts w:hint="eastAsia" w:ascii="Times New Roman" w:hAnsi="Times New Roman" w:eastAsia="Times New Roman" w:cs="Times New Roman"/>
+        </w:rPr>
+        <w:t>)^(1/2)·[B</w:t>
+      </w:r>
+      <w:r>
+        <w:rPr>
+          <w:rFonts w:hint="eastAsia" w:ascii="Times New Roman" w:hAnsi="Times New Roman" w:eastAsia="Times New Roman" w:cs="Times New Roman"/>
+          <w:vertAlign w:val="subscript"/>
+        </w:rPr>
+        <w:t>2</w:t>
+      </w:r>
+      <w:r>
+        <w:rPr>
+          <w:rFonts w:hint="eastAsia" w:ascii="Times New Roman" w:hAnsi="Times New Roman" w:eastAsia="Times New Roman" w:cs="Times New Roman"/>
+        </w:rPr>
+        <w:t>]^(1/2)[A</w:t>
+      </w:r>
+      <w:r>
+        <w:rPr>
+          <w:rFonts w:hint="eastAsia" w:ascii="Times New Roman" w:hAnsi="Times New Roman" w:eastAsia="Times New Roman" w:cs="Times New Roman"/>
+          <w:vertAlign w:val="subscript"/>
+        </w:rPr>
+        <w:t>2</w:t>
+      </w:r>
+      <w:r>
+        <w:rPr>
+          <w:rFonts w:hint="eastAsia" w:ascii="Times New Roman" w:hAnsi="Times New Roman" w:eastAsia="Times New Roman" w:cs="Times New Roman"/>
+        </w:rPr>
+        <w:t>]/(1＋[AB]/k</w:t>
+      </w:r>
+      <w:r>
+        <w:rPr>
+          <w:rFonts w:hint="eastAsia" w:ascii="Times New Roman" w:hAnsi="Times New Roman" w:eastAsia="Times New Roman" w:cs="Times New Roman"/>
+          <w:vertAlign w:val="subscript"/>
+        </w:rPr>
+        <w:t>3</w:t>
+      </w:r>
+      <w:r>
+        <w:rPr>
+          <w:rFonts w:hint="eastAsia" w:ascii="Times New Roman" w:hAnsi="Times New Roman" w:eastAsia="Times New Roman" w:cs="Times New Roman"/>
+        </w:rPr>
+        <w:t>[B</w:t>
+      </w:r>
+      <w:r>
+        <w:rPr>
+          <w:rFonts w:hint="eastAsia" w:ascii="Times New Roman" w:hAnsi="Times New Roman" w:eastAsia="Times New Roman" w:cs="Times New Roman"/>
+          <w:vertAlign w:val="subscript"/>
+        </w:rPr>
+        <w:t>2</w:t>
+      </w:r>
+      <w:r>
+        <w:rPr>
+          <w:rFonts w:hint="eastAsia" w:ascii="Times New Roman" w:hAnsi="Times New Roman" w:eastAsia="Times New Roman" w:cs="Times New Roman"/>
+        </w:rPr>
+        <w:t>])（2</w:t>
+      </w:r>
+      <w:r>
+        <w:rPr>
+          <w:rFonts w:ascii="Times New Roman" w:hAnsi="Times New Roman" w:eastAsia="Times New Roman" w:cs="Times New Roman"/>
+        </w:rPr>
+        <w:t xml:space="preserve"> </w:t>
+      </w:r>
+      <w:r>
+        <w:rPr>
+          <w:rFonts w:hint="eastAsia" w:ascii="Times New Roman" w:hAnsi="Times New Roman" w:eastAsia="FangSong" w:cs="Times New Roman"/>
+        </w:rPr>
+        <w:t>分</w:t>
+      </w:r>
+      <w:r>
+        <w:rPr>
+          <w:rFonts w:hint="eastAsia" w:ascii="Times New Roman" w:hAnsi="Times New Roman" w:eastAsia="Times New Roman" w:cs="Times New Roman"/>
+        </w:rPr>
+        <w:t>）</w:t>
       </w:r>
     </w:p>
     <w:p>
@@ -40072,82 +40716,41 @@
       <w:r>
         <w:rPr>
           <w:rFonts w:ascii="Times New Roman" w:hAnsi="Times New Roman" w:eastAsia="Times New Roman" w:cs="Times New Roman"/>
-        </w:rPr>
-        <w:t xml:space="preserve">[B·] </w:t>
-      </w:r>
-      <w:r>
-        <w:rPr>
-          <w:rFonts w:hint="eastAsia" w:ascii="Times New Roman" w:hAnsi="Times New Roman" w:eastAsia="Times New Roman" w:cs="Times New Roman"/>
-        </w:rPr>
-        <w:t xml:space="preserve">＝</w:t>
-      </w:r>
-      <w:r>
-        <w:rPr>
-          <w:rFonts w:ascii="Times New Roman" w:hAnsi="Times New Roman" w:eastAsia="Times New Roman" w:cs="Times New Roman"/>
-        </w:rPr>
-        <w:t xml:space="preserve"> (k</w:t>
-      </w:r>
-      <w:r>
-        <w:rPr>
-          <w:rFonts w:ascii="Times New Roman" w:hAnsi="Times New Roman" w:eastAsia="Times New Roman" w:cs="Times New Roman"/>
-          <w:vertAlign w:val="subscript"/>
-        </w:rPr>
-        <w:t>1</w:t>
-      </w:r>
-      <w:r>
-        <w:rPr>
-          <w:rFonts w:ascii="Times New Roman" w:hAnsi="Times New Roman" w:eastAsia="Times New Roman" w:cs="Times New Roman"/>
-        </w:rPr>
-        <w:t>/k</w:t>
-      </w:r>
-      <w:r>
-        <w:rPr>
-          <w:rFonts w:ascii="Times New Roman" w:hAnsi="Times New Roman" w:eastAsia="Times New Roman" w:cs="Times New Roman"/>
-          <w:vertAlign w:val="subscript"/>
-        </w:rPr>
-        <w:t>5</w:t>
-      </w:r>
-      <w:r>
-        <w:rPr>
-          <w:rFonts w:ascii="Times New Roman" w:hAnsi="Times New Roman" w:eastAsia="Times New Roman" w:cs="Times New Roman"/>
-        </w:rPr>
-        <w:t>)^(1/2)·[B</w:t>
-      </w:r>
-      <w:r>
-        <w:rPr>
-          <w:rFonts w:ascii="Times New Roman" w:hAnsi="Times New Roman" w:eastAsia="Times New Roman" w:cs="Times New Roman"/>
-          <w:vertAlign w:val="subscript"/>
-        </w:rPr>
-        <w:t>2</w:t>
-      </w:r>
-      <w:r>
-        <w:rPr>
-          <w:rFonts w:ascii="Times New Roman" w:hAnsi="Times New Roman" w:eastAsia="Times New Roman" w:cs="Times New Roman"/>
-        </w:rPr>
-        <w:t>]^(1/2)</w:t>
+          <w:b/>
+          <w:bCs/>
+        </w:rPr>
+        <w:t xml:space="preserve">16-2</w:t>
       </w:r>
     </w:p>
     <w:p>
       <w:pPr>
         <w:pStyle w:val="BodyText"/>
+        <w:ind w:firstLine="420"/>
       </w:pPr>
       <w:r>
         <w:rPr>
-          <w:rFonts w:hint="eastAsia" w:ascii="Times New Roman" w:hAnsi="Times New Roman" w:eastAsia="FangSong" w:cs="Times New Roman"/>
-        </w:rPr>
-        <w:t xml:space="preserve">进而</w:t>
-      </w:r>
-      <w:r>
-        <w:rPr>
-          <w:rFonts w:ascii="Times New Roman" w:hAnsi="Times New Roman" w:eastAsia="Times New Roman" w:cs="Times New Roman"/>
-        </w:rPr>
-        <w:t xml:space="preserve"> [A·] </w:t>
-      </w:r>
-      <w:r>
-        <w:rPr>
-          <w:rFonts w:hint="eastAsia" w:ascii="Times New Roman" w:hAnsi="Times New Roman" w:eastAsia="Times New Roman" w:cs="Times New Roman"/>
-        </w:rPr>
-        <w:t xml:space="preserve">＝</w:t>
+          <w:rFonts w:ascii="Times New Roman" w:hAnsi="Times New Roman" w:eastAsia="Times New Roman" w:cs="Times New Roman"/>
+        </w:rPr>
+        <w:t xml:space="preserve">0.5 </w:t>
+      </w:r>
+      <w:r>
+        <w:rPr>
+          <w:rFonts w:hint="eastAsia" w:ascii="Times New Roman" w:hAnsi="Times New Roman" w:eastAsia="FangSong" w:cs="Times New Roman"/>
+        </w:rPr>
+        <w:t>级反应</w:t>
+      </w:r>
+      <w:r>
+        <w:rPr>
+          <w:rFonts w:hint="eastAsia" w:ascii="Times New Roman" w:hAnsi="Times New Roman" w:eastAsia="Times New Roman" w:cs="Times New Roman"/>
+        </w:rPr>
+        <w:t>：A</w:t>
+      </w:r>
+      <w:r>
+        <w:rPr>
+          <w:rFonts w:hint="eastAsia" w:ascii="Times New Roman" w:hAnsi="Times New Roman" w:eastAsia="Times New Roman" w:cs="Times New Roman"/>
+          <w:vertAlign w:val="subscript"/>
+        </w:rPr>
+        <w:t>2</w:t>
       </w:r>
       <w:r>
         <w:rPr>
@@ -40157,116 +40760,49 @@
       </w:r>
       <w:r>
         <w:rPr>
-          <w:rFonts w:hint="eastAsia" w:ascii="Times New Roman" w:hAnsi="Times New Roman" w:eastAsia="Times New Roman" w:cs="Times New Roman"/>
-        </w:rPr>
-        <w:t>k</w:t>
-      </w:r>
-      <w:r>
-        <w:rPr>
-          <w:rFonts w:hint="eastAsia" w:ascii="Times New Roman" w:hAnsi="Times New Roman" w:eastAsia="Times New Roman" w:cs="Times New Roman"/>
+          <w:rFonts w:hint="eastAsia" w:ascii="Times New Roman" w:hAnsi="Times New Roman" w:eastAsia="FangSong" w:cs="Times New Roman"/>
+        </w:rPr>
+        <w:t>过量且反应刚开始时</w:t>
+      </w:r>
+      <w:r>
+        <w:rPr>
+          <w:rFonts w:hint="eastAsia" w:ascii="Times New Roman" w:hAnsi="Times New Roman" w:eastAsia="Times New Roman" w:cs="Times New Roman"/>
+        </w:rPr>
+        <w:t>（</w:t>
+      </w:r>
+      <w:r>
+        <w:rPr>
+          <w:rFonts w:hint="eastAsia" w:ascii="Times New Roman" w:hAnsi="Times New Roman" w:eastAsia="FangSong" w:cs="Times New Roman"/>
+        </w:rPr>
+        <w:t>即</w:t>
+      </w:r>
+      <w:r>
+        <w:rPr>
+          <w:rFonts w:ascii="Times New Roman" w:hAnsi="Times New Roman" w:eastAsia="Times New Roman" w:cs="Times New Roman"/>
+        </w:rPr>
+        <w:t xml:space="preserve"> AB </w:t>
+      </w:r>
+      <w:r>
+        <w:rPr>
+          <w:rFonts w:hint="eastAsia" w:ascii="Times New Roman" w:hAnsi="Times New Roman" w:eastAsia="FangSong" w:cs="Times New Roman"/>
+        </w:rPr>
+        <w:t xml:space="preserve">的量相对</w:t>
+      </w:r>
+      <w:r>
+        <w:rPr>
+          <w:rFonts w:ascii="Times New Roman" w:hAnsi="Times New Roman" w:eastAsia="Times New Roman" w:cs="Times New Roman"/>
+        </w:rPr>
+        <w:t xml:space="preserve"> B</w:t>
+      </w:r>
+      <w:r>
+        <w:rPr>
+          <w:rFonts w:ascii="Times New Roman" w:hAnsi="Times New Roman" w:eastAsia="Times New Roman" w:cs="Times New Roman"/>
           <w:vertAlign w:val="subscript"/>
         </w:rPr>
         <w:t>2</w:t>
       </w:r>
       <w:r>
         <w:rPr>
-          <w:rFonts w:hint="eastAsia" w:ascii="Times New Roman" w:hAnsi="Times New Roman" w:eastAsia="Times New Roman" w:cs="Times New Roman"/>
-        </w:rPr>
-        <w:t>(k</w:t>
-      </w:r>
-      <w:r>
-        <w:rPr>
-          <w:rFonts w:hint="eastAsia" w:ascii="Times New Roman" w:hAnsi="Times New Roman" w:eastAsia="Times New Roman" w:cs="Times New Roman"/>
-          <w:vertAlign w:val="subscript"/>
-        </w:rPr>
-        <w:t>1</w:t>
-      </w:r>
-      <w:r>
-        <w:rPr>
-          <w:rFonts w:hint="eastAsia" w:ascii="Times New Roman" w:hAnsi="Times New Roman" w:eastAsia="Times New Roman" w:cs="Times New Roman"/>
-        </w:rPr>
-        <w:t>/k</w:t>
-      </w:r>
-      <w:r>
-        <w:rPr>
-          <w:rFonts w:hint="eastAsia" w:ascii="Times New Roman" w:hAnsi="Times New Roman" w:eastAsia="Times New Roman" w:cs="Times New Roman"/>
-          <w:vertAlign w:val="subscript"/>
-        </w:rPr>
-        <w:t>5</w:t>
-      </w:r>
-      <w:r>
-        <w:rPr>
-          <w:rFonts w:hint="eastAsia" w:ascii="Times New Roman" w:hAnsi="Times New Roman" w:eastAsia="Times New Roman" w:cs="Times New Roman"/>
-        </w:rPr>
-        <w:t>)^(1/2)[B</w:t>
-      </w:r>
-      <w:r>
-        <w:rPr>
-          <w:rFonts w:hint="eastAsia" w:ascii="Times New Roman" w:hAnsi="Times New Roman" w:eastAsia="Times New Roman" w:cs="Times New Roman"/>
-          <w:vertAlign w:val="subscript"/>
-        </w:rPr>
-        <w:t>2</w:t>
-      </w:r>
-      <w:r>
-        <w:rPr>
-          <w:rFonts w:hint="eastAsia" w:ascii="Times New Roman" w:hAnsi="Times New Roman" w:eastAsia="Times New Roman" w:cs="Times New Roman"/>
-        </w:rPr>
-        <w:t>]^(1/2)[A</w:t>
-      </w:r>
-      <w:r>
-        <w:rPr>
-          <w:rFonts w:hint="eastAsia" w:ascii="Times New Roman" w:hAnsi="Times New Roman" w:eastAsia="Times New Roman" w:cs="Times New Roman"/>
-          <w:vertAlign w:val="subscript"/>
-        </w:rPr>
-        <w:t>2</w:t>
-      </w:r>
-      <w:r>
-        <w:rPr>
-          <w:rFonts w:hint="eastAsia" w:ascii="Times New Roman" w:hAnsi="Times New Roman" w:eastAsia="Times New Roman" w:cs="Times New Roman"/>
-        </w:rPr>
-        <w:t>]/(k</w:t>
-      </w:r>
-      <w:r>
-        <w:rPr>
-          <w:rFonts w:hint="eastAsia" w:ascii="Times New Roman" w:hAnsi="Times New Roman" w:eastAsia="Times New Roman" w:cs="Times New Roman"/>
-          <w:vertAlign w:val="subscript"/>
-        </w:rPr>
-        <w:t>3</w:t>
-      </w:r>
-      <w:r>
-        <w:rPr>
-          <w:rFonts w:hint="eastAsia" w:ascii="Times New Roman" w:hAnsi="Times New Roman" w:eastAsia="Times New Roman" w:cs="Times New Roman"/>
-        </w:rPr>
-        <w:t>[B</w:t>
-      </w:r>
-      <w:r>
-        <w:rPr>
-          <w:rFonts w:hint="eastAsia" w:ascii="Times New Roman" w:hAnsi="Times New Roman" w:eastAsia="Times New Roman" w:cs="Times New Roman"/>
-          <w:vertAlign w:val="subscript"/>
-        </w:rPr>
-        <w:t>2</w:t>
-      </w:r>
-      <w:r>
-        <w:rPr>
-          <w:rFonts w:hint="eastAsia" w:ascii="Times New Roman" w:hAnsi="Times New Roman" w:eastAsia="Times New Roman" w:cs="Times New Roman"/>
-        </w:rPr>
-        <w:t>]＋k</w:t>
-      </w:r>
-      <w:r>
-        <w:rPr>
-          <w:rFonts w:hint="eastAsia" w:ascii="Times New Roman" w:hAnsi="Times New Roman" w:eastAsia="Times New Roman" w:cs="Times New Roman"/>
-          <w:vertAlign w:val="subscript"/>
-        </w:rPr>
-        <w:t>4</w:t>
-      </w:r>
-      <w:r>
-        <w:rPr>
-          <w:rFonts w:hint="eastAsia" w:ascii="Times New Roman" w:hAnsi="Times New Roman" w:eastAsia="Times New Roman" w:cs="Times New Roman"/>
-        </w:rPr>
-        <w:t>[AB])（2</w:t>
-      </w:r>
-      <w:r>
-        <w:rPr>
           <w:rFonts w:ascii="Times New Roman" w:hAnsi="Times New Roman" w:eastAsia="Times New Roman" w:cs="Times New Roman"/>
         </w:rPr>
         <w:t xml:space="preserve"> </w:t>
@@ -40275,349 +40811,68 @@
         <w:rPr>
           <w:rFonts w:hint="eastAsia" w:ascii="Times New Roman" w:hAnsi="Times New Roman" w:eastAsia="FangSong" w:cs="Times New Roman"/>
         </w:rPr>
-        <w:t>分</w:t>
-      </w:r>
-      <w:r>
-        <w:rPr>
-          <w:rFonts w:hint="eastAsia" w:ascii="Times New Roman" w:hAnsi="Times New Roman" w:eastAsia="Times New Roman" w:cs="Times New Roman"/>
-        </w:rPr>
-        <w:t>）</w:t>
+        <w:t>忽略不计时</w:t>
+      </w:r>
+      <w:r>
+        <w:rPr>
+          <w:rFonts w:hint="eastAsia" w:ascii="Times New Roman" w:hAnsi="Times New Roman" w:eastAsia="Times New Roman" w:cs="Times New Roman"/>
+        </w:rPr>
+        <w:t>）。</w:t>
       </w:r>
     </w:p>
     <w:p>
       <w:pPr>
         <w:pStyle w:val="BodyText"/>
+        <w:ind w:firstLine="420"/>
       </w:pPr>
       <w:r>
         <w:rPr>
-          <w:rFonts w:hint="eastAsia" w:ascii="Times New Roman" w:hAnsi="Times New Roman" w:eastAsia="FangSong" w:cs="Times New Roman"/>
-        </w:rPr>
-        <w:t xml:space="preserve">将结果代入</w:t>
-      </w:r>
-      <w:r>
-        <w:rPr>
-          <w:rFonts w:ascii="Times New Roman" w:hAnsi="Times New Roman" w:eastAsia="Times New Roman" w:cs="Times New Roman"/>
-        </w:rPr>
-        <w:t xml:space="preserve"> 1 </w:t>
-      </w:r>
-      <w:r>
-        <w:rPr>
-          <w:rFonts w:hint="eastAsia" w:ascii="Times New Roman" w:hAnsi="Times New Roman" w:eastAsia="FangSong" w:cs="Times New Roman"/>
-        </w:rPr>
-        <w:t>式</w:t>
-      </w:r>
-      <w:r>
-        <w:rPr>
-          <w:rFonts w:hint="eastAsia" w:ascii="Times New Roman" w:hAnsi="Times New Roman" w:eastAsia="Times New Roman" w:cs="Times New Roman"/>
-        </w:rPr>
-        <w:t>，</w:t>
-      </w:r>
-      <w:r>
-        <w:rPr>
-          <w:rFonts w:hint="eastAsia" w:ascii="Times New Roman" w:hAnsi="Times New Roman" w:eastAsia="FangSong" w:cs="Times New Roman"/>
-        </w:rPr>
-        <w:t>得</w:t>
+          <w:rFonts w:ascii="Times New Roman" w:hAnsi="Times New Roman" w:eastAsia="Times New Roman" w:cs="Times New Roman"/>
+        </w:rPr>
+        <w:t xml:space="preserve">1 </w:t>
+      </w:r>
+      <w:r>
+        <w:rPr>
+          <w:rFonts w:hint="eastAsia" w:ascii="Times New Roman" w:hAnsi="Times New Roman" w:eastAsia="FangSong" w:cs="Times New Roman"/>
+        </w:rPr>
+        <w:t>级反应</w:t>
+      </w:r>
+      <w:r>
+        <w:rPr>
+          <w:rFonts w:hint="eastAsia" w:ascii="Times New Roman" w:hAnsi="Times New Roman" w:eastAsia="Times New Roman" w:cs="Times New Roman"/>
+        </w:rPr>
+        <w:t>：B</w:t>
+      </w:r>
+      <w:r>
+        <w:rPr>
+          <w:rFonts w:hint="eastAsia" w:ascii="Times New Roman" w:hAnsi="Times New Roman" w:eastAsia="Times New Roman" w:cs="Times New Roman"/>
+          <w:vertAlign w:val="subscript"/>
+        </w:rPr>
+        <w:t>2</w:t>
+      </w:r>
+      <w:r>
+        <w:rPr>
+          <w:rFonts w:ascii="Times New Roman" w:hAnsi="Times New Roman" w:eastAsia="Times New Roman" w:cs="Times New Roman"/>
+        </w:rPr>
+        <w:t xml:space="preserve"> </w:t>
+      </w:r>
+      <w:r>
+        <w:rPr>
+          <w:rFonts w:hint="eastAsia" w:ascii="Times New Roman" w:hAnsi="Times New Roman" w:eastAsia="FangSong" w:cs="Times New Roman"/>
+        </w:rPr>
+        <w:t>过量</w:t>
+      </w:r>
+      <w:r>
+        <w:rPr>
+          <w:rFonts w:hint="eastAsia" w:ascii="Times New Roman" w:hAnsi="Times New Roman" w:eastAsia="Times New Roman" w:cs="Times New Roman"/>
+        </w:rPr>
+        <w:t>。</w:t>
       </w:r>
     </w:p>
     <w:p>
       <w:pPr>
         <w:pStyle w:val="BodyText"/>
-      </w:pPr>
-      <w:r>
-        <w:rPr>
-          <w:rFonts w:ascii="Times New Roman" w:hAnsi="Times New Roman" w:eastAsia="Times New Roman" w:cs="Times New Roman"/>
-        </w:rPr>
-        <w:t xml:space="preserve">d[AB]/dt </w:t>
-      </w:r>
-      <w:r>
-        <w:rPr>
-          <w:rFonts w:hint="eastAsia" w:ascii="Times New Roman" w:hAnsi="Times New Roman" w:eastAsia="Times New Roman" w:cs="Times New Roman"/>
-        </w:rPr>
-        <w:t xml:space="preserve">＝</w:t>
-      </w:r>
-      <w:r>
-        <w:rPr>
-          <w:rFonts w:ascii="Times New Roman" w:hAnsi="Times New Roman" w:eastAsia="Times New Roman" w:cs="Times New Roman"/>
-        </w:rPr>
-        <w:t xml:space="preserve"> </w:t>
-      </w:r>
-      <w:r>
-        <w:rPr>
-          <w:rFonts w:hint="eastAsia" w:ascii="Times New Roman" w:hAnsi="Times New Roman" w:eastAsia="Times New Roman" w:cs="Times New Roman"/>
-        </w:rPr>
-        <w:t>2k</w:t>
-      </w:r>
-      <w:r>
-        <w:rPr>
-          <w:rFonts w:hint="eastAsia" w:ascii="Times New Roman" w:hAnsi="Times New Roman" w:eastAsia="Times New Roman" w:cs="Times New Roman"/>
-          <w:vertAlign w:val="subscript"/>
-        </w:rPr>
-        <w:t>2</w:t>
-      </w:r>
-      <w:r>
-        <w:rPr>
-          <w:rFonts w:hint="eastAsia" w:ascii="Times New Roman" w:hAnsi="Times New Roman" w:eastAsia="Times New Roman" w:cs="Times New Roman"/>
-        </w:rPr>
-        <w:t>(k</w:t>
-      </w:r>
-      <w:r>
-        <w:rPr>
-          <w:rFonts w:hint="eastAsia" w:ascii="Times New Roman" w:hAnsi="Times New Roman" w:eastAsia="Times New Roman" w:cs="Times New Roman"/>
-          <w:vertAlign w:val="subscript"/>
-        </w:rPr>
-        <w:t>1</w:t>
-      </w:r>
-      <w:r>
-        <w:rPr>
-          <w:rFonts w:hint="eastAsia" w:ascii="Times New Roman" w:hAnsi="Times New Roman" w:eastAsia="Times New Roman" w:cs="Times New Roman"/>
-        </w:rPr>
-        <w:t>/k</w:t>
-      </w:r>
-      <w:r>
-        <w:rPr>
-          <w:rFonts w:hint="eastAsia" w:ascii="Times New Roman" w:hAnsi="Times New Roman" w:eastAsia="Times New Roman" w:cs="Times New Roman"/>
-          <w:vertAlign w:val="subscript"/>
-        </w:rPr>
-        <w:t>5</w:t>
-      </w:r>
-      <w:r>
-        <w:rPr>
-          <w:rFonts w:hint="eastAsia" w:ascii="Times New Roman" w:hAnsi="Times New Roman" w:eastAsia="Times New Roman" w:cs="Times New Roman"/>
-        </w:rPr>
-        <w:t>)^(1/2)·[B</w:t>
-      </w:r>
-      <w:r>
-        <w:rPr>
-          <w:rFonts w:hint="eastAsia" w:ascii="Times New Roman" w:hAnsi="Times New Roman" w:eastAsia="Times New Roman" w:cs="Times New Roman"/>
-          <w:vertAlign w:val="subscript"/>
-        </w:rPr>
-        <w:t>2</w:t>
-      </w:r>
-      <w:r>
-        <w:rPr>
-          <w:rFonts w:hint="eastAsia" w:ascii="Times New Roman" w:hAnsi="Times New Roman" w:eastAsia="Times New Roman" w:cs="Times New Roman"/>
-        </w:rPr>
-        <w:t>]^(1/2)[A</w:t>
-      </w:r>
-      <w:r>
-        <w:rPr>
-          <w:rFonts w:hint="eastAsia" w:ascii="Times New Roman" w:hAnsi="Times New Roman" w:eastAsia="Times New Roman" w:cs="Times New Roman"/>
-          <w:vertAlign w:val="subscript"/>
-        </w:rPr>
-        <w:t>2</w:t>
-      </w:r>
-      <w:r>
-        <w:rPr>
-          <w:rFonts w:hint="eastAsia" w:ascii="Times New Roman" w:hAnsi="Times New Roman" w:eastAsia="Times New Roman" w:cs="Times New Roman"/>
-        </w:rPr>
-        <w:t>]/(1＋[AB]/k</w:t>
-      </w:r>
-      <w:r>
-        <w:rPr>
-          <w:rFonts w:hint="eastAsia" w:ascii="Times New Roman" w:hAnsi="Times New Roman" w:eastAsia="Times New Roman" w:cs="Times New Roman"/>
-          <w:vertAlign w:val="subscript"/>
-        </w:rPr>
-        <w:t>3</w:t>
-      </w:r>
-      <w:r>
-        <w:rPr>
-          <w:rFonts w:hint="eastAsia" w:ascii="Times New Roman" w:hAnsi="Times New Roman" w:eastAsia="Times New Roman" w:cs="Times New Roman"/>
-        </w:rPr>
-        <w:t>[B</w:t>
-      </w:r>
-      <w:r>
-        <w:rPr>
-          <w:rFonts w:hint="eastAsia" w:ascii="Times New Roman" w:hAnsi="Times New Roman" w:eastAsia="Times New Roman" w:cs="Times New Roman"/>
-          <w:vertAlign w:val="subscript"/>
-        </w:rPr>
-        <w:t>2</w:t>
-      </w:r>
-      <w:r>
-        <w:rPr>
-          <w:rFonts w:hint="eastAsia" w:ascii="Times New Roman" w:hAnsi="Times New Roman" w:eastAsia="Times New Roman" w:cs="Times New Roman"/>
-        </w:rPr>
-        <w:t>])（2</w:t>
-      </w:r>
-      <w:r>
-        <w:rPr>
-          <w:rFonts w:ascii="Times New Roman" w:hAnsi="Times New Roman" w:eastAsia="Times New Roman" w:cs="Times New Roman"/>
-        </w:rPr>
-        <w:t xml:space="preserve"> </w:t>
-      </w:r>
-      <w:r>
-        <w:rPr>
-          <w:rFonts w:hint="eastAsia" w:ascii="Times New Roman" w:hAnsi="Times New Roman" w:eastAsia="FangSong" w:cs="Times New Roman"/>
-        </w:rPr>
-        <w:t>分</w:t>
-      </w:r>
-      <w:r>
-        <w:rPr>
-          <w:rFonts w:hint="eastAsia" w:ascii="Times New Roman" w:hAnsi="Times New Roman" w:eastAsia="Times New Roman" w:cs="Times New Roman"/>
-        </w:rPr>
-        <w:t>）</w:t>
-      </w:r>
-    </w:p>
-    <w:p>
-      <w:pPr>
-        <w:pStyle w:val="BodyText"/>
-      </w:pPr>
-      <w:r>
-        <w:rPr>
-          <w:rFonts w:ascii="Times New Roman" w:hAnsi="Times New Roman" w:eastAsia="Times New Roman" w:cs="Times New Roman"/>
-          <w:b/>
-          <w:bCs/>
-        </w:rPr>
-        <w:t xml:space="preserve">16-2</w:t>
-      </w:r>
-    </w:p>
-    <w:p>
-      <w:pPr>
-        <w:pStyle w:val="BodyText"/>
-      </w:pPr>
-      <w:r>
-        <w:rPr>
-          <w:rFonts w:ascii="Times New Roman" w:hAnsi="Times New Roman" w:eastAsia="Times New Roman" w:cs="Times New Roman"/>
-        </w:rPr>
-        <w:t xml:space="preserve">0.5 </w:t>
-      </w:r>
-      <w:r>
-        <w:rPr>
-          <w:rFonts w:hint="eastAsia" w:ascii="Times New Roman" w:hAnsi="Times New Roman" w:eastAsia="FangSong" w:cs="Times New Roman"/>
-        </w:rPr>
-        <w:t>级反应</w:t>
-      </w:r>
-      <w:r>
-        <w:rPr>
-          <w:rFonts w:hint="eastAsia" w:ascii="Times New Roman" w:hAnsi="Times New Roman" w:eastAsia="Times New Roman" w:cs="Times New Roman"/>
-        </w:rPr>
-        <w:t>：A</w:t>
-      </w:r>
-      <w:r>
-        <w:rPr>
-          <w:rFonts w:hint="eastAsia" w:ascii="Times New Roman" w:hAnsi="Times New Roman" w:eastAsia="Times New Roman" w:cs="Times New Roman"/>
-          <w:vertAlign w:val="subscript"/>
-        </w:rPr>
-        <w:t>2</w:t>
-      </w:r>
-      <w:r>
-        <w:rPr>
-          <w:rFonts w:ascii="Times New Roman" w:hAnsi="Times New Roman" w:eastAsia="Times New Roman" w:cs="Times New Roman"/>
-        </w:rPr>
-        <w:t xml:space="preserve"> </w:t>
-      </w:r>
-      <w:r>
-        <w:rPr>
-          <w:rFonts w:hint="eastAsia" w:ascii="Times New Roman" w:hAnsi="Times New Roman" w:eastAsia="FangSong" w:cs="Times New Roman"/>
-        </w:rPr>
-        <w:t>过量且反应刚开始时</w:t>
-      </w:r>
-      <w:r>
-        <w:rPr>
-          <w:rFonts w:hint="eastAsia" w:ascii="Times New Roman" w:hAnsi="Times New Roman" w:eastAsia="Times New Roman" w:cs="Times New Roman"/>
-        </w:rPr>
-        <w:t>（</w:t>
-      </w:r>
-      <w:r>
-        <w:rPr>
-          <w:rFonts w:hint="eastAsia" w:ascii="Times New Roman" w:hAnsi="Times New Roman" w:eastAsia="FangSong" w:cs="Times New Roman"/>
-        </w:rPr>
-        <w:t>即</w:t>
-      </w:r>
-      <w:r>
-        <w:rPr>
-          <w:rFonts w:ascii="Times New Roman" w:hAnsi="Times New Roman" w:eastAsia="Times New Roman" w:cs="Times New Roman"/>
-        </w:rPr>
-        <w:t xml:space="preserve"> AB </w:t>
-      </w:r>
-      <w:r>
-        <w:rPr>
-          <w:rFonts w:hint="eastAsia" w:ascii="Times New Roman" w:hAnsi="Times New Roman" w:eastAsia="FangSong" w:cs="Times New Roman"/>
-        </w:rPr>
-        <w:t xml:space="preserve">的量相对</w:t>
-      </w:r>
-      <w:r>
-        <w:rPr>
-          <w:rFonts w:ascii="Times New Roman" w:hAnsi="Times New Roman" w:eastAsia="Times New Roman" w:cs="Times New Roman"/>
-        </w:rPr>
-        <w:t xml:space="preserve"> B</w:t>
-      </w:r>
-      <w:r>
-        <w:rPr>
-          <w:rFonts w:ascii="Times New Roman" w:hAnsi="Times New Roman" w:eastAsia="Times New Roman" w:cs="Times New Roman"/>
-          <w:vertAlign w:val="subscript"/>
-        </w:rPr>
-        <w:t>2</w:t>
-      </w:r>
-      <w:r>
-        <w:rPr>
-          <w:rFonts w:ascii="Times New Roman" w:hAnsi="Times New Roman" w:eastAsia="Times New Roman" w:cs="Times New Roman"/>
-        </w:rPr>
-        <w:t xml:space="preserve"> </w:t>
-      </w:r>
-      <w:r>
-        <w:rPr>
-          <w:rFonts w:hint="eastAsia" w:ascii="Times New Roman" w:hAnsi="Times New Roman" w:eastAsia="FangSong" w:cs="Times New Roman"/>
-        </w:rPr>
-        <w:t>忽略不计时</w:t>
-      </w:r>
-      <w:r>
-        <w:rPr>
-          <w:rFonts w:hint="eastAsia" w:ascii="Times New Roman" w:hAnsi="Times New Roman" w:eastAsia="Times New Roman" w:cs="Times New Roman"/>
-        </w:rPr>
-        <w:t>）。</w:t>
-      </w:r>
-    </w:p>
-    <w:p>
-      <w:pPr>
-        <w:pStyle w:val="BodyText"/>
-      </w:pPr>
-      <w:r>
-        <w:rPr>
-          <w:rFonts w:ascii="Times New Roman" w:hAnsi="Times New Roman" w:eastAsia="Times New Roman" w:cs="Times New Roman"/>
-        </w:rPr>
-        <w:t xml:space="preserve">1 </w:t>
-      </w:r>
-      <w:r>
-        <w:rPr>
-          <w:rFonts w:hint="eastAsia" w:ascii="Times New Roman" w:hAnsi="Times New Roman" w:eastAsia="FangSong" w:cs="Times New Roman"/>
-        </w:rPr>
-        <w:t>级反应</w:t>
-      </w:r>
-      <w:r>
-        <w:rPr>
-          <w:rFonts w:hint="eastAsia" w:ascii="Times New Roman" w:hAnsi="Times New Roman" w:eastAsia="Times New Roman" w:cs="Times New Roman"/>
-        </w:rPr>
-        <w:t>：B</w:t>
-      </w:r>
-      <w:r>
-        <w:rPr>
-          <w:rFonts w:hint="eastAsia" w:ascii="Times New Roman" w:hAnsi="Times New Roman" w:eastAsia="Times New Roman" w:cs="Times New Roman"/>
-          <w:vertAlign w:val="subscript"/>
-        </w:rPr>
-        <w:t>2</w:t>
-      </w:r>
-      <w:r>
-        <w:rPr>
-          <w:rFonts w:ascii="Times New Roman" w:hAnsi="Times New Roman" w:eastAsia="Times New Roman" w:cs="Times New Roman"/>
-        </w:rPr>
-        <w:t xml:space="preserve"> </w:t>
-      </w:r>
-      <w:r>
-        <w:rPr>
-          <w:rFonts w:hint="eastAsia" w:ascii="Times New Roman" w:hAnsi="Times New Roman" w:eastAsia="FangSong" w:cs="Times New Roman"/>
-        </w:rPr>
-        <w:t>过量</w:t>
-      </w:r>
-      <w:r>
-        <w:rPr>
-          <w:rFonts w:hint="eastAsia" w:ascii="Times New Roman" w:hAnsi="Times New Roman" w:eastAsia="Times New Roman" w:cs="Times New Roman"/>
-        </w:rPr>
-        <w:t>。</w:t>
-      </w:r>
-    </w:p>
-    <w:p>
-      <w:pPr>
-        <w:pStyle w:val="BodyText"/>
+        <w:ind w:firstLine="420"/>
       </w:pPr>
       <w:r>
         <w:rPr>
@@ -40773,6 +41028,15 @@
         <w:tblW w:type="pct" w:w="5000"/>
         <w:tblLayout w:type="fixed"/>
         <w:tblLook w:firstRow="1" w:lastRow="0" w:firstColumn="0" w:lastColumn="0" w:noHBand="0" w:noVBand="0" w:val="0020"/>
+        <w:jc w:val="center"/>
+        <w:tblBorders>
+          <w:top w:val="single" w:sz="12" w:space="0" w:color="333333"/>
+          <w:bottom w:val="single" w:sz="12" w:space="0" w:color="333333"/>
+          <w:left w:val="none"/>
+          <w:right w:val="none"/>
+          <w:insideH w:val="none"/>
+          <w:insideV w:val="none"/>
+        </w:tblBorders>
       </w:tblPr>
       <w:tblGrid>
         <w:gridCol w:w="1508"/>
@@ -40787,7 +41051,11 @@
           <w:tblHeader w:val="on"/>
         </w:trPr>
         <w:tc>
-          <w:tcPr/>
+          <w:tcPr>
+            <w:tcBorders>
+              <w:bottom w:val="single" w:sz="6" w:space="0" w:color="333333"/>
+            </w:tcBorders>
+          </w:tcPr>
           <w:p>
             <w:pPr>
               <w:pStyle w:val="Compact"/>
@@ -40803,7 +41071,11 @@
           </w:p>
         </w:tc>
         <w:tc>
-          <w:tcPr/>
+          <w:tcPr>
+            <w:tcBorders>
+              <w:bottom w:val="single" w:sz="6" w:space="0" w:color="333333"/>
+            </w:tcBorders>
+          </w:tcPr>
           <w:p>
             <w:pPr>
               <w:pStyle w:val="Compact"/>
@@ -40819,7 +41091,11 @@
           </w:p>
         </w:tc>
         <w:tc>
-          <w:tcPr/>
+          <w:tcPr>
+            <w:tcBorders>
+              <w:bottom w:val="single" w:sz="6" w:space="0" w:color="333333"/>
+            </w:tcBorders>
+          </w:tcPr>
           <w:p>
             <w:pPr>
               <w:pStyle w:val="Compact"/>
@@ -40849,7 +41125,11 @@
           </w:p>
         </w:tc>
         <w:tc>
-          <w:tcPr/>
+          <w:tcPr>
+            <w:tcBorders>
+              <w:bottom w:val="single" w:sz="6" w:space="0" w:color="333333"/>
+            </w:tcBorders>
+          </w:tcPr>
           <w:p>
             <w:pPr>
               <w:pStyle w:val="Compact"/>
@@ -40865,7 +41145,11 @@
           </w:p>
         </w:tc>
         <w:tc>
-          <w:tcPr/>
+          <w:tcPr>
+            <w:tcBorders>
+              <w:bottom w:val="single" w:sz="6" w:space="0" w:color="333333"/>
+            </w:tcBorders>
+          </w:tcPr>
           <w:p>
             <w:pPr>
               <w:pStyle w:val="Compact"/>
@@ -40881,7 +41165,11 @@
           </w:p>
         </w:tc>
         <w:tc>
-          <w:tcPr/>
+          <w:tcPr>
+            <w:tcBorders>
+              <w:bottom w:val="single" w:sz="6" w:space="0" w:color="333333"/>
+            </w:tcBorders>
+          </w:tcPr>
           <w:p>
             <w:pPr>
               <w:pStyle w:val="Compact"/>
@@ -43556,6 +43844,7 @@
       <w:pPr>
         <w:pStyle w:val="BlockText"/>
         <w:spacing w:before="120"/>
+        <w:ind w:firstLine="420"/>
       </w:pPr>
       <w:r>
         <w:rPr>

--- a/00-首页/题组Word/初赛模拟卷/初赛模拟卷I（非有机·答案版）.docx
+++ b/00-首页/题组Word/初赛模拟卷/初赛模拟卷I（非有机·答案版）.docx
@@ -41039,12 +41039,13 @@
         </w:tblBorders>
       </w:tblPr>
       <w:tblGrid>
-        <w:gridCol w:w="1508"/>
-        <w:gridCol w:w="1131"/>
-        <w:gridCol w:w="1131"/>
-        <w:gridCol w:w="1131"/>
-        <w:gridCol w:w="1508"/>
-        <w:gridCol w:w="1508"/>
+        <w:gridCol w:w="1277"/>
+        <w:gridCol w:w="766"/>
+        <w:gridCol w:w="766"/>
+        <w:gridCol w:w="1277"/>
+        <w:gridCol w:w="1277"/>
+        <w:gridCol w:w="1277"/>
+        <w:gridCol w:w="1277"/>
       </w:tblGrid>
       <w:tr>
         <w:trPr>
@@ -41086,6 +41087,26 @@
                 <w:rFonts w:hint="eastAsia" w:ascii="Times New Roman" w:hAnsi="Times New Roman" w:eastAsia="SimHei" w:cs="Times New Roman"/>
                 <w:b/>
               </w:rPr>
+              <w:t xml:space="preserve">题名</w:t>
+            </w:r>
+          </w:p>
+        </w:tc>
+        <w:tc>
+          <w:tcPr>
+            <w:tcBorders>
+              <w:bottom w:val="single" w:sz="6" w:space="0" w:color="333333"/>
+            </w:tcBorders>
+          </w:tcPr>
+          <w:p>
+            <w:pPr>
+              <w:pStyle w:val="Compact"/>
+              <w:jc w:val="center"/>
+            </w:pPr>
+            <w:r>
+              <w:rPr>
+                <w:rFonts w:hint="eastAsia" w:ascii="Times New Roman" w:hAnsi="Times New Roman" w:eastAsia="SimHei" w:cs="Times New Roman"/>
+                <w:b/>
+              </w:rPr>
               <w:t xml:space="preserve">题卡</w:t>
             </w:r>
           </w:p>
@@ -41106,21 +41127,7 @@
                 <w:rFonts w:hint="eastAsia" w:ascii="Times New Roman" w:hAnsi="Times New Roman" w:eastAsia="SimHei" w:cs="Times New Roman"/>
                 <w:b/>
               </w:rPr>
-              <w:t>原书套卷</w:t>
-            </w:r>
-            <w:r>
-              <w:rPr>
-                <w:rFonts w:hint="eastAsia" w:ascii="Times New Roman" w:hAnsi="Times New Roman" w:eastAsia="Times New Roman" w:cs="Times New Roman"/>
-                <w:b/>
-              </w:rPr>
-              <w:t>·</w:t>
-            </w:r>
-            <w:r>
-              <w:rPr>
-                <w:rFonts w:hint="eastAsia" w:ascii="Times New Roman" w:hAnsi="Times New Roman" w:eastAsia="SimHei" w:cs="Times New Roman"/>
-                <w:b/>
-              </w:rPr>
-              <w:t>题号</w:t>
+              <w:t xml:space="preserve">来源</w:t>
             </w:r>
           </w:p>
         </w:tc>
@@ -41212,6 +41219,21 @@
               <w:rPr>
                 <w:rFonts w:hint="eastAsia" w:ascii="Times New Roman" w:hAnsi="Times New Roman" w:eastAsia="FangSong" w:cs="Times New Roman"/>
               </w:rPr>
+              <w:t xml:space="preserve">完成反应方程式</w:t>
+            </w:r>
+          </w:p>
+        </w:tc>
+        <w:tc>
+          <w:tcPr/>
+          <w:p>
+            <w:pPr>
+              <w:pStyle w:val="Compact"/>
+              <w:jc w:val="center"/>
+            </w:pPr>
+            <w:r>
+              <w:rPr>
+                <w:rFonts w:hint="eastAsia" w:ascii="Times New Roman" w:hAnsi="Times New Roman" w:eastAsia="FangSong" w:cs="Times New Roman"/>
+              </w:rPr>
               <w:t>题</w:t>
             </w:r>
             <w:r>
@@ -41261,45 +41283,9 @@
             </w:pPr>
             <w:r>
               <w:rPr>
-                <w:rFonts w:ascii="Times New Roman" w:hAnsi="Times New Roman" w:eastAsia="Times New Roman" w:cs="Times New Roman"/>
-              </w:rPr>
-              <w:t xml:space="preserve">2019 </w:t>
-            </w:r>
-            <w:r>
-              <w:rPr>
-                <w:rFonts w:hint="eastAsia" w:ascii="Times New Roman" w:hAnsi="Times New Roman" w:eastAsia="Times New Roman" w:cs="Times New Roman"/>
-              </w:rPr>
-              <w:t>BST4</w:t>
-            </w:r>
-            <w:r>
-              <w:rPr>
                 <w:rFonts w:hint="eastAsia" w:ascii="Times New Roman" w:hAnsi="Times New Roman" w:eastAsia="FangSong" w:cs="Times New Roman"/>
               </w:rPr>
-              <w:t>强化一</w:t>
-            </w:r>
-            <w:r>
-              <w:rPr>
-                <w:rFonts w:ascii="Times New Roman" w:hAnsi="Times New Roman" w:eastAsia="Times New Roman" w:cs="Times New Roman"/>
-              </w:rPr>
-              <w:t xml:space="preserve"> </w:t>
-            </w:r>
-            <w:r>
-              <w:rPr>
-                <w:rFonts w:hint="eastAsia" w:ascii="Times New Roman" w:hAnsi="Times New Roman" w:eastAsia="FangSong" w:cs="Times New Roman"/>
-              </w:rPr>
-              <w:t>第</w:t>
-            </w:r>
-            <w:r>
-              <w:rPr>
-                <w:rFonts w:hint="eastAsia" w:ascii="Times New Roman" w:hAnsi="Times New Roman" w:eastAsia="Times New Roman" w:cs="Times New Roman"/>
-              </w:rPr>
-              <w:t>1</w:t>
-            </w:r>
-            <w:r>
-              <w:rPr>
-                <w:rFonts w:hint="eastAsia" w:ascii="Times New Roman" w:hAnsi="Times New Roman" w:eastAsia="FangSong" w:cs="Times New Roman"/>
-              </w:rPr>
-              <w:t>题</w:t>
+              <w:t xml:space="preserve">北斗学友</w:t>
             </w:r>
           </w:p>
         </w:tc>
@@ -41329,7 +41315,7 @@
               <w:rPr>
                 <w:rFonts w:ascii="Times New Roman" w:hAnsi="Times New Roman" w:eastAsia="Times New Roman" w:cs="Times New Roman"/>
               </w:rPr>
-              <w:t xml:space="preserve">4</w:t>
+              <w:t xml:space="preserve">⭐⭐⭐⭐</w:t>
             </w:r>
           </w:p>
         </w:tc>
@@ -41362,6 +41348,21 @@
                 <w:rFonts w:ascii="Times New Roman" w:hAnsi="Times New Roman" w:eastAsia="Times New Roman" w:cs="Times New Roman"/>
               </w:rPr>
               <w:t xml:space="preserve">2</w:t>
+            </w:r>
+          </w:p>
+        </w:tc>
+        <w:tc>
+          <w:tcPr/>
+          <w:p>
+            <w:pPr>
+              <w:pStyle w:val="Compact"/>
+              <w:jc w:val="center"/>
+            </w:pPr>
+            <w:r>
+              <w:rPr>
+                <w:rFonts w:hint="eastAsia" w:ascii="Times New Roman" w:hAnsi="Times New Roman" w:eastAsia="FangSong" w:cs="Times New Roman"/>
+              </w:rPr>
+              <w:t xml:space="preserve">镓的反常化合价</w:t>
             </w:r>
           </w:p>
         </w:tc>
@@ -41425,45 +41426,9 @@
             </w:pPr>
             <w:r>
               <w:rPr>
-                <w:rFonts w:ascii="Times New Roman" w:hAnsi="Times New Roman" w:eastAsia="Times New Roman" w:cs="Times New Roman"/>
-              </w:rPr>
-              <w:t xml:space="preserve">2019 </w:t>
-            </w:r>
-            <w:r>
-              <w:rPr>
-                <w:rFonts w:hint="eastAsia" w:ascii="Times New Roman" w:hAnsi="Times New Roman" w:eastAsia="Times New Roman" w:cs="Times New Roman"/>
-              </w:rPr>
-              <w:t>BST4</w:t>
-            </w:r>
-            <w:r>
-              <w:rPr>
                 <w:rFonts w:hint="eastAsia" w:ascii="Times New Roman" w:hAnsi="Times New Roman" w:eastAsia="FangSong" w:cs="Times New Roman"/>
               </w:rPr>
-              <w:t>强化一</w:t>
-            </w:r>
-            <w:r>
-              <w:rPr>
-                <w:rFonts w:ascii="Times New Roman" w:hAnsi="Times New Roman" w:eastAsia="Times New Roman" w:cs="Times New Roman"/>
-              </w:rPr>
-              <w:t xml:space="preserve"> </w:t>
-            </w:r>
-            <w:r>
-              <w:rPr>
-                <w:rFonts w:hint="eastAsia" w:ascii="Times New Roman" w:hAnsi="Times New Roman" w:eastAsia="FangSong" w:cs="Times New Roman"/>
-              </w:rPr>
-              <w:t>第</w:t>
-            </w:r>
-            <w:r>
-              <w:rPr>
-                <w:rFonts w:hint="eastAsia" w:ascii="Times New Roman" w:hAnsi="Times New Roman" w:eastAsia="Times New Roman" w:cs="Times New Roman"/>
-              </w:rPr>
-              <w:t>3</w:t>
-            </w:r>
-            <w:r>
-              <w:rPr>
-                <w:rFonts w:hint="eastAsia" w:ascii="Times New Roman" w:hAnsi="Times New Roman" w:eastAsia="FangSong" w:cs="Times New Roman"/>
-              </w:rPr>
-              <w:t>题</w:t>
+              <w:t xml:space="preserve">北斗学友</w:t>
             </w:r>
           </w:p>
         </w:tc>
@@ -41493,7 +41458,7 @@
               <w:rPr>
                 <w:rFonts w:ascii="Times New Roman" w:hAnsi="Times New Roman" w:eastAsia="Times New Roman" w:cs="Times New Roman"/>
               </w:rPr>
-              <w:t xml:space="preserve">4</w:t>
+              <w:t xml:space="preserve">⭐⭐⭐⭐</w:t>
             </w:r>
           </w:p>
         </w:tc>
@@ -41526,6 +41491,21 @@
                 <w:rFonts w:ascii="Times New Roman" w:hAnsi="Times New Roman" w:eastAsia="Times New Roman" w:cs="Times New Roman"/>
               </w:rPr>
               <w:t xml:space="preserve">3</w:t>
+            </w:r>
+          </w:p>
+        </w:tc>
+        <w:tc>
+          <w:tcPr/>
+          <w:p>
+            <w:pPr>
+              <w:pStyle w:val="Compact"/>
+              <w:jc w:val="center"/>
+            </w:pPr>
+            <w:r>
+              <w:rPr>
+                <w:rFonts w:hint="eastAsia" w:ascii="Times New Roman" w:hAnsi="Times New Roman" w:eastAsia="FangSong" w:cs="Times New Roman"/>
+              </w:rPr>
+              <w:t xml:space="preserve">二氯化锡的水解与检验</w:t>
             </w:r>
           </w:p>
         </w:tc>
@@ -41589,45 +41569,9 @@
             </w:pPr>
             <w:r>
               <w:rPr>
-                <w:rFonts w:ascii="Times New Roman" w:hAnsi="Times New Roman" w:eastAsia="Times New Roman" w:cs="Times New Roman"/>
-              </w:rPr>
-              <w:t xml:space="preserve">2019 </w:t>
-            </w:r>
-            <w:r>
-              <w:rPr>
-                <w:rFonts w:hint="eastAsia" w:ascii="Times New Roman" w:hAnsi="Times New Roman" w:eastAsia="Times New Roman" w:cs="Times New Roman"/>
-              </w:rPr>
-              <w:t>BST7</w:t>
-            </w:r>
-            <w:r>
-              <w:rPr>
                 <w:rFonts w:hint="eastAsia" w:ascii="Times New Roman" w:hAnsi="Times New Roman" w:eastAsia="FangSong" w:cs="Times New Roman"/>
               </w:rPr>
-              <w:t>押题一</w:t>
-            </w:r>
-            <w:r>
-              <w:rPr>
-                <w:rFonts w:ascii="Times New Roman" w:hAnsi="Times New Roman" w:eastAsia="Times New Roman" w:cs="Times New Roman"/>
-              </w:rPr>
-              <w:t xml:space="preserve"> </w:t>
-            </w:r>
-            <w:r>
-              <w:rPr>
-                <w:rFonts w:hint="eastAsia" w:ascii="Times New Roman" w:hAnsi="Times New Roman" w:eastAsia="FangSong" w:cs="Times New Roman"/>
-              </w:rPr>
-              <w:t>第</w:t>
-            </w:r>
-            <w:r>
-              <w:rPr>
-                <w:rFonts w:hint="eastAsia" w:ascii="Times New Roman" w:hAnsi="Times New Roman" w:eastAsia="Times New Roman" w:cs="Times New Roman"/>
-              </w:rPr>
-              <w:t>5</w:t>
-            </w:r>
-            <w:r>
-              <w:rPr>
-                <w:rFonts w:hint="eastAsia" w:ascii="Times New Roman" w:hAnsi="Times New Roman" w:eastAsia="FangSong" w:cs="Times New Roman"/>
-              </w:rPr>
-              <w:t>题</w:t>
+              <w:t xml:space="preserve">北斗学友</w:t>
             </w:r>
           </w:p>
         </w:tc>
@@ -41657,7 +41601,7 @@
               <w:rPr>
                 <w:rFonts w:ascii="Times New Roman" w:hAnsi="Times New Roman" w:eastAsia="Times New Roman" w:cs="Times New Roman"/>
               </w:rPr>
-              <w:t xml:space="preserve">4</w:t>
+              <w:t xml:space="preserve">⭐⭐⭐⭐</w:t>
             </w:r>
           </w:p>
         </w:tc>
@@ -41690,6 +41634,21 @@
                 <w:rFonts w:ascii="Times New Roman" w:hAnsi="Times New Roman" w:eastAsia="Times New Roman" w:cs="Times New Roman"/>
               </w:rPr>
               <w:t xml:space="preserve">4</w:t>
+            </w:r>
+          </w:p>
+        </w:tc>
+        <w:tc>
+          <w:tcPr/>
+          <w:p>
+            <w:pPr>
+              <w:pStyle w:val="Compact"/>
+              <w:jc w:val="center"/>
+            </w:pPr>
+            <w:r>
+              <w:rPr>
+                <w:rFonts w:hint="eastAsia" w:ascii="Times New Roman" w:hAnsi="Times New Roman" w:eastAsia="FangSong" w:cs="Times New Roman"/>
+              </w:rPr>
+              <w:t xml:space="preserve">挥发性脂肪酸两步滴定</w:t>
             </w:r>
           </w:p>
         </w:tc>
@@ -41753,45 +41712,9 @@
             </w:pPr>
             <w:r>
               <w:rPr>
-                <w:rFonts w:ascii="Times New Roman" w:hAnsi="Times New Roman" w:eastAsia="Times New Roman" w:cs="Times New Roman"/>
-              </w:rPr>
-              <w:t xml:space="preserve">2018 </w:t>
-            </w:r>
-            <w:r>
-              <w:rPr>
-                <w:rFonts w:hint="eastAsia" w:ascii="Times New Roman" w:hAnsi="Times New Roman" w:eastAsia="Times New Roman" w:cs="Times New Roman"/>
-              </w:rPr>
-              <w:t>BST6</w:t>
-            </w:r>
-            <w:r>
-              <w:rPr>
                 <w:rFonts w:hint="eastAsia" w:ascii="Times New Roman" w:hAnsi="Times New Roman" w:eastAsia="FangSong" w:cs="Times New Roman"/>
               </w:rPr>
-              <w:t>冲刺一</w:t>
-            </w:r>
-            <w:r>
-              <w:rPr>
-                <w:rFonts w:ascii="Times New Roman" w:hAnsi="Times New Roman" w:eastAsia="Times New Roman" w:cs="Times New Roman"/>
-              </w:rPr>
-              <w:t xml:space="preserve"> </w:t>
-            </w:r>
-            <w:r>
-              <w:rPr>
-                <w:rFonts w:hint="eastAsia" w:ascii="Times New Roman" w:hAnsi="Times New Roman" w:eastAsia="FangSong" w:cs="Times New Roman"/>
-              </w:rPr>
-              <w:t>第</w:t>
-            </w:r>
-            <w:r>
-              <w:rPr>
-                <w:rFonts w:hint="eastAsia" w:ascii="Times New Roman" w:hAnsi="Times New Roman" w:eastAsia="Times New Roman" w:cs="Times New Roman"/>
-              </w:rPr>
-              <w:t>5</w:t>
-            </w:r>
-            <w:r>
-              <w:rPr>
-                <w:rFonts w:hint="eastAsia" w:ascii="Times New Roman" w:hAnsi="Times New Roman" w:eastAsia="FangSong" w:cs="Times New Roman"/>
-              </w:rPr>
-              <w:t>题</w:t>
+              <w:t xml:space="preserve">北斗学友</w:t>
             </w:r>
           </w:p>
         </w:tc>
@@ -41821,7 +41744,7 @@
               <w:rPr>
                 <w:rFonts w:ascii="Times New Roman" w:hAnsi="Times New Roman" w:eastAsia="Times New Roman" w:cs="Times New Roman"/>
               </w:rPr>
-              <w:t xml:space="preserve">5</w:t>
+              <w:t xml:space="preserve">⭐⭐⭐⭐⭐</w:t>
             </w:r>
           </w:p>
         </w:tc>
@@ -41854,6 +41777,27 @@
                 <w:rFonts w:ascii="Times New Roman" w:hAnsi="Times New Roman" w:eastAsia="Times New Roman" w:cs="Times New Roman"/>
               </w:rPr>
               <w:t xml:space="preserve">5</w:t>
+            </w:r>
+          </w:p>
+        </w:tc>
+        <w:tc>
+          <w:tcPr/>
+          <w:p>
+            <w:pPr>
+              <w:pStyle w:val="Compact"/>
+              <w:jc w:val="center"/>
+            </w:pPr>
+            <w:r>
+              <w:rPr>
+                <w:rFonts w:hint="eastAsia" w:ascii="Times New Roman" w:hAnsi="Times New Roman" w:eastAsia="Times New Roman" w:cs="Times New Roman"/>
+              </w:rPr>
+              <w:t>Winkler</w:t>
+            </w:r>
+            <w:r>
+              <w:rPr>
+                <w:rFonts w:hint="eastAsia" w:ascii="Times New Roman" w:hAnsi="Times New Roman" w:eastAsia="FangSong" w:cs="Times New Roman"/>
+              </w:rPr>
+              <w:t>碘量法测溶解氧</w:t>
             </w:r>
           </w:p>
         </w:tc>
@@ -41917,45 +41861,9 @@
             </w:pPr>
             <w:r>
               <w:rPr>
-                <w:rFonts w:ascii="Times New Roman" w:hAnsi="Times New Roman" w:eastAsia="Times New Roman" w:cs="Times New Roman"/>
-              </w:rPr>
-              <w:t xml:space="preserve">2017 </w:t>
-            </w:r>
-            <w:r>
-              <w:rPr>
-                <w:rFonts w:hint="eastAsia" w:ascii="Times New Roman" w:hAnsi="Times New Roman" w:eastAsia="Times New Roman" w:cs="Times New Roman"/>
-              </w:rPr>
-              <w:t>BST6</w:t>
-            </w:r>
-            <w:r>
-              <w:rPr>
                 <w:rFonts w:hint="eastAsia" w:ascii="Times New Roman" w:hAnsi="Times New Roman" w:eastAsia="FangSong" w:cs="Times New Roman"/>
               </w:rPr>
-              <w:t>冲刺一</w:t>
-            </w:r>
-            <w:r>
-              <w:rPr>
-                <w:rFonts w:ascii="Times New Roman" w:hAnsi="Times New Roman" w:eastAsia="Times New Roman" w:cs="Times New Roman"/>
-              </w:rPr>
-              <w:t xml:space="preserve"> </w:t>
-            </w:r>
-            <w:r>
-              <w:rPr>
-                <w:rFonts w:hint="eastAsia" w:ascii="Times New Roman" w:hAnsi="Times New Roman" w:eastAsia="FangSong" w:cs="Times New Roman"/>
-              </w:rPr>
-              <w:t>第</w:t>
-            </w:r>
-            <w:r>
-              <w:rPr>
-                <w:rFonts w:hint="eastAsia" w:ascii="Times New Roman" w:hAnsi="Times New Roman" w:eastAsia="Times New Roman" w:cs="Times New Roman"/>
-              </w:rPr>
-              <w:t>4</w:t>
-            </w:r>
-            <w:r>
-              <w:rPr>
-                <w:rFonts w:hint="eastAsia" w:ascii="Times New Roman" w:hAnsi="Times New Roman" w:eastAsia="FangSong" w:cs="Times New Roman"/>
-              </w:rPr>
-              <w:t>题</w:t>
+              <w:t xml:space="preserve">北斗学友</w:t>
             </w:r>
           </w:p>
         </w:tc>
@@ -41985,7 +41893,7 @@
               <w:rPr>
                 <w:rFonts w:ascii="Times New Roman" w:hAnsi="Times New Roman" w:eastAsia="Times New Roman" w:cs="Times New Roman"/>
               </w:rPr>
-              <w:t xml:space="preserve">5</w:t>
+              <w:t xml:space="preserve">⭐⭐⭐⭐⭐</w:t>
             </w:r>
           </w:p>
         </w:tc>
@@ -42018,6 +41926,39 @@
                 <w:rFonts w:ascii="Times New Roman" w:hAnsi="Times New Roman" w:eastAsia="Times New Roman" w:cs="Times New Roman"/>
               </w:rPr>
               <w:t xml:space="preserve">6</w:t>
+            </w:r>
+          </w:p>
+        </w:tc>
+        <w:tc>
+          <w:tcPr/>
+          <w:p>
+            <w:pPr>
+              <w:pStyle w:val="Compact"/>
+              <w:jc w:val="center"/>
+            </w:pPr>
+            <w:r>
+              <w:rPr>
+                <w:rFonts w:hint="eastAsia" w:ascii="Times New Roman" w:hAnsi="Times New Roman" w:eastAsia="FangSong" w:cs="Times New Roman"/>
+              </w:rPr>
+              <w:t>砷体系推断</w:t>
+            </w:r>
+            <w:r>
+              <w:rPr>
+                <w:rFonts w:hint="eastAsia" w:ascii="Times New Roman" w:hAnsi="Times New Roman" w:eastAsia="Times New Roman" w:cs="Times New Roman"/>
+              </w:rPr>
+              <w:t>A</w:t>
+            </w:r>
+            <w:r>
+              <w:rPr>
+                <w:rFonts w:hint="eastAsia" w:ascii="Times New Roman" w:hAnsi="Times New Roman" w:eastAsia="FangSong" w:cs="Times New Roman"/>
+              </w:rPr>
+              <w:t>至</w:t>
+            </w:r>
+            <w:r>
+              <w:rPr>
+                <w:rFonts w:hint="eastAsia" w:ascii="Times New Roman" w:hAnsi="Times New Roman" w:eastAsia="Times New Roman" w:cs="Times New Roman"/>
+              </w:rPr>
+              <w:t>J</w:t>
             </w:r>
           </w:p>
         </w:tc>
@@ -42099,45 +42040,9 @@
             </w:pPr>
             <w:r>
               <w:rPr>
-                <w:rFonts w:ascii="Times New Roman" w:hAnsi="Times New Roman" w:eastAsia="Times New Roman" w:cs="Times New Roman"/>
-              </w:rPr>
-              <w:t xml:space="preserve">2016 </w:t>
-            </w:r>
-            <w:r>
-              <w:rPr>
-                <w:rFonts w:hint="eastAsia" w:ascii="Times New Roman" w:hAnsi="Times New Roman" w:eastAsia="Times New Roman" w:cs="Times New Roman"/>
-              </w:rPr>
-              <w:t>BST6</w:t>
-            </w:r>
-            <w:r>
-              <w:rPr>
                 <w:rFonts w:hint="eastAsia" w:ascii="Times New Roman" w:hAnsi="Times New Roman" w:eastAsia="FangSong" w:cs="Times New Roman"/>
               </w:rPr>
-              <w:t>冲刺一</w:t>
-            </w:r>
-            <w:r>
-              <w:rPr>
-                <w:rFonts w:ascii="Times New Roman" w:hAnsi="Times New Roman" w:eastAsia="Times New Roman" w:cs="Times New Roman"/>
-              </w:rPr>
-              <w:t xml:space="preserve"> </w:t>
-            </w:r>
-            <w:r>
-              <w:rPr>
-                <w:rFonts w:hint="eastAsia" w:ascii="Times New Roman" w:hAnsi="Times New Roman" w:eastAsia="FangSong" w:cs="Times New Roman"/>
-              </w:rPr>
-              <w:t>第</w:t>
-            </w:r>
-            <w:r>
-              <w:rPr>
-                <w:rFonts w:hint="eastAsia" w:ascii="Times New Roman" w:hAnsi="Times New Roman" w:eastAsia="Times New Roman" w:cs="Times New Roman"/>
-              </w:rPr>
-              <w:t>6</w:t>
-            </w:r>
-            <w:r>
-              <w:rPr>
-                <w:rFonts w:hint="eastAsia" w:ascii="Times New Roman" w:hAnsi="Times New Roman" w:eastAsia="FangSong" w:cs="Times New Roman"/>
-              </w:rPr>
-              <w:t>题</w:t>
+              <w:t xml:space="preserve">北斗学友</w:t>
             </w:r>
           </w:p>
         </w:tc>
@@ -42167,7 +42072,7 @@
               <w:rPr>
                 <w:rFonts w:ascii="Times New Roman" w:hAnsi="Times New Roman" w:eastAsia="Times New Roman" w:cs="Times New Roman"/>
               </w:rPr>
-              <w:t xml:space="preserve">5</w:t>
+              <w:t xml:space="preserve">⭐⭐⭐⭐⭐</w:t>
             </w:r>
           </w:p>
         </w:tc>
@@ -42200,6 +42105,21 @@
                 <w:rFonts w:ascii="Times New Roman" w:hAnsi="Times New Roman" w:eastAsia="Times New Roman" w:cs="Times New Roman"/>
               </w:rPr>
               <w:t xml:space="preserve">7</w:t>
+            </w:r>
+          </w:p>
+        </w:tc>
+        <w:tc>
+          <w:tcPr/>
+          <w:p>
+            <w:pPr>
+              <w:pStyle w:val="Compact"/>
+              <w:jc w:val="center"/>
+            </w:pPr>
+            <w:r>
+              <w:rPr>
+                <w:rFonts w:hint="eastAsia" w:ascii="Times New Roman" w:hAnsi="Times New Roman" w:eastAsia="FangSong" w:cs="Times New Roman"/>
+              </w:rPr>
+              <w:t xml:space="preserve">碘体系电极电势</w:t>
             </w:r>
           </w:p>
         </w:tc>
@@ -42263,45 +42183,9 @@
             </w:pPr>
             <w:r>
               <w:rPr>
-                <w:rFonts w:ascii="Times New Roman" w:hAnsi="Times New Roman" w:eastAsia="Times New Roman" w:cs="Times New Roman"/>
-              </w:rPr>
-              <w:t xml:space="preserve">2015 </w:t>
-            </w:r>
-            <w:r>
-              <w:rPr>
-                <w:rFonts w:hint="eastAsia" w:ascii="Times New Roman" w:hAnsi="Times New Roman" w:eastAsia="Times New Roman" w:cs="Times New Roman"/>
-              </w:rPr>
-              <w:t>BST7</w:t>
-            </w:r>
-            <w:r>
-              <w:rPr>
                 <w:rFonts w:hint="eastAsia" w:ascii="Times New Roman" w:hAnsi="Times New Roman" w:eastAsia="FangSong" w:cs="Times New Roman"/>
               </w:rPr>
-              <w:t>押题一</w:t>
-            </w:r>
-            <w:r>
-              <w:rPr>
-                <w:rFonts w:ascii="Times New Roman" w:hAnsi="Times New Roman" w:eastAsia="Times New Roman" w:cs="Times New Roman"/>
-              </w:rPr>
-              <w:t xml:space="preserve"> </w:t>
-            </w:r>
-            <w:r>
-              <w:rPr>
-                <w:rFonts w:hint="eastAsia" w:ascii="Times New Roman" w:hAnsi="Times New Roman" w:eastAsia="FangSong" w:cs="Times New Roman"/>
-              </w:rPr>
-              <w:t>第</w:t>
-            </w:r>
-            <w:r>
-              <w:rPr>
-                <w:rFonts w:hint="eastAsia" w:ascii="Times New Roman" w:hAnsi="Times New Roman" w:eastAsia="Times New Roman" w:cs="Times New Roman"/>
-              </w:rPr>
-              <w:t>7</w:t>
-            </w:r>
-            <w:r>
-              <w:rPr>
-                <w:rFonts w:hint="eastAsia" w:ascii="Times New Roman" w:hAnsi="Times New Roman" w:eastAsia="FangSong" w:cs="Times New Roman"/>
-              </w:rPr>
-              <w:t>题</w:t>
+              <w:t xml:space="preserve">北斗学友</w:t>
             </w:r>
           </w:p>
         </w:tc>
@@ -42331,7 +42215,7 @@
               <w:rPr>
                 <w:rFonts w:ascii="Times New Roman" w:hAnsi="Times New Roman" w:eastAsia="Times New Roman" w:cs="Times New Roman"/>
               </w:rPr>
-              <w:t xml:space="preserve">5</w:t>
+              <w:t xml:space="preserve">⭐⭐⭐⭐⭐</w:t>
             </w:r>
           </w:p>
         </w:tc>
@@ -42364,6 +42248,27 @@
                 <w:rFonts w:ascii="Times New Roman" w:hAnsi="Times New Roman" w:eastAsia="Times New Roman" w:cs="Times New Roman"/>
               </w:rPr>
               <w:t xml:space="preserve">8</w:t>
+            </w:r>
+          </w:p>
+        </w:tc>
+        <w:tc>
+          <w:tcPr/>
+          <w:p>
+            <w:pPr>
+              <w:pStyle w:val="Compact"/>
+              <w:jc w:val="center"/>
+            </w:pPr>
+            <w:r>
+              <w:rPr>
+                <w:rFonts w:hint="eastAsia" w:ascii="Times New Roman" w:hAnsi="Times New Roman" w:eastAsia="Times New Roman" w:cs="Times New Roman"/>
+              </w:rPr>
+              <w:t>ReO3</w:t>
+            </w:r>
+            <w:r>
+              <w:rPr>
+                <w:rFonts w:hint="eastAsia" w:ascii="Times New Roman" w:hAnsi="Times New Roman" w:eastAsia="FangSong" w:cs="Times New Roman"/>
+              </w:rPr>
+              <w:t>结构与导电</w:t>
             </w:r>
           </w:p>
         </w:tc>
@@ -42427,45 +42332,9 @@
             </w:pPr>
             <w:r>
               <w:rPr>
-                <w:rFonts w:ascii="Times New Roman" w:hAnsi="Times New Roman" w:eastAsia="Times New Roman" w:cs="Times New Roman"/>
-              </w:rPr>
-              <w:t xml:space="preserve">2018 </w:t>
-            </w:r>
-            <w:r>
-              <w:rPr>
-                <w:rFonts w:hint="eastAsia" w:ascii="Times New Roman" w:hAnsi="Times New Roman" w:eastAsia="Times New Roman" w:cs="Times New Roman"/>
-              </w:rPr>
-              <w:t>BST7</w:t>
-            </w:r>
-            <w:r>
-              <w:rPr>
                 <w:rFonts w:hint="eastAsia" w:ascii="Times New Roman" w:hAnsi="Times New Roman" w:eastAsia="FangSong" w:cs="Times New Roman"/>
               </w:rPr>
-              <w:t>押题一</w:t>
-            </w:r>
-            <w:r>
-              <w:rPr>
-                <w:rFonts w:ascii="Times New Roman" w:hAnsi="Times New Roman" w:eastAsia="Times New Roman" w:cs="Times New Roman"/>
-              </w:rPr>
-              <w:t xml:space="preserve"> </w:t>
-            </w:r>
-            <w:r>
-              <w:rPr>
-                <w:rFonts w:hint="eastAsia" w:ascii="Times New Roman" w:hAnsi="Times New Roman" w:eastAsia="FangSong" w:cs="Times New Roman"/>
-              </w:rPr>
-              <w:t>第</w:t>
-            </w:r>
-            <w:r>
-              <w:rPr>
-                <w:rFonts w:hint="eastAsia" w:ascii="Times New Roman" w:hAnsi="Times New Roman" w:eastAsia="Times New Roman" w:cs="Times New Roman"/>
-              </w:rPr>
-              <w:t>5</w:t>
-            </w:r>
-            <w:r>
-              <w:rPr>
-                <w:rFonts w:hint="eastAsia" w:ascii="Times New Roman" w:hAnsi="Times New Roman" w:eastAsia="FangSong" w:cs="Times New Roman"/>
-              </w:rPr>
-              <w:t>题</w:t>
+              <w:t xml:space="preserve">北斗学友</w:t>
             </w:r>
           </w:p>
         </w:tc>
@@ -42495,7 +42364,7 @@
               <w:rPr>
                 <w:rFonts w:ascii="Times New Roman" w:hAnsi="Times New Roman" w:eastAsia="Times New Roman" w:cs="Times New Roman"/>
               </w:rPr>
-              <w:t xml:space="preserve">4</w:t>
+              <w:t xml:space="preserve">⭐⭐⭐⭐</w:t>
             </w:r>
           </w:p>
         </w:tc>
@@ -42528,6 +42397,21 @@
                 <w:rFonts w:ascii="Times New Roman" w:hAnsi="Times New Roman" w:eastAsia="Times New Roman" w:cs="Times New Roman"/>
               </w:rPr>
               <w:t xml:space="preserve">9</w:t>
+            </w:r>
+          </w:p>
+        </w:tc>
+        <w:tc>
+          <w:tcPr/>
+          <w:p>
+            <w:pPr>
+              <w:pStyle w:val="Compact"/>
+              <w:jc w:val="center"/>
+            </w:pPr>
+            <w:r>
+              <w:rPr>
+                <w:rFonts w:hint="eastAsia" w:ascii="Times New Roman" w:hAnsi="Times New Roman" w:eastAsia="FangSong" w:cs="Times New Roman"/>
+              </w:rPr>
+              <w:t xml:space="preserve">锡同素异形体的晶体结构</w:t>
             </w:r>
           </w:p>
         </w:tc>
@@ -42591,45 +42475,9 @@
             </w:pPr>
             <w:r>
               <w:rPr>
-                <w:rFonts w:ascii="Times New Roman" w:hAnsi="Times New Roman" w:eastAsia="Times New Roman" w:cs="Times New Roman"/>
-              </w:rPr>
-              <w:t xml:space="preserve">2019 </w:t>
-            </w:r>
-            <w:r>
-              <w:rPr>
-                <w:rFonts w:hint="eastAsia" w:ascii="Times New Roman" w:hAnsi="Times New Roman" w:eastAsia="Times New Roman" w:cs="Times New Roman"/>
-              </w:rPr>
-              <w:t>BST4</w:t>
-            </w:r>
-            <w:r>
-              <w:rPr>
                 <w:rFonts w:hint="eastAsia" w:ascii="Times New Roman" w:hAnsi="Times New Roman" w:eastAsia="FangSong" w:cs="Times New Roman"/>
               </w:rPr>
-              <w:t>强化二</w:t>
-            </w:r>
-            <w:r>
-              <w:rPr>
-                <w:rFonts w:ascii="Times New Roman" w:hAnsi="Times New Roman" w:eastAsia="Times New Roman" w:cs="Times New Roman"/>
-              </w:rPr>
-              <w:t xml:space="preserve"> </w:t>
-            </w:r>
-            <w:r>
-              <w:rPr>
-                <w:rFonts w:hint="eastAsia" w:ascii="Times New Roman" w:hAnsi="Times New Roman" w:eastAsia="FangSong" w:cs="Times New Roman"/>
-              </w:rPr>
-              <w:t>第</w:t>
-            </w:r>
-            <w:r>
-              <w:rPr>
-                <w:rFonts w:hint="eastAsia" w:ascii="Times New Roman" w:hAnsi="Times New Roman" w:eastAsia="Times New Roman" w:cs="Times New Roman"/>
-              </w:rPr>
-              <w:t>4</w:t>
-            </w:r>
-            <w:r>
-              <w:rPr>
-                <w:rFonts w:hint="eastAsia" w:ascii="Times New Roman" w:hAnsi="Times New Roman" w:eastAsia="FangSong" w:cs="Times New Roman"/>
-              </w:rPr>
-              <w:t>题</w:t>
+              <w:t xml:space="preserve">北斗学友</w:t>
             </w:r>
           </w:p>
         </w:tc>
@@ -42659,7 +42507,7 @@
               <w:rPr>
                 <w:rFonts w:ascii="Times New Roman" w:hAnsi="Times New Roman" w:eastAsia="Times New Roman" w:cs="Times New Roman"/>
               </w:rPr>
-              <w:t xml:space="preserve">5</w:t>
+              <w:t xml:space="preserve">⭐⭐⭐⭐⭐</w:t>
             </w:r>
           </w:p>
         </w:tc>
@@ -42692,6 +42540,21 @@
                 <w:rFonts w:ascii="Times New Roman" w:hAnsi="Times New Roman" w:eastAsia="Times New Roman" w:cs="Times New Roman"/>
               </w:rPr>
               <w:t xml:space="preserve">10</w:t>
+            </w:r>
+          </w:p>
+        </w:tc>
+        <w:tc>
+          <w:tcPr/>
+          <w:p>
+            <w:pPr>
+              <w:pStyle w:val="Compact"/>
+              <w:jc w:val="center"/>
+            </w:pPr>
+            <w:r>
+              <w:rPr>
+                <w:rFonts w:hint="eastAsia" w:ascii="Times New Roman" w:hAnsi="Times New Roman" w:eastAsia="FangSong" w:cs="Times New Roman"/>
+              </w:rPr>
+              <w:t xml:space="preserve">碲化铋热电材料晶体学</w:t>
             </w:r>
           </w:p>
         </w:tc>
@@ -42755,45 +42618,9 @@
             </w:pPr>
             <w:r>
               <w:rPr>
-                <w:rFonts w:ascii="Times New Roman" w:hAnsi="Times New Roman" w:eastAsia="Times New Roman" w:cs="Times New Roman"/>
-              </w:rPr>
-              <w:t xml:space="preserve">2018 </w:t>
-            </w:r>
-            <w:r>
-              <w:rPr>
-                <w:rFonts w:hint="eastAsia" w:ascii="Times New Roman" w:hAnsi="Times New Roman" w:eastAsia="Times New Roman" w:cs="Times New Roman"/>
-              </w:rPr>
-              <w:t>BST6</w:t>
-            </w:r>
-            <w:r>
-              <w:rPr>
                 <w:rFonts w:hint="eastAsia" w:ascii="Times New Roman" w:hAnsi="Times New Roman" w:eastAsia="FangSong" w:cs="Times New Roman"/>
               </w:rPr>
-              <w:t>冲刺二</w:t>
-            </w:r>
-            <w:r>
-              <w:rPr>
-                <w:rFonts w:ascii="Times New Roman" w:hAnsi="Times New Roman" w:eastAsia="Times New Roman" w:cs="Times New Roman"/>
-              </w:rPr>
-              <w:t xml:space="preserve"> </w:t>
-            </w:r>
-            <w:r>
-              <w:rPr>
-                <w:rFonts w:hint="eastAsia" w:ascii="Times New Roman" w:hAnsi="Times New Roman" w:eastAsia="FangSong" w:cs="Times New Roman"/>
-              </w:rPr>
-              <w:t>第</w:t>
-            </w:r>
-            <w:r>
-              <w:rPr>
-                <w:rFonts w:hint="eastAsia" w:ascii="Times New Roman" w:hAnsi="Times New Roman" w:eastAsia="Times New Roman" w:cs="Times New Roman"/>
-              </w:rPr>
-              <w:t>5</w:t>
-            </w:r>
-            <w:r>
-              <w:rPr>
-                <w:rFonts w:hint="eastAsia" w:ascii="Times New Roman" w:hAnsi="Times New Roman" w:eastAsia="FangSong" w:cs="Times New Roman"/>
-              </w:rPr>
-              <w:t>题</w:t>
+              <w:t xml:space="preserve">北斗学友</w:t>
             </w:r>
           </w:p>
         </w:tc>
@@ -42823,7 +42650,7 @@
               <w:rPr>
                 <w:rFonts w:ascii="Times New Roman" w:hAnsi="Times New Roman" w:eastAsia="Times New Roman" w:cs="Times New Roman"/>
               </w:rPr>
-              <w:t xml:space="preserve">5</w:t>
+              <w:t xml:space="preserve">⭐⭐⭐⭐⭐</w:t>
             </w:r>
           </w:p>
         </w:tc>
@@ -42856,6 +42683,21 @@
                 <w:rFonts w:ascii="Times New Roman" w:hAnsi="Times New Roman" w:eastAsia="Times New Roman" w:cs="Times New Roman"/>
               </w:rPr>
               <w:t xml:space="preserve">11</w:t>
+            </w:r>
+          </w:p>
+        </w:tc>
+        <w:tc>
+          <w:tcPr/>
+          <w:p>
+            <w:pPr>
+              <w:pStyle w:val="Compact"/>
+              <w:jc w:val="center"/>
+            </w:pPr>
+            <w:r>
+              <w:rPr>
+                <w:rFonts w:hint="eastAsia" w:ascii="Times New Roman" w:hAnsi="Times New Roman" w:eastAsia="FangSong" w:cs="Times New Roman"/>
+              </w:rPr>
+              <w:t xml:space="preserve">钛酸钡钙钛矿晶胞</w:t>
             </w:r>
           </w:p>
         </w:tc>
@@ -42919,45 +42761,9 @@
             </w:pPr>
             <w:r>
               <w:rPr>
-                <w:rFonts w:ascii="Times New Roman" w:hAnsi="Times New Roman" w:eastAsia="Times New Roman" w:cs="Times New Roman"/>
-              </w:rPr>
-              <w:t xml:space="preserve">2017 </w:t>
-            </w:r>
-            <w:r>
-              <w:rPr>
-                <w:rFonts w:hint="eastAsia" w:ascii="Times New Roman" w:hAnsi="Times New Roman" w:eastAsia="Times New Roman" w:cs="Times New Roman"/>
-              </w:rPr>
-              <w:t>BST6</w:t>
-            </w:r>
-            <w:r>
-              <w:rPr>
                 <w:rFonts w:hint="eastAsia" w:ascii="Times New Roman" w:hAnsi="Times New Roman" w:eastAsia="FangSong" w:cs="Times New Roman"/>
               </w:rPr>
-              <w:t>冲刺一</w:t>
-            </w:r>
-            <w:r>
-              <w:rPr>
-                <w:rFonts w:ascii="Times New Roman" w:hAnsi="Times New Roman" w:eastAsia="Times New Roman" w:cs="Times New Roman"/>
-              </w:rPr>
-              <w:t xml:space="preserve"> </w:t>
-            </w:r>
-            <w:r>
-              <w:rPr>
-                <w:rFonts w:hint="eastAsia" w:ascii="Times New Roman" w:hAnsi="Times New Roman" w:eastAsia="FangSong" w:cs="Times New Roman"/>
-              </w:rPr>
-              <w:t>第</w:t>
-            </w:r>
-            <w:r>
-              <w:rPr>
-                <w:rFonts w:hint="eastAsia" w:ascii="Times New Roman" w:hAnsi="Times New Roman" w:eastAsia="Times New Roman" w:cs="Times New Roman"/>
-              </w:rPr>
-              <w:t>5</w:t>
-            </w:r>
-            <w:r>
-              <w:rPr>
-                <w:rFonts w:hint="eastAsia" w:ascii="Times New Roman" w:hAnsi="Times New Roman" w:eastAsia="FangSong" w:cs="Times New Roman"/>
-              </w:rPr>
-              <w:t>题</w:t>
+              <w:t xml:space="preserve">北斗学友</w:t>
             </w:r>
           </w:p>
         </w:tc>
@@ -42987,7 +42793,7 @@
               <w:rPr>
                 <w:rFonts w:ascii="Times New Roman" w:hAnsi="Times New Roman" w:eastAsia="Times New Roman" w:cs="Times New Roman"/>
               </w:rPr>
-              <w:t xml:space="preserve">4</w:t>
+              <w:t xml:space="preserve">⭐⭐⭐⭐</w:t>
             </w:r>
           </w:p>
         </w:tc>
@@ -43020,6 +42826,33 @@
                 <w:rFonts w:ascii="Times New Roman" w:hAnsi="Times New Roman" w:eastAsia="Times New Roman" w:cs="Times New Roman"/>
               </w:rPr>
               <w:t xml:space="preserve">12</w:t>
+            </w:r>
+          </w:p>
+        </w:tc>
+        <w:tc>
+          <w:tcPr/>
+          <w:p>
+            <w:pPr>
+              <w:pStyle w:val="Compact"/>
+              <w:jc w:val="center"/>
+            </w:pPr>
+            <w:r>
+              <w:rPr>
+                <w:rFonts w:hint="eastAsia" w:ascii="Times New Roman" w:hAnsi="Times New Roman" w:eastAsia="FangSong" w:cs="Times New Roman"/>
+              </w:rPr>
+              <w:t>尖晶石</w:t>
+            </w:r>
+            <w:r>
+              <w:rPr>
+                <w:rFonts w:hint="eastAsia" w:ascii="Times New Roman" w:hAnsi="Times New Roman" w:eastAsia="Times New Roman" w:cs="Times New Roman"/>
+              </w:rPr>
+              <w:t>MgAl2O4</w:t>
+            </w:r>
+            <w:r>
+              <w:rPr>
+                <w:rFonts w:hint="eastAsia" w:ascii="Times New Roman" w:hAnsi="Times New Roman" w:eastAsia="FangSong" w:cs="Times New Roman"/>
+              </w:rPr>
+              <w:t>结构</w:t>
             </w:r>
           </w:p>
         </w:tc>
@@ -43095,45 +42928,9 @@
             </w:pPr>
             <w:r>
               <w:rPr>
-                <w:rFonts w:ascii="Times New Roman" w:hAnsi="Times New Roman" w:eastAsia="Times New Roman" w:cs="Times New Roman"/>
-              </w:rPr>
-              <w:t xml:space="preserve">2016 </w:t>
-            </w:r>
-            <w:r>
-              <w:rPr>
-                <w:rFonts w:hint="eastAsia" w:ascii="Times New Roman" w:hAnsi="Times New Roman" w:eastAsia="Times New Roman" w:cs="Times New Roman"/>
-              </w:rPr>
-              <w:t>BST6</w:t>
-            </w:r>
-            <w:r>
-              <w:rPr>
                 <w:rFonts w:hint="eastAsia" w:ascii="Times New Roman" w:hAnsi="Times New Roman" w:eastAsia="FangSong" w:cs="Times New Roman"/>
               </w:rPr>
-              <w:t>冲刺一</w:t>
-            </w:r>
-            <w:r>
-              <w:rPr>
-                <w:rFonts w:ascii="Times New Roman" w:hAnsi="Times New Roman" w:eastAsia="Times New Roman" w:cs="Times New Roman"/>
-              </w:rPr>
-              <w:t xml:space="preserve"> </w:t>
-            </w:r>
-            <w:r>
-              <w:rPr>
-                <w:rFonts w:hint="eastAsia" w:ascii="Times New Roman" w:hAnsi="Times New Roman" w:eastAsia="FangSong" w:cs="Times New Roman"/>
-              </w:rPr>
-              <w:t>第</w:t>
-            </w:r>
-            <w:r>
-              <w:rPr>
-                <w:rFonts w:hint="eastAsia" w:ascii="Times New Roman" w:hAnsi="Times New Roman" w:eastAsia="Times New Roman" w:cs="Times New Roman"/>
-              </w:rPr>
-              <w:t>7</w:t>
-            </w:r>
-            <w:r>
-              <w:rPr>
-                <w:rFonts w:hint="eastAsia" w:ascii="Times New Roman" w:hAnsi="Times New Roman" w:eastAsia="FangSong" w:cs="Times New Roman"/>
-              </w:rPr>
-              <w:t>题</w:t>
+              <w:t xml:space="preserve">北斗学友</w:t>
             </w:r>
           </w:p>
         </w:tc>
@@ -43163,7 +42960,7 @@
               <w:rPr>
                 <w:rFonts w:ascii="Times New Roman" w:hAnsi="Times New Roman" w:eastAsia="Times New Roman" w:cs="Times New Roman"/>
               </w:rPr>
-              <w:t xml:space="preserve">4</w:t>
+              <w:t xml:space="preserve">⭐⭐⭐⭐</w:t>
             </w:r>
           </w:p>
         </w:tc>
@@ -43196,6 +42993,21 @@
                 <w:rFonts w:ascii="Times New Roman" w:hAnsi="Times New Roman" w:eastAsia="Times New Roman" w:cs="Times New Roman"/>
               </w:rPr>
               <w:t xml:space="preserve">13</w:t>
+            </w:r>
+          </w:p>
+        </w:tc>
+        <w:tc>
+          <w:tcPr/>
+          <w:p>
+            <w:pPr>
+              <w:pStyle w:val="Compact"/>
+              <w:jc w:val="center"/>
+            </w:pPr>
+            <w:r>
+              <w:rPr>
+                <w:rFonts w:hint="eastAsia" w:ascii="Times New Roman" w:hAnsi="Times New Roman" w:eastAsia="FangSong" w:cs="Times New Roman"/>
+              </w:rPr>
+              <w:t xml:space="preserve">二氧化氮二聚平衡</w:t>
             </w:r>
           </w:p>
         </w:tc>
@@ -43259,45 +43071,9 @@
             </w:pPr>
             <w:r>
               <w:rPr>
-                <w:rFonts w:ascii="Times New Roman" w:hAnsi="Times New Roman" w:eastAsia="Times New Roman" w:cs="Times New Roman"/>
-              </w:rPr>
-              <w:t xml:space="preserve">2019 </w:t>
-            </w:r>
-            <w:r>
-              <w:rPr>
-                <w:rFonts w:hint="eastAsia" w:ascii="Times New Roman" w:hAnsi="Times New Roman" w:eastAsia="Times New Roman" w:cs="Times New Roman"/>
-              </w:rPr>
-              <w:t>BST4</w:t>
-            </w:r>
-            <w:r>
-              <w:rPr>
                 <w:rFonts w:hint="eastAsia" w:ascii="Times New Roman" w:hAnsi="Times New Roman" w:eastAsia="FangSong" w:cs="Times New Roman"/>
               </w:rPr>
-              <w:t>强化一</w:t>
-            </w:r>
-            <w:r>
-              <w:rPr>
-                <w:rFonts w:ascii="Times New Roman" w:hAnsi="Times New Roman" w:eastAsia="Times New Roman" w:cs="Times New Roman"/>
-              </w:rPr>
-              <w:t xml:space="preserve"> </w:t>
-            </w:r>
-            <w:r>
-              <w:rPr>
-                <w:rFonts w:hint="eastAsia" w:ascii="Times New Roman" w:hAnsi="Times New Roman" w:eastAsia="FangSong" w:cs="Times New Roman"/>
-              </w:rPr>
-              <w:t>第</w:t>
-            </w:r>
-            <w:r>
-              <w:rPr>
-                <w:rFonts w:hint="eastAsia" w:ascii="Times New Roman" w:hAnsi="Times New Roman" w:eastAsia="Times New Roman" w:cs="Times New Roman"/>
-              </w:rPr>
-              <w:t>5</w:t>
-            </w:r>
-            <w:r>
-              <w:rPr>
-                <w:rFonts w:hint="eastAsia" w:ascii="Times New Roman" w:hAnsi="Times New Roman" w:eastAsia="FangSong" w:cs="Times New Roman"/>
-              </w:rPr>
-              <w:t>题</w:t>
+              <w:t xml:space="preserve">北斗学友</w:t>
             </w:r>
           </w:p>
         </w:tc>
@@ -43327,7 +43103,7 @@
               <w:rPr>
                 <w:rFonts w:ascii="Times New Roman" w:hAnsi="Times New Roman" w:eastAsia="Times New Roman" w:cs="Times New Roman"/>
               </w:rPr>
-              <w:t xml:space="preserve">4</w:t>
+              <w:t xml:space="preserve">⭐⭐⭐⭐</w:t>
             </w:r>
           </w:p>
         </w:tc>
@@ -43360,6 +43136,21 @@
                 <w:rFonts w:ascii="Times New Roman" w:hAnsi="Times New Roman" w:eastAsia="Times New Roman" w:cs="Times New Roman"/>
               </w:rPr>
               <w:t xml:space="preserve">14</w:t>
+            </w:r>
+          </w:p>
+        </w:tc>
+        <w:tc>
+          <w:tcPr/>
+          <w:p>
+            <w:pPr>
+              <w:pStyle w:val="Compact"/>
+              <w:jc w:val="center"/>
+            </w:pPr>
+            <w:r>
+              <w:rPr>
+                <w:rFonts w:hint="eastAsia" w:ascii="Times New Roman" w:hAnsi="Times New Roman" w:eastAsia="FangSong" w:cs="Times New Roman"/>
+              </w:rPr>
+              <w:t xml:space="preserve">弹式量热计测生成焓</w:t>
             </w:r>
           </w:p>
         </w:tc>
@@ -43423,45 +43214,9 @@
             </w:pPr>
             <w:r>
               <w:rPr>
-                <w:rFonts w:ascii="Times New Roman" w:hAnsi="Times New Roman" w:eastAsia="Times New Roman" w:cs="Times New Roman"/>
-              </w:rPr>
-              <w:t xml:space="preserve">2018 </w:t>
-            </w:r>
-            <w:r>
-              <w:rPr>
-                <w:rFonts w:hint="eastAsia" w:ascii="Times New Roman" w:hAnsi="Times New Roman" w:eastAsia="Times New Roman" w:cs="Times New Roman"/>
-              </w:rPr>
-              <w:t>BST7</w:t>
-            </w:r>
-            <w:r>
-              <w:rPr>
                 <w:rFonts w:hint="eastAsia" w:ascii="Times New Roman" w:hAnsi="Times New Roman" w:eastAsia="FangSong" w:cs="Times New Roman"/>
               </w:rPr>
-              <w:t>押题一</w:t>
-            </w:r>
-            <w:r>
-              <w:rPr>
-                <w:rFonts w:ascii="Times New Roman" w:hAnsi="Times New Roman" w:eastAsia="Times New Roman" w:cs="Times New Roman"/>
-              </w:rPr>
-              <w:t xml:space="preserve"> </w:t>
-            </w:r>
-            <w:r>
-              <w:rPr>
-                <w:rFonts w:hint="eastAsia" w:ascii="Times New Roman" w:hAnsi="Times New Roman" w:eastAsia="FangSong" w:cs="Times New Roman"/>
-              </w:rPr>
-              <w:t>第</w:t>
-            </w:r>
-            <w:r>
-              <w:rPr>
-                <w:rFonts w:hint="eastAsia" w:ascii="Times New Roman" w:hAnsi="Times New Roman" w:eastAsia="Times New Roman" w:cs="Times New Roman"/>
-              </w:rPr>
-              <w:t>4</w:t>
-            </w:r>
-            <w:r>
-              <w:rPr>
-                <w:rFonts w:hint="eastAsia" w:ascii="Times New Roman" w:hAnsi="Times New Roman" w:eastAsia="FangSong" w:cs="Times New Roman"/>
-              </w:rPr>
-              <w:t>题</w:t>
+              <w:t xml:space="preserve">北斗学友</w:t>
             </w:r>
           </w:p>
         </w:tc>
@@ -43491,7 +43246,7 @@
               <w:rPr>
                 <w:rFonts w:ascii="Times New Roman" w:hAnsi="Times New Roman" w:eastAsia="Times New Roman" w:cs="Times New Roman"/>
               </w:rPr>
-              <w:t xml:space="preserve">4</w:t>
+              <w:t xml:space="preserve">⭐⭐⭐⭐</w:t>
             </w:r>
           </w:p>
         </w:tc>
@@ -43524,6 +43279,27 @@
                 <w:rFonts w:ascii="Times New Roman" w:hAnsi="Times New Roman" w:eastAsia="Times New Roman" w:cs="Times New Roman"/>
               </w:rPr>
               <w:t xml:space="preserve">15</w:t>
+            </w:r>
+          </w:p>
+        </w:tc>
+        <w:tc>
+          <w:tcPr/>
+          <w:p>
+            <w:pPr>
+              <w:pStyle w:val="Compact"/>
+              <w:jc w:val="center"/>
+            </w:pPr>
+            <w:r>
+              <w:rPr>
+                <w:rFonts w:hint="eastAsia" w:ascii="Times New Roman" w:hAnsi="Times New Roman" w:eastAsia="Times New Roman" w:cs="Times New Roman"/>
+              </w:rPr>
+              <w:t>BZ</w:t>
+            </w:r>
+            <w:r>
+              <w:rPr>
+                <w:rFonts w:hint="eastAsia" w:ascii="Times New Roman" w:hAnsi="Times New Roman" w:eastAsia="FangSong" w:cs="Times New Roman"/>
+              </w:rPr>
+              <w:t>振荡反应与活化能</w:t>
             </w:r>
           </w:p>
         </w:tc>
@@ -43587,45 +43363,9 @@
             </w:pPr>
             <w:r>
               <w:rPr>
-                <w:rFonts w:ascii="Times New Roman" w:hAnsi="Times New Roman" w:eastAsia="Times New Roman" w:cs="Times New Roman"/>
-              </w:rPr>
-              <w:t xml:space="preserve">2016 </w:t>
-            </w:r>
-            <w:r>
-              <w:rPr>
-                <w:rFonts w:hint="eastAsia" w:ascii="Times New Roman" w:hAnsi="Times New Roman" w:eastAsia="Times New Roman" w:cs="Times New Roman"/>
-              </w:rPr>
-              <w:t>BST7</w:t>
-            </w:r>
-            <w:r>
-              <w:rPr>
                 <w:rFonts w:hint="eastAsia" w:ascii="Times New Roman" w:hAnsi="Times New Roman" w:eastAsia="FangSong" w:cs="Times New Roman"/>
               </w:rPr>
-              <w:t>押题二</w:t>
-            </w:r>
-            <w:r>
-              <w:rPr>
-                <w:rFonts w:ascii="Times New Roman" w:hAnsi="Times New Roman" w:eastAsia="Times New Roman" w:cs="Times New Roman"/>
-              </w:rPr>
-              <w:t xml:space="preserve"> </w:t>
-            </w:r>
-            <w:r>
-              <w:rPr>
-                <w:rFonts w:hint="eastAsia" w:ascii="Times New Roman" w:hAnsi="Times New Roman" w:eastAsia="FangSong" w:cs="Times New Roman"/>
-              </w:rPr>
-              <w:t>第</w:t>
-            </w:r>
-            <w:r>
-              <w:rPr>
-                <w:rFonts w:hint="eastAsia" w:ascii="Times New Roman" w:hAnsi="Times New Roman" w:eastAsia="Times New Roman" w:cs="Times New Roman"/>
-              </w:rPr>
-              <w:t>3</w:t>
-            </w:r>
-            <w:r>
-              <w:rPr>
-                <w:rFonts w:hint="eastAsia" w:ascii="Times New Roman" w:hAnsi="Times New Roman" w:eastAsia="FangSong" w:cs="Times New Roman"/>
-              </w:rPr>
-              <w:t>题</w:t>
+              <w:t xml:space="preserve">北斗学友</w:t>
             </w:r>
           </w:p>
         </w:tc>
@@ -43655,7 +43395,7 @@
               <w:rPr>
                 <w:rFonts w:ascii="Times New Roman" w:hAnsi="Times New Roman" w:eastAsia="Times New Roman" w:cs="Times New Roman"/>
               </w:rPr>
-              <w:t xml:space="preserve">4</w:t>
+              <w:t xml:space="preserve">⭐⭐⭐⭐</w:t>
             </w:r>
           </w:p>
         </w:tc>
@@ -43688,6 +43428,21 @@
                 <w:rFonts w:ascii="Times New Roman" w:hAnsi="Times New Roman" w:eastAsia="Times New Roman" w:cs="Times New Roman"/>
               </w:rPr>
               <w:t xml:space="preserve">16</w:t>
+            </w:r>
+          </w:p>
+        </w:tc>
+        <w:tc>
+          <w:tcPr/>
+          <w:p>
+            <w:pPr>
+              <w:pStyle w:val="Compact"/>
+              <w:jc w:val="center"/>
+            </w:pPr>
+            <w:r>
+              <w:rPr>
+                <w:rFonts w:hint="eastAsia" w:ascii="Times New Roman" w:hAnsi="Times New Roman" w:eastAsia="FangSong" w:cs="Times New Roman"/>
+              </w:rPr>
+              <w:t xml:space="preserve">链式反应速率方程推导</w:t>
             </w:r>
           </w:p>
         </w:tc>
@@ -43751,45 +43506,9 @@
             </w:pPr>
             <w:r>
               <w:rPr>
-                <w:rFonts w:ascii="Times New Roman" w:hAnsi="Times New Roman" w:eastAsia="Times New Roman" w:cs="Times New Roman"/>
-              </w:rPr>
-              <w:t xml:space="preserve">2015 </w:t>
-            </w:r>
-            <w:r>
-              <w:rPr>
-                <w:rFonts w:hint="eastAsia" w:ascii="Times New Roman" w:hAnsi="Times New Roman" w:eastAsia="Times New Roman" w:cs="Times New Roman"/>
-              </w:rPr>
-              <w:t>BST7</w:t>
-            </w:r>
-            <w:r>
-              <w:rPr>
                 <w:rFonts w:hint="eastAsia" w:ascii="Times New Roman" w:hAnsi="Times New Roman" w:eastAsia="FangSong" w:cs="Times New Roman"/>
               </w:rPr>
-              <w:t>押题二</w:t>
-            </w:r>
-            <w:r>
-              <w:rPr>
-                <w:rFonts w:ascii="Times New Roman" w:hAnsi="Times New Roman" w:eastAsia="Times New Roman" w:cs="Times New Roman"/>
-              </w:rPr>
-              <w:t xml:space="preserve"> </w:t>
-            </w:r>
-            <w:r>
-              <w:rPr>
-                <w:rFonts w:hint="eastAsia" w:ascii="Times New Roman" w:hAnsi="Times New Roman" w:eastAsia="FangSong" w:cs="Times New Roman"/>
-              </w:rPr>
-              <w:t>第</w:t>
-            </w:r>
-            <w:r>
-              <w:rPr>
-                <w:rFonts w:hint="eastAsia" w:ascii="Times New Roman" w:hAnsi="Times New Roman" w:eastAsia="Times New Roman" w:cs="Times New Roman"/>
-              </w:rPr>
-              <w:t>6</w:t>
-            </w:r>
-            <w:r>
-              <w:rPr>
-                <w:rFonts w:hint="eastAsia" w:ascii="Times New Roman" w:hAnsi="Times New Roman" w:eastAsia="FangSong" w:cs="Times New Roman"/>
-              </w:rPr>
-              <w:t>题</w:t>
+              <w:t xml:space="preserve">北斗学友</w:t>
             </w:r>
           </w:p>
         </w:tc>
@@ -43819,7 +43538,7 @@
               <w:rPr>
                 <w:rFonts w:ascii="Times New Roman" w:hAnsi="Times New Roman" w:eastAsia="Times New Roman" w:cs="Times New Roman"/>
               </w:rPr>
-              <w:t xml:space="preserve">5</w:t>
+              <w:t xml:space="preserve">⭐⭐⭐⭐⭐</w:t>
             </w:r>
           </w:p>
         </w:tc>

--- a/00-首页/题组Word/初赛模拟卷/初赛模拟卷I（非有机·答案版）.docx
+++ b/00-首页/题组Word/初赛模拟卷/初赛模拟卷I（非有机·答案版）.docx
@@ -41025,7 +41025,7 @@
     <w:tbl>
       <w:tblPr>
         <w:tblStyle w:val="Table"/>
-        <w:tblW w:type="pct" w:w="5000"/>
+        <w:tblW w:type="dxa" w:w="9411"/>
         <w:tblLayout w:type="fixed"/>
         <w:tblLook w:firstRow="1" w:lastRow="0" w:firstColumn="0" w:lastColumn="0" w:noHBand="0" w:noVBand="0" w:val="0020"/>
         <w:jc w:val="center"/>
@@ -41039,13 +41039,13 @@
         </w:tblBorders>
       </w:tblPr>
       <w:tblGrid>
-        <w:gridCol w:w="1277"/>
-        <w:gridCol w:w="766"/>
-        <w:gridCol w:w="766"/>
-        <w:gridCol w:w="1277"/>
-        <w:gridCol w:w="1277"/>
-        <w:gridCol w:w="1277"/>
-        <w:gridCol w:w="1277"/>
+        <w:gridCol w:w="737"/>
+        <w:gridCol w:w="2226"/>
+        <w:gridCol w:w="3061"/>
+        <w:gridCol w:w="778"/>
+        <w:gridCol w:w="963"/>
+        <w:gridCol w:w="992"/>
+        <w:gridCol w:w="651"/>
       </w:tblGrid>
       <w:tr>
         <w:trPr>
